--- a/05_Funcional/SPEC_1_Ciclo_y_Luces.docx
+++ b/05_Funcional/SPEC_1_Ciclo_y_Luces.docx
@@ -5133,7 +5133,368 @@
           <w:b w:val="0"/>
           <w:sz w:val="21"/>
         </w:rPr>
-        <w:t>.</w:t>
+        <w:t>. **Solo corre</w:t>
+      </w:r>
+    </w:p>
+    <w:p>
+      <w:pPr>
+        <w:spacing w:after="120"/>
+      </w:pPr>
+      <w:r>
+        <w:rPr>
+          <w:b w:val="0"/>
+          <w:sz w:val="21"/>
+        </w:rPr>
+        <w:t>fuera de servicio</w:t>
+      </w:r>
+      <w:r>
+        <w:rPr>
+          <w:b/>
+          <w:sz w:val="21"/>
+        </w:rPr>
+        <w:t xml:space="preserve"> (`N-82.bis`): modo `MENU`, `HORA` o `ALCANCE`, luz en `S_ROJO` </w:t>
+      </w:r>
+      <w:r>
+        <w:rPr>
+          <w:b w:val="0"/>
+          <w:sz w:val="21"/>
+        </w:rPr>
+        <w:t>y el rojo del Esclavo</w:t>
+      </w:r>
+    </w:p>
+    <w:p>
+      <w:pPr>
+        <w:spacing w:after="120"/>
+      </w:pPr>
+      <w:r>
+        <w:rPr>
+          <w:b w:val="0"/>
+          <w:sz w:val="21"/>
+        </w:rPr>
+        <w:t xml:space="preserve">confirmado** —su </w:t>
+      </w:r>
+      <w:r>
+        <w:rPr>
+          <w:rFonts w:ascii="Consolas" w:hAnsi="Consolas"/>
+          <w:sz w:val="21"/>
+        </w:rPr>
+        <w:t>ACK_RED</w:t>
+      </w:r>
+      <w:r>
+        <w:rPr>
+          <w:b w:val="0"/>
+          <w:sz w:val="21"/>
+        </w:rPr>
+        <w:t xml:space="preserve"> a la orden de rojo de esa entrada al menú (</w:t>
+      </w:r>
+      <w:r>
+        <w:rPr>
+          <w:rFonts w:ascii="Consolas" w:hAnsi="Consolas"/>
+          <w:sz w:val="21"/>
+        </w:rPr>
+        <w:t>coordinador_rojoEsclavoConfirmado()</w:t>
+      </w:r>
+      <w:r>
+        <w:rPr>
+          <w:b w:val="0"/>
+          <w:sz w:val="21"/>
+        </w:rPr>
+        <w:t>)—; en</w:t>
+      </w:r>
+    </w:p>
+    <w:p>
+      <w:pPr>
+        <w:spacing w:after="120"/>
+      </w:pPr>
+      <w:r>
+        <w:rPr>
+          <w:b w:val="0"/>
+          <w:sz w:val="21"/>
+        </w:rPr>
+        <w:t xml:space="preserve">cualquier otro caso </w:t>
+      </w:r>
+      <w:r>
+        <w:rPr>
+          <w:rFonts w:ascii="Consolas" w:hAnsi="Consolas"/>
+          <w:sz w:val="21"/>
+        </w:rPr>
+        <w:t>TEST_LEDS</w:t>
+      </w:r>
+      <w:r>
+        <w:rPr>
+          <w:b w:val="0"/>
+          <w:sz w:val="21"/>
+        </w:rPr>
+        <w:t xml:space="preserve"> se rechaza con </w:t>
+      </w:r>
+      <w:r>
+        <w:rPr>
+          <w:rFonts w:ascii="Consolas" w:hAnsi="Consolas"/>
+          <w:sz w:val="21"/>
+        </w:rPr>
+        <w:t>$ERR</w:t>
+      </w:r>
+      <w:r>
+        <w:rPr>
+          <w:b w:val="0"/>
+          <w:sz w:val="21"/>
+        </w:rPr>
+        <w:t xml:space="preserve"> (</w:t>
+      </w:r>
+      <w:r>
+        <w:rPr>
+          <w:rFonts w:ascii="Consolas" w:hAnsi="Consolas"/>
+          <w:sz w:val="21"/>
+        </w:rPr>
+        <w:t>ESPERANDO_ROJO_DEL_ESCLAVO</w:t>
+      </w:r>
+      <w:r>
+        <w:rPr>
+          <w:b w:val="0"/>
+          <w:sz w:val="21"/>
+        </w:rPr>
+        <w:t xml:space="preserve"> mientras no llega el acuse),</w:t>
+      </w:r>
+    </w:p>
+    <w:p>
+      <w:pPr>
+        <w:spacing w:after="120"/>
+      </w:pPr>
+      <w:r>
+        <w:rPr>
+          <w:b w:val="0"/>
+          <w:sz w:val="21"/>
+        </w:rPr>
+        <w:t>porque el enclavamiento no conoce el otro poste y ese verde saldría contra el paso del otro sentido. La condición se</w:t>
+      </w:r>
+    </w:p>
+    <w:p>
+      <w:pPr>
+        <w:spacing w:after="120"/>
+      </w:pPr>
+      <w:r>
+        <w:rPr>
+          <w:b w:val="0"/>
+          <w:sz w:val="21"/>
+        </w:rPr>
+        <w:t xml:space="preserve">pregunta en cada vuelta: si el equipo sale de fuera de servicio, el coordinador deja </w:t>
+      </w:r>
+      <w:r>
+        <w:rPr>
+          <w:rFonts w:ascii="Consolas" w:hAnsi="Consolas"/>
+          <w:sz w:val="21"/>
+        </w:rPr>
+        <w:t>C_MENU_IDLE</w:t>
+      </w:r>
+      <w:r>
+        <w:rPr>
+          <w:b w:val="0"/>
+          <w:sz w:val="21"/>
+        </w:rPr>
+        <w:t xml:space="preserve"> o se pierde el</w:t>
+      </w:r>
+    </w:p>
+    <w:p>
+      <w:pPr>
+        <w:spacing w:after="120"/>
+      </w:pPr>
+      <w:r>
+        <w:rPr>
+          <w:b w:val="0"/>
+          <w:sz w:val="21"/>
+        </w:rPr>
+        <w:t>enlace (</w:t>
+      </w:r>
+      <w:r>
+        <w:rPr>
+          <w:rFonts w:ascii="Consolas" w:hAnsi="Consolas"/>
+          <w:sz w:val="21"/>
+        </w:rPr>
+        <w:t>S_FALLO</w:t>
+      </w:r>
+      <w:r>
+        <w:rPr>
+          <w:b w:val="0"/>
+          <w:sz w:val="21"/>
+        </w:rPr>
+        <w:t>), el test se corta en la vuelta siguiente; al acabar o cortarse, la lámpara vuelve a la luz de su</w:t>
+      </w:r>
+    </w:p>
+    <w:p>
+      <w:pPr>
+        <w:spacing w:after="120"/>
+      </w:pPr>
+      <w:r>
+        <w:rPr>
+          <w:rFonts w:ascii="Consolas" w:hAnsi="Consolas"/>
+          <w:sz w:val="21"/>
+        </w:rPr>
+        <w:t>estado</w:t>
+      </w:r>
+      <w:r>
+        <w:rPr>
+          <w:b w:val="0"/>
+          <w:sz w:val="21"/>
+        </w:rPr>
+        <w:t xml:space="preserve"> por su propio setter —no a un rojo fijo—, así que luz, </w:t>
+      </w:r>
+      <w:r>
+        <w:rPr>
+          <w:rFonts w:ascii="Consolas" w:hAnsi="Consolas"/>
+          <w:sz w:val="21"/>
+        </w:rPr>
+        <w:t>ESTADO:</w:t>
+      </w:r>
+      <w:r>
+        <w:rPr>
+          <w:b w:val="0"/>
+          <w:sz w:val="21"/>
+        </w:rPr>
+        <w:t xml:space="preserve"> y </w:t>
+      </w:r>
+      <w:r>
+        <w:rPr>
+          <w:rFonts w:ascii="Consolas" w:hAnsi="Consolas"/>
+          <w:sz w:val="21"/>
+        </w:rPr>
+        <w:t>PLUMA:</w:t>
+      </w:r>
+      <w:r>
+        <w:rPr>
+          <w:b w:val="0"/>
+          <w:sz w:val="21"/>
+        </w:rPr>
+        <w:t xml:space="preserve"> dicen lo mismo. Mientras el test</w:t>
+      </w:r>
+    </w:p>
+    <w:p>
+      <w:pPr>
+        <w:spacing w:after="120"/>
+      </w:pPr>
+      <w:r>
+        <w:rPr>
+          <w:b w:val="0"/>
+          <w:sz w:val="21"/>
+        </w:rPr>
+        <w:t xml:space="preserve">corre, </w:t>
+      </w:r>
+      <w:r>
+        <w:rPr>
+          <w:rFonts w:ascii="Consolas" w:hAnsi="Consolas"/>
+          <w:sz w:val="21"/>
+        </w:rPr>
+        <w:t>C_MENU_IDLE</w:t>
+      </w:r>
+      <w:r>
+        <w:rPr>
+          <w:b w:val="0"/>
+          <w:sz w:val="21"/>
+        </w:rPr>
+        <w:t xml:space="preserve"> no vuelve a forzar el rojo; en la vuelta siguiente a su final, sí. Medido el 28/09 en el arnés</w:t>
+      </w:r>
+    </w:p>
+    <w:p>
+      <w:pPr>
+        <w:spacing w:after="120"/>
+      </w:pPr>
+      <w:r>
+        <w:rPr>
+          <w:b w:val="0"/>
+          <w:sz w:val="21"/>
+        </w:rPr>
+        <w:t xml:space="preserve">del automático: en </w:t>
+      </w:r>
+      <w:r>
+        <w:rPr>
+          <w:rFonts w:ascii="Consolas" w:hAnsi="Consolas"/>
+          <w:sz w:val="21"/>
+        </w:rPr>
+        <w:t>MENU</w:t>
+      </w:r>
+      <w:r>
+        <w:rPr>
+          <w:b w:val="0"/>
+          <w:sz w:val="21"/>
+        </w:rPr>
+        <w:t xml:space="preserve"> con el acuse, las tres fases a 2 s cada una y el final en rojo; en </w:t>
+      </w:r>
+      <w:r>
+        <w:rPr>
+          <w:rFonts w:ascii="Consolas" w:hAnsi="Consolas"/>
+          <w:sz w:val="21"/>
+        </w:rPr>
+        <w:t>AUTO</w:t>
+      </w:r>
+      <w:r>
+        <w:rPr>
+          <w:b w:val="0"/>
+          <w:sz w:val="21"/>
+        </w:rPr>
+        <w:t>, cero muestras</w:t>
+      </w:r>
+    </w:p>
+    <w:p>
+      <w:pPr>
+        <w:spacing w:after="120"/>
+      </w:pPr>
+      <w:r>
+        <w:rPr>
+          <w:b w:val="0"/>
+          <w:sz w:val="21"/>
+        </w:rPr>
+        <w:t xml:space="preserve">de verde del Maestro con el Esclavo en verde. ⚠️ </w:t>
+      </w:r>
+      <w:r>
+        <w:rPr>
+          <w:b/>
+          <w:sz w:val="21"/>
+        </w:rPr>
+        <w:t>Residual, no construido:</w:t>
+      </w:r>
+      <w:r>
+        <w:rPr>
+          <w:b w:val="0"/>
+          <w:sz w:val="21"/>
+        </w:rPr>
+        <w:t xml:space="preserve"> si alguien pulsa el ámbar de</w:t>
+      </w:r>
+    </w:p>
+    <w:p>
+      <w:pPr>
+        <w:spacing w:after="120"/>
+      </w:pPr>
+      <w:r>
+        <w:rPr>
+          <w:b w:val="0"/>
+          <w:sz w:val="21"/>
+        </w:rPr>
+        <w:t xml:space="preserve">emergencia del Esclavo durante el test, el Maestro solo lo corta cuando lo sabe por radio y pasa a </w:t>
+      </w:r>
+      <w:r>
+        <w:rPr>
+          <w:rFonts w:ascii="Consolas" w:hAnsi="Consolas"/>
+          <w:sz w:val="21"/>
+        </w:rPr>
+        <w:t>MODO_AMBAR</w:t>
+      </w:r>
+      <w:r>
+        <w:rPr>
+          <w:b w:val="0"/>
+          <w:sz w:val="21"/>
+        </w:rPr>
+        <w:t>;</w:t>
+      </w:r>
+    </w:p>
+    <w:p>
+      <w:pPr>
+        <w:spacing w:after="120"/>
+      </w:pPr>
+      <w:r>
+        <w:rPr>
+          <w:b w:val="0"/>
+          <w:sz w:val="21"/>
+        </w:rPr>
+        <w:t>en esa ventana la fase verde del Maestro puede coincidir con el ámbar intermitente del Esclavo.</w:t>
       </w:r>
     </w:p>
     <w:p>

--- a/05_Funcional/SPEC_1_Ciclo_y_Luces.docx
+++ b/05_Funcional/SPEC_1_Ciclo_y_Luces.docx
@@ -1383,7 +1383,35 @@
                 <w:b w:val="0"/>
                 <w:sz w:val="19"/>
               </w:rPr>
-              <w:t>Rojo · ámbar de transición · todo-rojo de despeje · ~~destellos y ámbar rápido del mando~~ *(salieron con el mando, 14/09)*</w:t>
+              <w:t xml:space="preserve">Rojo · todo-rojo de despeje · ~~ámbar de transición~~ *(salió con </w:t>
+            </w:r>
+            <w:r>
+              <w:rPr>
+                <w:rFonts w:ascii="Consolas" w:hAnsi="Consolas"/>
+                <w:sz w:val="19"/>
+              </w:rPr>
+              <w:t>D-45</w:t>
+            </w:r>
+            <w:r>
+              <w:rPr>
+                <w:b w:val="0"/>
+                <w:sz w:val="19"/>
+              </w:rPr>
+              <w:t xml:space="preserve">, </w:t>
+            </w:r>
+            <w:r>
+              <w:rPr>
+                <w:rFonts w:ascii="Consolas" w:hAnsi="Consolas"/>
+                <w:sz w:val="19"/>
+              </w:rPr>
+              <w:t>cda33df</w:t>
+            </w:r>
+            <w:r>
+              <w:rPr>
+                <w:b w:val="0"/>
+                <w:sz w:val="19"/>
+              </w:rPr>
+              <w:t>)* · ~~destellos y ámbar rápido del mando~~ *(salieron con el mando, 14/09)*</w:t>
             </w:r>
           </w:p>
         </w:tc>
@@ -1444,10 +1472,112 @@
             <w:r/>
             <w:r>
               <w:rPr>
+                <w:b/>
+                <w:sz w:val="19"/>
+              </w:rPr>
+              <w:t>Amarillo de cierre</w:t>
+            </w:r>
+            <w:r>
+              <w:rPr>
                 <w:b w:val="0"/>
                 <w:sz w:val="19"/>
               </w:rPr>
-              <w:t>Verde de test de lámparas</w:t>
+              <w:t xml:space="preserve"> (</w:t>
+            </w:r>
+            <w:r>
+              <w:rPr>
+                <w:rFonts w:ascii="Consolas" w:hAnsi="Consolas"/>
+                <w:sz w:val="19"/>
+              </w:rPr>
+              <w:t>D-45</w:t>
+            </w:r>
+            <w:r>
+              <w:rPr>
+                <w:b w:val="0"/>
+                <w:sz w:val="19"/>
+              </w:rPr>
+              <w:t xml:space="preserve">, §3.2; construido en </w:t>
+            </w:r>
+            <w:r>
+              <w:rPr>
+                <w:rFonts w:ascii="Consolas" w:hAnsi="Consolas"/>
+                <w:sz w:val="19"/>
+              </w:rPr>
+              <w:t>cda33df</w:t>
+            </w:r>
+            <w:r>
+              <w:rPr>
+                <w:b w:val="0"/>
+                <w:sz w:val="19"/>
+              </w:rPr>
+              <w:t>, sin banco)</w:t>
+            </w:r>
+          </w:p>
+        </w:tc>
+        <w:tc>
+          <w:tcPr>
+            <w:tcW w:type="dxa" w:w="4680"/>
+          </w:tcPr>
+          <w:p>
+            <w:r/>
+            <w:r>
+              <w:rPr>
+                <w:b/>
+                <w:sz w:val="19"/>
+              </w:rPr>
+              <w:t>ARRIBA</w:t>
+            </w:r>
+            <w:r>
+              <w:rPr>
+                <w:b w:val="0"/>
+                <w:sz w:val="19"/>
+              </w:rPr>
+              <w:t xml:space="preserve">: </w:t>
+            </w:r>
+            <w:r>
+              <w:rPr>
+                <w:rFonts w:ascii="Consolas" w:hAnsi="Consolas"/>
+                <w:sz w:val="19"/>
+              </w:rPr>
+              <w:t>luzPideArriba</w:t>
+            </w:r>
+            <w:r>
+              <w:rPr>
+                <w:b w:val="0"/>
+                <w:sz w:val="19"/>
+              </w:rPr>
+              <w:t xml:space="preserve"> lleva </w:t>
+            </w:r>
+            <w:r>
+              <w:rPr>
+                <w:rFonts w:ascii="Consolas" w:hAnsi="Consolas"/>
+                <w:sz w:val="19"/>
+              </w:rPr>
+              <w:t>estado == S_AMARILLO</w:t>
+            </w:r>
+            <w:r>
+              <w:rPr>
+                <w:b w:val="0"/>
+                <w:sz w:val="19"/>
+              </w:rPr>
+              <w:t>; el retardo de bajada cuenta desde el ROJO (SPEC 8 §1)</w:t>
+            </w:r>
+          </w:p>
+        </w:tc>
+      </w:tr>
+      <w:tr>
+        <w:tc>
+          <w:tcPr>
+            <w:tcW w:type="dxa" w:w="4680"/>
+          </w:tcPr>
+          <w:p>
+            <w:r/>
+            <w:r>
+              <w:rPr>
+                <w:b w:val="0"/>
+                <w:sz w:val="19"/>
+              </w:rPr>
+              <w:t>Verde y amarillo de test de lámparas</w:t>
             </w:r>
           </w:p>
         </w:tc>
@@ -1463,6 +1593,41 @@
                 <w:sz w:val="19"/>
               </w:rPr>
               <w:t>ABAJO</w:t>
+            </w:r>
+            <w:r>
+              <w:rPr>
+                <w:b w:val="0"/>
+                <w:sz w:val="19"/>
+              </w:rPr>
+              <w:t xml:space="preserve"> (en el test </w:t>
+            </w:r>
+            <w:r>
+              <w:rPr>
+                <w:rFonts w:ascii="Consolas" w:hAnsi="Consolas"/>
+                <w:sz w:val="19"/>
+              </w:rPr>
+              <w:t>estado</w:t>
+            </w:r>
+            <w:r>
+              <w:rPr>
+                <w:b w:val="0"/>
+                <w:sz w:val="19"/>
+              </w:rPr>
+              <w:t xml:space="preserve"> sigue en </w:t>
+            </w:r>
+            <w:r>
+              <w:rPr>
+                <w:rFonts w:ascii="Consolas" w:hAnsi="Consolas"/>
+                <w:sz w:val="19"/>
+              </w:rPr>
+              <w:t>S_ROJO</w:t>
+            </w:r>
+            <w:r>
+              <w:rPr>
+                <w:b w:val="0"/>
+                <w:sz w:val="19"/>
+              </w:rPr>
+              <w:t>)</w:t>
             </w:r>
           </w:p>
         </w:tc>
@@ -1747,7 +1912,21 @@
           <w:b w:val="0"/>
           <w:sz w:val="21"/>
         </w:rPr>
-        <w:t>verde y fallo, y no mientras corre la transición.</w:t>
+        <w:t>verde y fallo (</w:t>
+      </w:r>
+      <w:r>
+        <w:rPr>
+          <w:rFonts w:ascii="Consolas" w:hAnsi="Consolas"/>
+          <w:sz w:val="21"/>
+        </w:rPr>
+        <w:t>semaforo_estable()</w:t>
+      </w:r>
+      <w:r>
+        <w:rPr>
+          <w:b w:val="0"/>
+          <w:sz w:val="21"/>
+        </w:rPr>
+        <w:t>), y no mientras dura el amarillo de cierre.</w:t>
       </w:r>
     </w:p>
     <w:tbl>
@@ -1853,7 +2032,7 @@
                 <w:b w:val="0"/>
                 <w:sz w:val="19"/>
               </w:rPr>
-              <w:t>forzar rojo · apagar todo (que apaga las tres)</w:t>
+              <w:t>forzar rojo desde lo que no es verde · el fin del amarillo de cierre · apagar todo (apaga las tres)</w:t>
             </w:r>
           </w:p>
         </w:tc>
@@ -1870,7 +2049,21 @@
                 <w:b w:val="0"/>
                 <w:sz w:val="19"/>
               </w:rPr>
-              <w:t>Ámbar</w:t>
+              <w:t>Ámbar (</w:t>
+            </w:r>
+            <w:r>
+              <w:rPr>
+                <w:rFonts w:ascii="Consolas" w:hAnsi="Consolas"/>
+                <w:sz w:val="19"/>
+              </w:rPr>
+              <w:t>S_AMARILLO</w:t>
+            </w:r>
+            <w:r>
+              <w:rPr>
+                <w:b w:val="0"/>
+                <w:sz w:val="19"/>
+              </w:rPr>
+              <w:t>)</w:t>
             </w:r>
           </w:p>
         </w:tc>
@@ -1885,14 +2078,35 @@
                 <w:b w:val="0"/>
                 <w:sz w:val="19"/>
               </w:rPr>
-              <w:t xml:space="preserve">ámbar fijo, </w:t>
+              <w:t xml:space="preserve">amarillo fijo, </w:t>
             </w:r>
             <w:r>
               <w:rPr>
                 <w:b/>
                 <w:sz w:val="19"/>
               </w:rPr>
-              <w:t>sólo de camino al verde</w:t>
+              <w:t>sólo al CERRAR un verde</w:t>
+            </w:r>
+            <w:r>
+              <w:rPr>
+                <w:b w:val="0"/>
+                <w:sz w:val="19"/>
+              </w:rPr>
+              <w:t xml:space="preserve">, durante </w:t>
+            </w:r>
+            <w:r>
+              <w:rPr>
+                <w:rFonts w:ascii="Consolas" w:hAnsi="Consolas"/>
+                <w:sz w:val="19"/>
+              </w:rPr>
+              <w:t>AMARILLO_SEG</w:t>
+            </w:r>
+            <w:r>
+              <w:rPr>
+                <w:b w:val="0"/>
+                <w:sz w:val="19"/>
+              </w:rPr>
+              <w:t xml:space="preserve"> (§3.2)</w:t>
             </w:r>
           </w:p>
         </w:tc>
@@ -1907,7 +2121,14 @@
                 <w:b w:val="0"/>
                 <w:sz w:val="19"/>
               </w:rPr>
-              <w:t>el arranque de la transición a verde</w:t>
+              <w:t xml:space="preserve">forzar rojo sobre un verde, por </w:t>
+            </w:r>
+            <w:r>
+              <w:rPr>
+                <w:rFonts w:ascii="Consolas" w:hAnsi="Consolas"/>
+                <w:sz w:val="19"/>
+              </w:rPr>
+              <w:t>iniciarTransicionARojo()</w:t>
             </w:r>
           </w:p>
         </w:tc>
@@ -1954,7 +2175,21 @@
                 <w:b w:val="0"/>
                 <w:sz w:val="19"/>
               </w:rPr>
-              <w:t>forzar verde · el vencimiento de la transición</w:t>
+              <w:t xml:space="preserve">forzar verde, </w:t>
+            </w:r>
+            <w:r>
+              <w:rPr>
+                <w:b/>
+                <w:sz w:val="19"/>
+              </w:rPr>
+              <w:t>directo</w:t>
+            </w:r>
+            <w:r>
+              <w:rPr>
+                <w:b w:val="0"/>
+                <w:sz w:val="19"/>
+              </w:rPr>
+              <w:t xml:space="preserve"> desde rojo</w:t>
             </w:r>
           </w:p>
         </w:tc>
@@ -2035,14 +2270,42 @@
           <w:b/>
           <w:sz w:val="21"/>
         </w:rPr>
-        <w:t>Las transiciones son ASIMÉTRICAS, y la asimetría es el corazón de este documento.</w:t>
-      </w:r>
-      <w:r>
-        <w:rPr>
-          <w:b w:val="0"/>
-          <w:sz w:val="21"/>
-        </w:rPr>
-        <w:t xml:space="preserve"> **De rojo a verde se pasa por</w:t>
+        <w:t>Las transiciones son ASIMÉTRICAS, y la asimetría es el corazón de este documento</w:t>
+      </w:r>
+      <w:r>
+        <w:rPr>
+          <w:b w:val="0"/>
+          <w:sz w:val="21"/>
+        </w:rPr>
+        <w:t xml:space="preserve"> *(desde </w:t>
+      </w:r>
+      <w:r>
+        <w:rPr>
+          <w:rFonts w:ascii="Consolas" w:hAnsi="Consolas"/>
+          <w:sz w:val="21"/>
+        </w:rPr>
+        <w:t>cda33df</w:t>
+      </w:r>
+      <w:r>
+        <w:rPr>
+          <w:b w:val="0"/>
+          <w:sz w:val="21"/>
+        </w:rPr>
+        <w:t xml:space="preserve">, </w:t>
+      </w:r>
+      <w:r>
+        <w:rPr>
+          <w:rFonts w:ascii="Consolas" w:hAnsi="Consolas"/>
+          <w:sz w:val="21"/>
+        </w:rPr>
+        <w:t>D-45</w:t>
+      </w:r>
+      <w:r>
+        <w:rPr>
+          <w:b w:val="0"/>
+          <w:sz w:val="21"/>
+        </w:rPr>
+        <w:t>; sin</w:t>
       </w:r>
     </w:p>
     <w:p>
@@ -2054,7 +2317,21 @@
           <w:b w:val="0"/>
           <w:sz w:val="21"/>
         </w:rPr>
-        <w:t>ámbar**: el arranque de la transición enciende ámbar y anota el instante, y la máquina de luces salta a verde al</w:t>
+        <w:t xml:space="preserve">banco)*. </w:t>
+      </w:r>
+      <w:r>
+        <w:rPr>
+          <w:b/>
+          <w:sz w:val="21"/>
+        </w:rPr>
+        <w:t>De rojo a verde se pasa directo; de verde a rojo, por amarillo</w:t>
+      </w:r>
+      <w:r>
+        <w:rPr>
+          <w:b w:val="0"/>
+          <w:sz w:val="21"/>
+        </w:rPr>
+        <w:t>: forzar rojo sobre un verde enciende el</w:t>
       </w:r>
     </w:p>
     <w:p>
@@ -2066,21 +2343,21 @@
           <w:b w:val="0"/>
           <w:sz w:val="21"/>
         </w:rPr>
-        <w:t xml:space="preserve">cumplirse el plazo. </w:t>
-      </w:r>
-      <w:r>
-        <w:rPr>
-          <w:b/>
-          <w:sz w:val="21"/>
-        </w:rPr>
-        <w:t>El fallo parpadea</w:t>
-      </w:r>
-      <w:r>
-        <w:rPr>
-          <w:b w:val="0"/>
-          <w:sz w:val="21"/>
-        </w:rPr>
-        <w:t xml:space="preserve"> invirtiendo el ámbar cada medio periodo. Los dos plazos son literales sin</w:t>
+        <w:t>amarillo y anota el instante, y la máquina de luces (</w:t>
+      </w:r>
+      <w:r>
+        <w:rPr>
+          <w:rFonts w:ascii="Consolas" w:hAnsi="Consolas"/>
+          <w:sz w:val="21"/>
+        </w:rPr>
+        <w:t>semaforo_actualizar()</w:t>
+      </w:r>
+      <w:r>
+        <w:rPr>
+          <w:b w:val="0"/>
+          <w:sz w:val="21"/>
+        </w:rPr>
+        <w:t>) salta a rojo al cumplirse</w:t>
       </w:r>
     </w:p>
     <w:p>
@@ -2089,10 +2366,31 @@
       </w:pPr>
       <w:r>
         <w:rPr>
-          <w:b w:val="0"/>
-          <w:sz w:val="21"/>
-        </w:rPr>
-        <w:t>constante con nombre — ver Huecos. Y **la máquina de luces avanza SIN CONDICIÓN en cada vuelta del bucle principal</w:t>
+          <w:rFonts w:ascii="Consolas" w:hAnsi="Consolas"/>
+          <w:sz w:val="21"/>
+        </w:rPr>
+        <w:t>AMARILLO_SEG</w:t>
+      </w:r>
+      <w:r>
+        <w:rPr>
+          <w:b w:val="0"/>
+          <w:sz w:val="21"/>
+        </w:rPr>
+        <w:t xml:space="preserve">. </w:t>
+      </w:r>
+      <w:r>
+        <w:rPr>
+          <w:b/>
+          <w:sz w:val="21"/>
+        </w:rPr>
+        <w:t>El fallo parpadea</w:t>
+      </w:r>
+      <w:r>
+        <w:rPr>
+          <w:b w:val="0"/>
+          <w:sz w:val="21"/>
+        </w:rPr>
+        <w:t xml:space="preserve"> invirtiendo el ámbar cada medio periodo, con un plazo literal sin nombre — ver</w:t>
       </w:r>
     </w:p>
     <w:p>
@@ -2104,7 +2402,33 @@
           <w:b w:val="0"/>
           <w:sz w:val="21"/>
         </w:rPr>
-        <w:t>de las dos puntas**: un cabezal que dependiera de que un modo se acordase puede quedarse a oscuras, y pasó.</w:t>
+        <w:t xml:space="preserve">Huecos. Y </w:t>
+      </w:r>
+      <w:r>
+        <w:rPr>
+          <w:b/>
+          <w:sz w:val="21"/>
+        </w:rPr>
+        <w:t>la máquina de luces avanza SIN CONDICIÓN en cada vuelta del bucle principal de las dos puntas</w:t>
+      </w:r>
+      <w:r>
+        <w:rPr>
+          <w:b w:val="0"/>
+          <w:sz w:val="21"/>
+        </w:rPr>
+        <w:t>: un</w:t>
+      </w:r>
+    </w:p>
+    <w:p>
+      <w:pPr>
+        <w:spacing w:after="120"/>
+      </w:pPr>
+      <w:r>
+        <w:rPr>
+          <w:b w:val="0"/>
+          <w:sz w:val="21"/>
+        </w:rPr>
+        <w:t>cabezal que dependiera de que un modo se acordase puede quedarse a oscuras, y pasó.</w:t>
       </w:r>
     </w:p>
     <w:p>
@@ -2117,7 +2441,39 @@
           <w:color w:val="003366"/>
           <w:sz w:val="23"/>
         </w:rPr>
-        <w:t>3.1 🔴 NO HAY ÁMBAR AL TERMINAR EL VERDE — el semáforo salta de VERDE a ROJO</w:t>
+        <w:t xml:space="preserve">3.1 🟢 ~~NO HAY ÁMBAR AL TERMINAR EL VERDE~~ → CERRADO por </w:t>
+      </w:r>
+      <w:r>
+        <w:rPr>
+          <w:rFonts w:ascii="Consolas" w:hAnsi="Consolas"/>
+          <w:color w:val="003366"/>
+          <w:sz w:val="23"/>
+        </w:rPr>
+        <w:t>D-45</w:t>
+      </w:r>
+      <w:r>
+        <w:rPr>
+          <w:b/>
+          <w:color w:val="003366"/>
+          <w:sz w:val="23"/>
+        </w:rPr>
+        <w:t xml:space="preserve"> en </w:t>
+      </w:r>
+      <w:r>
+        <w:rPr>
+          <w:rFonts w:ascii="Consolas" w:hAnsi="Consolas"/>
+          <w:color w:val="003366"/>
+          <w:sz w:val="23"/>
+        </w:rPr>
+        <w:t>cda33df</w:t>
+      </w:r>
+      <w:r>
+        <w:rPr>
+          <w:b/>
+          <w:color w:val="003366"/>
+          <w:sz w:val="23"/>
+        </w:rPr>
+        <w:t xml:space="preserve"> (sin banco)</w:t>
       </w:r>
     </w:p>
     <w:p>
@@ -2129,14 +2485,14 @@
           <w:b/>
           <w:sz w:val="21"/>
         </w:rPr>
-        <w:t>Forzar rojo pone el estado y aplica el rojo en la MISMA llamada, sin estado intermedio.</w:t>
-      </w:r>
-      <w:r>
-        <w:rPr>
-          <w:b w:val="0"/>
-          <w:sz w:val="21"/>
-        </w:rPr>
-        <w:t xml:space="preserve"> No es un camino entre</w:t>
+        <w:t>Lo que el equipo hacía hasta `cda33df`:</w:t>
+      </w:r>
+      <w:r>
+        <w:rPr>
+          <w:b w:val="0"/>
+          <w:sz w:val="21"/>
+        </w:rPr>
+        <w:t xml:space="preserve"> forzar rojo ponía el estado y el rojo en la misma llamada, en todos los</w:t>
       </w:r>
     </w:p>
     <w:p>
@@ -2148,49 +2504,7 @@
           <w:b w:val="0"/>
           <w:sz w:val="21"/>
         </w:rPr>
-        <w:t xml:space="preserve">varios: </w:t>
-      </w:r>
-      <w:r>
-        <w:rPr>
-          <w:b/>
-          <w:sz w:val="21"/>
-        </w:rPr>
-        <w:t>es el único que existe.</w:t>
-      </w:r>
-      <w:r>
-        <w:rPr>
-          <w:b w:val="0"/>
-          <w:sz w:val="21"/>
-        </w:rPr>
-        <w:t xml:space="preserve"> </w:t>
-      </w:r>
-      <w:r>
-        <w:rPr>
-          <w:b/>
-          <w:sz w:val="21"/>
-        </w:rPr>
-        <w:t>Ninguna de las dos puntas tiene función de transición a rojo</w:t>
-      </w:r>
-      <w:r>
-        <w:rPr>
-          <w:b w:val="0"/>
-          <w:sz w:val="21"/>
-        </w:rPr>
-        <w:t xml:space="preserve"> —el </w:t>
-      </w:r>
-      <w:r>
-        <w:rPr>
-          <w:rFonts w:ascii="Consolas" w:hAnsi="Consolas"/>
-          <w:sz w:val="21"/>
-        </w:rPr>
-        <w:t>grep</w:t>
-      </w:r>
-      <w:r>
-        <w:rPr>
-          <w:b w:val="0"/>
-          <w:sz w:val="21"/>
-        </w:rPr>
-        <w:t xml:space="preserve"> de</w:t>
+        <w:t>caminos; el ámbar sólo existía de camino al verde (la transición a verde, retirada). **El conductor no recibía</w:t>
       </w:r>
     </w:p>
     <w:p>
@@ -2202,21 +2516,7 @@
           <w:b w:val="0"/>
           <w:sz w:val="21"/>
         </w:rPr>
-        <w:t xml:space="preserve">abajo da </w:t>
-      </w:r>
-      <w:r>
-        <w:rPr>
-          <w:b/>
-          <w:sz w:val="21"/>
-        </w:rPr>
-        <w:t>cero</w:t>
-      </w:r>
-      <w:r>
-        <w:rPr>
-          <w:b w:val="0"/>
-          <w:sz w:val="21"/>
-        </w:rPr>
-        <w:t xml:space="preserve"> en el fuente— y el estado de ámbar lo escribe sólo el arranque de la transición a verde, o sea</w:t>
+        <w:t>ningún aviso de que el verde se acababa**: lo único entre los dos sentidos era el todo-rojo de despeje (§5).</w:t>
       </w:r>
     </w:p>
     <w:p>
@@ -2228,28 +2528,14 @@
           <w:b/>
           <w:sz w:val="21"/>
         </w:rPr>
-        <w:t>únicamente en el sentido contrario</w:t>
-      </w:r>
-      <w:r>
-        <w:rPr>
-          <w:b w:val="0"/>
-          <w:sz w:val="21"/>
-        </w:rPr>
-        <w:t xml:space="preserve">. Las llamadas a forzar rojo se cuentan por </w:t>
-      </w:r>
-      <w:r>
-        <w:rPr>
-          <w:b/>
-          <w:sz w:val="21"/>
-        </w:rPr>
-        <w:t>decenas</w:t>
-      </w:r>
-      <w:r>
-        <w:rPr>
-          <w:b w:val="0"/>
-          <w:sz w:val="21"/>
-        </w:rPr>
-        <w:t xml:space="preserve"> (coordinador,</w:t>
+        <w:t>Hoy</w:t>
+      </w:r>
+      <w:r>
+        <w:rPr>
+          <w:b w:val="0"/>
+          <w:sz w:val="21"/>
+        </w:rPr>
+        <w:t xml:space="preserve"> la función de transición a rojo existe, una por punta, estática en el fichero del semáforo:</w:t>
       </w:r>
     </w:p>
     <w:p>
@@ -2258,38 +2544,17 @@
       </w:pPr>
       <w:r>
         <w:rPr>
-          <w:b w:val="0"/>
-          <w:sz w:val="21"/>
-        </w:rPr>
-        <w:t xml:space="preserve">Degradado, radio; ~~mando~~, que salió del firmware el 14/09), varias con el comentario literal </w:t>
-      </w:r>
-      <w:r>
-        <w:rPr>
           <w:rFonts w:ascii="Consolas" w:hAnsi="Consolas"/>
           <w:sz w:val="21"/>
         </w:rPr>
-        <w:t>// Directo a rojo</w:t>
-      </w:r>
-      <w:r>
-        <w:rPr>
-          <w:b w:val="0"/>
-          <w:sz w:val="21"/>
-        </w:rPr>
-        <w:t xml:space="preserve">, y </w:t>
-      </w:r>
-      <w:r>
-        <w:rPr>
-          <w:b/>
-          <w:sz w:val="21"/>
-        </w:rPr>
-        <w:t>todas hacen lo mismo</w:t>
-      </w:r>
-      <w:r>
-        <w:rPr>
-          <w:b w:val="0"/>
-          <w:sz w:val="21"/>
-        </w:rPr>
-        <w:t>.</w:t>
+        <w:t>grep -rn "TransicionARojo" 01_Firmware/{Maestro,Esclavo}/src/semaforo.cpp</w:t>
+      </w:r>
+      <w:r>
+        <w:rPr>
+          <w:b w:val="0"/>
+          <w:sz w:val="21"/>
+        </w:rPr>
+        <w:t>. El comentario del Esclavo que</w:t>
       </w:r>
     </w:p>
     <w:p>
@@ -2298,17 +2563,10 @@
       </w:pPr>
       <w:r>
         <w:rPr>
-          <w:rFonts w:ascii="Consolas" w:hAnsi="Consolas"/>
-          <w:sz w:val="21"/>
-        </w:rPr>
-        <w:t>grep -rn "TransicionARojo" 01_Firmware --include=*.cpp --include=*.h</w:t>
-      </w:r>
-      <w:r>
-        <w:rPr>
-          <w:b w:val="0"/>
-          <w:sz w:val="21"/>
-        </w:rPr>
-        <w:t xml:space="preserve"> *(sin filtro salen los índices binarios del editor, no fuente)*</w:t>
+          <w:b w:val="0"/>
+          <w:sz w:val="21"/>
+        </w:rPr>
+        <w:t>llamaba al verde→rojo directo *«la Resolución»* se corrigió en el fuente: era una afirmación normativa sin</w:t>
       </w:r>
     </w:p>
     <w:p>
@@ -2320,21 +2578,21 @@
           <w:b w:val="0"/>
           <w:sz w:val="21"/>
         </w:rPr>
-        <w:t xml:space="preserve">⚠️ </w:t>
-      </w:r>
-      <w:r>
-        <w:rPr>
-          <w:b/>
-          <w:sz w:val="21"/>
-        </w:rPr>
-        <w:t>NO se confunda con lo que sí está documentado, que es LO CONTRARIO.</w:t>
-      </w:r>
-      <w:r>
-        <w:rPr>
-          <w:b w:val="0"/>
-          <w:sz w:val="21"/>
-        </w:rPr>
-        <w:t xml:space="preserve"> Lo que se retiró en su día fue la</w:t>
+        <w:t>verificar (</w:t>
+      </w:r>
+      <w:r>
+        <w:rPr>
+          <w:rFonts w:ascii="Consolas" w:hAnsi="Consolas"/>
+          <w:sz w:val="21"/>
+        </w:rPr>
+        <w:t>CLAUDE.md</w:t>
+      </w:r>
+      <w:r>
+        <w:rPr>
+          <w:b w:val="0"/>
+          <w:sz w:val="21"/>
+        </w:rPr>
+        <w:t xml:space="preserve"> §6) y la norma pide lo contrario (4.4.3). Lo retirado en su día —la transición **europea</w:t>
       </w:r>
     </w:p>
     <w:p>
@@ -2346,54 +2604,68 @@
           <w:b w:val="0"/>
           <w:sz w:val="21"/>
         </w:rPr>
-        <w:t xml:space="preserve">transición </w:t>
-      </w:r>
-      <w:r>
-        <w:rPr>
-          <w:b/>
-          <w:sz w:val="21"/>
-        </w:rPr>
-        <w:t>europea rojo+ámbar → verde</w:t>
-      </w:r>
-      <w:r>
-        <w:rPr>
-          <w:b w:val="0"/>
-          <w:sz w:val="21"/>
-        </w:rPr>
-        <w:t>, citando el Manual de Señalización de Colombia: eso habla de cómo se</w:t>
+        <w:t>rojo+ámbar → verde**— hablaba de cómo se ABRE el verde, y sigue retirado.</w:t>
       </w:r>
     </w:p>
     <w:p>
       <w:pPr>
-        <w:spacing w:after="120"/>
+        <w:spacing w:before="200" w:after="120"/>
       </w:pPr>
       <w:r>
         <w:rPr>
           <w:b/>
-          <w:sz w:val="21"/>
-        </w:rPr>
-        <w:t>ABRE</w:t>
-      </w:r>
-      <w:r>
-        <w:rPr>
-          <w:b w:val="0"/>
-          <w:sz w:val="21"/>
-        </w:rPr>
-        <w:t xml:space="preserve"> el verde. </w:t>
+          <w:color w:val="003366"/>
+          <w:sz w:val="23"/>
+        </w:rPr>
+        <w:t>3.2 ROJO – VERDE – AMARILLO – ROJO (</w:t>
+      </w:r>
+      <w:r>
+        <w:rPr>
+          <w:rFonts w:ascii="Consolas" w:hAnsi="Consolas"/>
+          <w:color w:val="003366"/>
+          <w:sz w:val="23"/>
+        </w:rPr>
+        <w:t>D-45</w:t>
       </w:r>
       <w:r>
         <w:rPr>
           <w:b/>
-          <w:sz w:val="21"/>
-        </w:rPr>
-        <w:t>Cerrarlo sin ámbar es otra cosa, y sobre ella no hay decisión, ni optimización, ni manual.</w:t>
-      </w:r>
-      <w:r>
-        <w:rPr>
-          <w:b w:val="0"/>
-          <w:sz w:val="21"/>
-        </w:rPr>
-        <w:t xml:space="preserve"> El</w:t>
+          <w:color w:val="003366"/>
+          <w:sz w:val="23"/>
+        </w:rPr>
+        <w:t xml:space="preserve">, </w:t>
+      </w:r>
+      <w:r>
+        <w:rPr>
+          <w:rFonts w:ascii="Consolas" w:hAnsi="Consolas"/>
+          <w:color w:val="003366"/>
+          <w:sz w:val="23"/>
+        </w:rPr>
+        <w:t>N-174</w:t>
+      </w:r>
+      <w:r>
+        <w:rPr>
+          <w:b/>
+          <w:color w:val="003366"/>
+          <w:sz w:val="23"/>
+        </w:rPr>
+        <w:t xml:space="preserve">) — CONSTRUIDO en </w:t>
+      </w:r>
+      <w:r>
+        <w:rPr>
+          <w:rFonts w:ascii="Consolas" w:hAnsi="Consolas"/>
+          <w:color w:val="003366"/>
+          <w:sz w:val="23"/>
+        </w:rPr>
+        <w:t>cda33df</w:t>
+      </w:r>
+      <w:r>
+        <w:rPr>
+          <w:b/>
+          <w:color w:val="003366"/>
+          <w:sz w:val="23"/>
+        </w:rPr>
+        <w:t>, SIN BANCO</w:t>
       </w:r>
     </w:p>
     <w:p>
@@ -2402,10 +2674,17 @@
       </w:pPr>
       <w:r>
         <w:rPr>
-          <w:b w:val="0"/>
-          <w:sz w:val="21"/>
-        </w:rPr>
-        <w:t>único rastro es un comentario del Esclavo que dice que devolver a ámbar un verde ya encendido sería *«contra la</w:t>
+          <w:b/>
+          <w:sz w:val="21"/>
+        </w:rPr>
+        <w:t>La norma.</w:t>
+      </w:r>
+      <w:r>
+        <w:rPr>
+          <w:b w:val="0"/>
+          <w:sz w:val="21"/>
+        </w:rPr>
+        <w:t xml:space="preserve"> Manual de Señalización Vial 2024, 4.4.3 (pp. 394-395): *«En ningún caso se podrá cambiar de luz verde a</w:t>
       </w:r>
     </w:p>
     <w:p>
@@ -2417,35 +2696,7 @@
           <w:b w:val="0"/>
           <w:sz w:val="21"/>
         </w:rPr>
-        <w:t xml:space="preserve">Resolución (verde→rojo directo)»*: ⚠️ </w:t>
-      </w:r>
-      <w:r>
-        <w:rPr>
-          <w:b/>
-          <w:sz w:val="21"/>
-        </w:rPr>
-        <w:t>una AFIRMACIÓN NORMATIVA SIN VERIFICAR</w:t>
-      </w:r>
-      <w:r>
-        <w:rPr>
-          <w:b w:val="0"/>
-          <w:sz w:val="21"/>
-        </w:rPr>
-        <w:t xml:space="preserve"> (</w:t>
-      </w:r>
-      <w:r>
-        <w:rPr>
-          <w:rFonts w:ascii="Consolas" w:hAnsi="Consolas"/>
-          <w:sz w:val="21"/>
-        </w:rPr>
-        <w:t>CLAUDE.md</w:t>
-      </w:r>
-      <w:r>
-        <w:rPr>
-          <w:b w:val="0"/>
-          <w:sz w:val="21"/>
-        </w:rPr>
-        <w:t xml:space="preserve"> §6) que vive en un</w:t>
+        <w:t>luz roja, o a rojo intermitente, sin que antes aparezca el amarillo»*. 4.4.2 (p. 394) da «Rojo – Verde – Amarillo –</w:t>
       </w:r>
     </w:p>
     <w:p>
@@ -2457,7 +2708,7 @@
           <w:b w:val="0"/>
           <w:sz w:val="21"/>
         </w:rPr>
-        <w:t>comentario y no en una spec.</w:t>
+        <w:t>Rojo» entre las secuencias vehiculares. La duración sale sólo del rótulo de la Figura 4-9 (p. 394), *«Duración 3</w:t>
       </w:r>
     </w:p>
     <w:p>
@@ -2469,21 +2720,21 @@
           <w:b w:val="0"/>
           <w:sz w:val="21"/>
         </w:rPr>
-        <w:t xml:space="preserve">🔴 </w:t>
+        <w:t xml:space="preserve">seg. (velocidad 50 km/h)»*: un mínimo de amarillo en texto </w:t>
       </w:r>
       <w:r>
         <w:rPr>
           <w:b/>
           <w:sz w:val="21"/>
         </w:rPr>
-        <w:t>LA CONSECUENCIA, que es lo que importa: el conductor NO RECIBE NINGÚN AVISO DE QUE EL VERDE SE ACABA.</w:t>
-      </w:r>
-      <w:r>
-        <w:rPr>
-          <w:b w:val="0"/>
-          <w:sz w:val="21"/>
-        </w:rPr>
-        <w:t xml:space="preserve"> El paso</w:t>
+        <w:t>NO CONSTA</w:t>
+      </w:r>
+      <w:r>
+        <w:rPr>
+          <w:b w:val="0"/>
+          <w:sz w:val="21"/>
+        </w:rPr>
+        <w:t>. Transcripción y exigibilidad:</w:t>
       </w:r>
     </w:p>
     <w:p>
@@ -2492,38 +2743,17 @@
       </w:pPr>
       <w:r>
         <w:rPr>
-          <w:b w:val="0"/>
-          <w:sz w:val="21"/>
-        </w:rPr>
-        <w:t xml:space="preserve">se le retira en seco, y </w:t>
-      </w:r>
-      <w:r>
-        <w:rPr>
-          <w:b/>
-          <w:sz w:val="21"/>
-        </w:rPr>
-        <w:t>lo que hay en su lugar no es un aviso, es un margen:</w:t>
-      </w:r>
-      <w:r>
-        <w:rPr>
-          <w:b w:val="0"/>
-          <w:sz w:val="21"/>
-        </w:rPr>
-        <w:t xml:space="preserve"> el </w:t>
-      </w:r>
-      <w:r>
-        <w:rPr>
-          <w:b/>
-          <w:sz w:val="21"/>
-        </w:rPr>
-        <w:t>todo-rojo de despeje</w:t>
-      </w:r>
-      <w:r>
-        <w:rPr>
-          <w:b w:val="0"/>
-          <w:sz w:val="21"/>
-        </w:rPr>
-        <w:t xml:space="preserve"> (§5),</w:t>
+          <w:rFonts w:ascii="Consolas" w:hAnsi="Consolas"/>
+          <w:sz w:val="21"/>
+        </w:rPr>
+        <w:t>fuentes/md/Manual_Senalizacion_Vial_semaforos.md</w:t>
+      </w:r>
+      <w:r>
+        <w:rPr>
+          <w:b w:val="0"/>
+          <w:sz w:val="21"/>
+        </w:rPr>
+        <w:t xml:space="preserve"> §2 y §5. El ámbar SOLO antes del verde que hacía el equipo hasta</w:t>
       </w:r>
     </w:p>
     <w:p>
@@ -2532,28 +2762,55 @@
       </w:pPr>
       <w:r>
         <w:rPr>
-          <w:b w:val="0"/>
-          <w:sz w:val="21"/>
-        </w:rPr>
-        <w:t xml:space="preserve">que retiene a la otra punta mientras el tramo se vacía. El diseño </w:t>
-      </w:r>
-      <w:r>
-        <w:rPr>
-          <w:b/>
-          <w:sz w:val="21"/>
-        </w:rPr>
-        <w:t>no avisa: cierra y espera.</w:t>
-      </w:r>
-      <w:r>
-        <w:rPr>
-          <w:b w:val="0"/>
-          <w:sz w:val="21"/>
-        </w:rPr>
-        <w:t xml:space="preserve"> Quien ya entró</w:t>
+          <w:rFonts w:ascii="Consolas" w:hAnsi="Consolas"/>
+          <w:sz w:val="21"/>
+        </w:rPr>
+        <w:t>cda33df</w:t>
+      </w:r>
+      <w:r>
+        <w:rPr>
+          <w:b w:val="0"/>
+          <w:sz w:val="21"/>
+        </w:rPr>
+        <w:t xml:space="preserve"> no era ninguna de las secuencias de 4.4.2: la que avisa del verde es «Rojo y Amarillo», los dos encendidos.</w:t>
       </w:r>
     </w:p>
     <w:p>
       <w:pPr>
+        <w:pStyle w:val="ListNumber"/>
+        <w:spacing w:after="60"/>
+      </w:pPr>
+      <w:r>
+        <w:rPr>
+          <w:b/>
+          <w:sz w:val="21"/>
+        </w:rPr>
+        <w:t>Abrir: de rojo a verde DIRECTO</w:t>
+      </w:r>
+      <w:r>
+        <w:rPr>
+          <w:b w:val="0"/>
+          <w:sz w:val="21"/>
+        </w:rPr>
+        <w:t xml:space="preserve"> (</w:t>
+      </w:r>
+      <w:r>
+        <w:rPr>
+          <w:rFonts w:ascii="Consolas" w:hAnsi="Consolas"/>
+          <w:sz w:val="21"/>
+        </w:rPr>
+        <w:t>semaforo_forzarVerde()</w:t>
+      </w:r>
+      <w:r>
+        <w:rPr>
+          <w:b w:val="0"/>
+          <w:sz w:val="21"/>
+        </w:rPr>
+        <w:t>), en las dos puntas y en todos los modos, Degradado</w:t>
+      </w:r>
+    </w:p>
+    <w:p>
+      <w:pPr>
         <w:spacing w:after="120"/>
       </w:pPr>
       <w:r>
@@ -2561,7 +2818,1127 @@
           <w:b w:val="0"/>
           <w:sz w:val="21"/>
         </w:rPr>
-        <w:t>queda dentro con el rojo puesto — y de ahí cuelga el hueco de la pluma (§12.1).</w:t>
+        <w:t xml:space="preserve">incluido. </w:t>
+      </w:r>
+      <w:r>
+        <w:rPr>
+          <w:rFonts w:ascii="Consolas" w:hAnsi="Consolas"/>
+          <w:sz w:val="21"/>
+        </w:rPr>
+        <w:t>semaforo_iniciarTransicionAVerde()</w:t>
+      </w:r>
+      <w:r>
+        <w:rPr>
+          <w:b w:val="0"/>
+          <w:sz w:val="21"/>
+        </w:rPr>
+        <w:t xml:space="preserve"> ya no está en el fuente; las puertas del coordinador y</w:t>
+      </w:r>
+    </w:p>
+    <w:p>
+      <w:pPr>
+        <w:spacing w:after="120"/>
+      </w:pPr>
+      <w:r>
+        <w:rPr>
+          <w:rFonts w:ascii="Consolas" w:hAnsi="Consolas"/>
+          <w:sz w:val="21"/>
+        </w:rPr>
+        <w:t>aplicarLuz()</w:t>
+      </w:r>
+      <w:r>
+        <w:rPr>
+          <w:b w:val="0"/>
+          <w:sz w:val="21"/>
+        </w:rPr>
+        <w:t xml:space="preserve"> del Degradado del Poste 2 llaman a </w:t>
+      </w:r>
+      <w:r>
+        <w:rPr>
+          <w:rFonts w:ascii="Consolas" w:hAnsi="Consolas"/>
+          <w:sz w:val="21"/>
+        </w:rPr>
+        <w:t>semaforo_forzarVerde()</w:t>
+      </w:r>
+      <w:r>
+        <w:rPr>
+          <w:b w:val="0"/>
+          <w:sz w:val="21"/>
+        </w:rPr>
+        <w:t>.</w:t>
+      </w:r>
+    </w:p>
+    <w:p>
+      <w:pPr>
+        <w:pStyle w:val="ListNumber"/>
+        <w:spacing w:after="60"/>
+      </w:pPr>
+      <w:r>
+        <w:rPr>
+          <w:b/>
+          <w:sz w:val="21"/>
+        </w:rPr>
+        <w:t>Cerrar: de verde a AMARILLO fijo durante `AMARILLO_SEG` y después a ROJO.</w:t>
+      </w:r>
+      <w:r>
+        <w:rPr>
+          <w:b w:val="0"/>
+          <w:sz w:val="21"/>
+        </w:rPr>
+        <w:t xml:space="preserve"> No por disciplina de los</w:t>
+      </w:r>
+    </w:p>
+    <w:p>
+      <w:pPr>
+        <w:spacing w:after="120"/>
+      </w:pPr>
+      <w:r>
+        <w:rPr>
+          <w:b w:val="0"/>
+          <w:sz w:val="21"/>
+        </w:rPr>
+        <w:t xml:space="preserve">llamadores: </w:t>
+      </w:r>
+      <w:r>
+        <w:rPr>
+          <w:rFonts w:ascii="Consolas" w:hAnsi="Consolas"/>
+          <w:sz w:val="21"/>
+        </w:rPr>
+        <w:t>semaforo_forzarRojo()</w:t>
+      </w:r>
+      <w:r>
+        <w:rPr>
+          <w:b w:val="0"/>
+          <w:sz w:val="21"/>
+        </w:rPr>
+        <w:t xml:space="preserve"> sobre </w:t>
+      </w:r>
+      <w:r>
+        <w:rPr>
+          <w:rFonts w:ascii="Consolas" w:hAnsi="Consolas"/>
+          <w:sz w:val="21"/>
+        </w:rPr>
+        <w:t>S_VERDE</w:t>
+      </w:r>
+      <w:r>
+        <w:rPr>
+          <w:b w:val="0"/>
+          <w:sz w:val="21"/>
+        </w:rPr>
+        <w:t xml:space="preserve"> llama a </w:t>
+      </w:r>
+      <w:r>
+        <w:rPr>
+          <w:rFonts w:ascii="Consolas" w:hAnsi="Consolas"/>
+          <w:sz w:val="21"/>
+        </w:rPr>
+        <w:t>iniciarTransicionARojo()</w:t>
+      </w:r>
+      <w:r>
+        <w:rPr>
+          <w:b w:val="0"/>
+          <w:sz w:val="21"/>
+        </w:rPr>
+        <w:t xml:space="preserve"> (estática, en el fichero</w:t>
+      </w:r>
+    </w:p>
+    <w:p>
+      <w:pPr>
+        <w:spacing w:after="120"/>
+      </w:pPr>
+      <w:r>
+        <w:rPr>
+          <w:b w:val="0"/>
+          <w:sz w:val="21"/>
+        </w:rPr>
+        <w:t xml:space="preserve">del semáforo de cada punta) y vuelve; el rojo lo pone </w:t>
+      </w:r>
+      <w:r>
+        <w:rPr>
+          <w:rFonts w:ascii="Consolas" w:hAnsi="Consolas"/>
+          <w:sz w:val="21"/>
+        </w:rPr>
+        <w:t>semaforo_actualizar()</w:t>
+      </w:r>
+      <w:r>
+        <w:rPr>
+          <w:b w:val="0"/>
+          <w:sz w:val="21"/>
+        </w:rPr>
+        <w:t xml:space="preserve"> al vencer. Así lo heredan todos los</w:t>
+      </w:r>
+    </w:p>
+    <w:p>
+      <w:pPr>
+        <w:spacing w:after="120"/>
+      </w:pPr>
+      <w:r>
+        <w:rPr>
+          <w:b w:val="0"/>
+          <w:sz w:val="21"/>
+        </w:rPr>
+        <w:t xml:space="preserve">caminos de verde a rojo: el cambio del Automático y del Inteligente (§6, §7), </w:t>
+      </w:r>
+      <w:r>
+        <w:rPr>
+          <w:rFonts w:ascii="Consolas" w:hAnsi="Consolas"/>
+          <w:sz w:val="21"/>
+        </w:rPr>
+        <w:t>DAR PASO</w:t>
+      </w:r>
+      <w:r>
+        <w:rPr>
+          <w:b w:val="0"/>
+          <w:sz w:val="21"/>
+        </w:rPr>
+        <w:t xml:space="preserve"> y</w:t>
+      </w:r>
+    </w:p>
+    <w:p>
+      <w:pPr>
+        <w:spacing w:after="120"/>
+      </w:pPr>
+      <w:r>
+        <w:rPr>
+          <w:rFonts w:ascii="Consolas" w:hAnsi="Consolas"/>
+          <w:sz w:val="21"/>
+        </w:rPr>
+        <w:t>MANUAL:CAMBIAR_TURNO</w:t>
+      </w:r>
+      <w:r>
+        <w:rPr>
+          <w:b w:val="0"/>
+          <w:sz w:val="21"/>
+        </w:rPr>
+        <w:t xml:space="preserve"> (§8), </w:t>
+      </w:r>
+      <w:r>
+        <w:rPr>
+          <w:rFonts w:ascii="Consolas" w:hAnsi="Consolas"/>
+          <w:sz w:val="21"/>
+        </w:rPr>
+        <w:t>FORZAR_ROJO</w:t>
+      </w:r>
+      <w:r>
+        <w:rPr>
+          <w:b w:val="0"/>
+          <w:sz w:val="21"/>
+        </w:rPr>
+        <w:t xml:space="preserve"> y </w:t>
+      </w:r>
+      <w:r>
+        <w:rPr>
+          <w:rFonts w:ascii="Consolas" w:hAnsi="Consolas"/>
+          <w:sz w:val="21"/>
+        </w:rPr>
+        <w:t>SET_MODO:MENU</w:t>
+      </w:r>
+      <w:r>
+        <w:rPr>
+          <w:b w:val="0"/>
+          <w:sz w:val="21"/>
+        </w:rPr>
+        <w:t>, la entrada en un modo con ciclo, la suelta por</w:t>
+      </w:r>
+    </w:p>
+    <w:p>
+      <w:pPr>
+        <w:spacing w:after="120"/>
+      </w:pPr>
+      <w:r>
+        <w:rPr>
+          <w:b w:val="0"/>
+          <w:sz w:val="21"/>
+        </w:rPr>
+        <w:t>margen de las dos puntas y el backstop de verde máximo del Poste 2 (§9), la orden de rojo por radio al Poste 2</w:t>
+      </w:r>
+    </w:p>
+    <w:p>
+      <w:pPr>
+        <w:spacing w:after="120"/>
+      </w:pPr>
+      <w:r>
+        <w:rPr>
+          <w:b w:val="0"/>
+          <w:sz w:val="21"/>
+        </w:rPr>
+        <w:t>(SPEC 2 §2.2.bis), y en el Degradado el fin de la fase propia, el salto de hora, la entrada, las salidas, la caída</w:t>
+      </w:r>
+    </w:p>
+    <w:p>
+      <w:pPr>
+        <w:spacing w:after="120"/>
+      </w:pPr>
+      <w:r>
+        <w:rPr>
+          <w:b w:val="0"/>
+          <w:sz w:val="21"/>
+        </w:rPr>
+        <w:t>a rojo sin hora (</w:t>
+      </w:r>
+      <w:r>
+        <w:rPr>
+          <w:rFonts w:ascii="Consolas" w:hAnsi="Consolas"/>
+          <w:sz w:val="21"/>
+        </w:rPr>
+        <w:t>D-38</w:t>
+      </w:r>
+      <w:r>
+        <w:rPr>
+          <w:b w:val="0"/>
+          <w:sz w:val="21"/>
+        </w:rPr>
+        <w:t>) y la caída a ámbar (</w:t>
+      </w:r>
+      <w:r>
+        <w:rPr>
+          <w:rFonts w:ascii="Consolas" w:hAnsi="Consolas"/>
+          <w:sz w:val="21"/>
+        </w:rPr>
+        <w:t>irAAmbar()</w:t>
+      </w:r>
+      <w:r>
+        <w:rPr>
+          <w:b w:val="0"/>
+          <w:sz w:val="21"/>
+        </w:rPr>
+        <w:t>: amarillo, rojo y el parpadeo; SPEC 2 §7).</w:t>
+      </w:r>
+    </w:p>
+    <w:p>
+      <w:pPr>
+        <w:pStyle w:val="ListNumber"/>
+        <w:spacing w:after="60"/>
+      </w:pPr>
+      <w:r>
+        <w:rPr>
+          <w:b/>
+          <w:sz w:val="21"/>
+        </w:rPr>
+        <w:t>El amarillo va SOLO en la cara</w:t>
+      </w:r>
+      <w:r>
+        <w:rPr>
+          <w:b w:val="0"/>
+          <w:sz w:val="21"/>
+        </w:rPr>
+        <w:t xml:space="preserve"> (</w:t>
+      </w:r>
+      <w:r>
+        <w:rPr>
+          <w:rFonts w:ascii="Consolas" w:hAnsi="Consolas"/>
+          <w:sz w:val="21"/>
+        </w:rPr>
+        <w:t>iniciarTransicionARojo()</w:t>
+      </w:r>
+      <w:r>
+        <w:rPr>
+          <w:b w:val="0"/>
+          <w:sz w:val="21"/>
+        </w:rPr>
+        <w:t xml:space="preserve"> aplica rojo y verde apagados). **Se AÑADE antes</w:t>
+      </w:r>
+    </w:p>
+    <w:p>
+      <w:pPr>
+        <w:spacing w:after="120"/>
+      </w:pPr>
+      <w:r>
+        <w:rPr>
+          <w:b w:val="0"/>
+          <w:sz w:val="21"/>
+        </w:rPr>
+        <w:t>del todo-rojo de despeje y no se le resta</w:t>
+      </w:r>
+      <w:r>
+        <w:rPr>
+          <w:b/>
+          <w:sz w:val="21"/>
+        </w:rPr>
+        <w:t xml:space="preserve"> (§5). Y </w:t>
+      </w:r>
+      <w:r>
+        <w:rPr>
+          <w:b w:val="0"/>
+          <w:sz w:val="21"/>
+        </w:rPr>
+        <w:t xml:space="preserve">un cierre empezado no se revierte**: con </w:t>
+      </w:r>
+      <w:r>
+        <w:rPr>
+          <w:rFonts w:ascii="Consolas" w:hAnsi="Consolas"/>
+          <w:sz w:val="21"/>
+        </w:rPr>
+        <w:t>S_AMARILLO</w:t>
+      </w:r>
+      <w:r>
+        <w:rPr>
+          <w:b w:val="0"/>
+          <w:sz w:val="21"/>
+        </w:rPr>
+        <w:t>,</w:t>
+      </w:r>
+    </w:p>
+    <w:p>
+      <w:pPr>
+        <w:spacing w:after="120"/>
+      </w:pPr>
+      <w:r>
+        <w:rPr>
+          <w:rFonts w:ascii="Consolas" w:hAnsi="Consolas"/>
+          <w:sz w:val="21"/>
+        </w:rPr>
+        <w:t>semaforo_forzarRojo()</w:t>
+      </w:r>
+      <w:r>
+        <w:rPr>
+          <w:b w:val="0"/>
+          <w:sz w:val="21"/>
+        </w:rPr>
+        <w:t xml:space="preserve"> no lo reinicia y </w:t>
+      </w:r>
+      <w:r>
+        <w:rPr>
+          <w:rFonts w:ascii="Consolas" w:hAnsi="Consolas"/>
+          <w:sz w:val="21"/>
+        </w:rPr>
+        <w:t>semaforo_forzarVerde()</w:t>
+      </w:r>
+      <w:r>
+        <w:rPr>
+          <w:b w:val="0"/>
+          <w:sz w:val="21"/>
+        </w:rPr>
+        <w:t xml:space="preserve"> no lo reabre; de él sólo se sale a rojo, al</w:t>
+      </w:r>
+    </w:p>
+    <w:p>
+      <w:pPr>
+        <w:spacing w:after="120"/>
+      </w:pPr>
+      <w:r>
+        <w:rPr>
+          <w:b w:val="0"/>
+          <w:sz w:val="21"/>
+        </w:rPr>
+        <w:t>vencer, o a ámbar intermitente (</w:t>
+      </w:r>
+      <w:r>
+        <w:rPr>
+          <w:rFonts w:ascii="Consolas" w:hAnsi="Consolas"/>
+          <w:sz w:val="21"/>
+        </w:rPr>
+        <w:t>semaforo_iniciarFallo()</w:t>
+      </w:r>
+      <w:r>
+        <w:rPr>
+          <w:b w:val="0"/>
+          <w:sz w:val="21"/>
+        </w:rPr>
+        <w:t xml:space="preserve"> no lleva guarda). Si el test de lámparas termina con el</w:t>
+      </w:r>
+    </w:p>
+    <w:p>
+      <w:pPr>
+        <w:spacing w:after="120"/>
+      </w:pPr>
+      <w:r>
+        <w:rPr>
+          <w:b w:val="0"/>
+          <w:sz w:val="21"/>
+        </w:rPr>
+        <w:t xml:space="preserve">cierre en curso, </w:t>
+      </w:r>
+      <w:r>
+        <w:rPr>
+          <w:rFonts w:ascii="Consolas" w:hAnsi="Consolas"/>
+          <w:sz w:val="21"/>
+        </w:rPr>
+        <w:t>terminarTestLeds()</w:t>
+      </w:r>
+      <w:r>
+        <w:rPr>
+          <w:b w:val="0"/>
+          <w:sz w:val="21"/>
+        </w:rPr>
+        <w:t xml:space="preserve"> repinta el amarillo sin tocar su reloj.</w:t>
+      </w:r>
+    </w:p>
+    <w:p>
+      <w:pPr>
+        <w:pStyle w:val="ListNumber"/>
+        <w:spacing w:after="60"/>
+      </w:pPr>
+      <w:r>
+        <w:rPr>
+          <w:b/>
+          <w:sz w:val="21"/>
+        </w:rPr>
+        <w:t>La barrera vive en el fichero del semáforo</w:t>
+      </w:r>
+      <w:r>
+        <w:rPr>
+          <w:b w:val="0"/>
+          <w:sz w:val="21"/>
+        </w:rPr>
+        <w:t xml:space="preserve"> (§2): de </w:t>
+      </w:r>
+      <w:r>
+        <w:rPr>
+          <w:rFonts w:ascii="Consolas" w:hAnsi="Consolas"/>
+          <w:sz w:val="21"/>
+        </w:rPr>
+        <w:t>S_VERDE</w:t>
+      </w:r>
+      <w:r>
+        <w:rPr>
+          <w:b w:val="0"/>
+          <w:sz w:val="21"/>
+        </w:rPr>
+        <w:t xml:space="preserve"> sólo se sale por </w:t>
+      </w:r>
+      <w:r>
+        <w:rPr>
+          <w:rFonts w:ascii="Consolas" w:hAnsi="Consolas"/>
+          <w:sz w:val="21"/>
+        </w:rPr>
+        <w:t>iniciarTransicionARojo()</w:t>
+      </w:r>
+      <w:r>
+        <w:rPr>
+          <w:b w:val="0"/>
+          <w:sz w:val="21"/>
+        </w:rPr>
+        <w:t xml:space="preserve"> o</w:t>
+      </w:r>
+    </w:p>
+    <w:p>
+      <w:pPr>
+        <w:spacing w:after="120"/>
+      </w:pPr>
+      <w:r>
+        <w:rPr>
+          <w:b w:val="0"/>
+          <w:sz w:val="21"/>
+        </w:rPr>
+        <w:t>por el fallo. El rojo inmediato queda para lo que no es verde (rojo, fallo, apagado).</w:t>
+      </w:r>
+    </w:p>
+    <w:p>
+      <w:pPr>
+        <w:pStyle w:val="ListNumber"/>
+        <w:spacing w:after="60"/>
+      </w:pPr>
+      <w:r>
+        <w:rPr>
+          <w:b/>
+          <w:sz w:val="21"/>
+        </w:rPr>
+        <w:t>El rojo ya no llega en la misma llamada, y todo lo que contaba desde la orden cuenta desde el ROJO ENCENDIDO.</w:t>
+      </w:r>
+    </w:p>
+    <w:p>
+      <w:pPr>
+        <w:spacing w:after="120"/>
+      </w:pPr>
+      <w:r>
+        <w:rPr>
+          <w:b w:val="0"/>
+          <w:sz w:val="21"/>
+        </w:rPr>
+        <w:t xml:space="preserve">En el coordinador, </w:t>
+      </w:r>
+      <w:r>
+        <w:rPr>
+          <w:rFonts w:ascii="Consolas" w:hAnsi="Consolas"/>
+          <w:sz w:val="21"/>
+        </w:rPr>
+        <w:t>coordinador_actualizar()</w:t>
+      </w:r>
+      <w:r>
+        <w:rPr>
+          <w:b w:val="0"/>
+          <w:sz w:val="21"/>
+        </w:rPr>
+        <w:t xml:space="preserve"> renueva </w:t>
+      </w:r>
+      <w:r>
+        <w:rPr>
+          <w:rFonts w:ascii="Consolas" w:hAnsi="Consolas"/>
+          <w:sz w:val="21"/>
+        </w:rPr>
+        <w:t>tRef</w:t>
+      </w:r>
+      <w:r>
+        <w:rPr>
+          <w:b w:val="0"/>
+          <w:sz w:val="21"/>
+        </w:rPr>
+        <w:t xml:space="preserve"> en la vuelta en que la luz pasa de </w:t>
+      </w:r>
+      <w:r>
+        <w:rPr>
+          <w:rFonts w:ascii="Consolas" w:hAnsi="Consolas"/>
+          <w:sz w:val="21"/>
+        </w:rPr>
+        <w:t>S_AMARILLO</w:t>
+      </w:r>
+      <w:r>
+        <w:rPr>
+          <w:b w:val="0"/>
+          <w:sz w:val="21"/>
+        </w:rPr>
+        <w:t xml:space="preserve"> a</w:t>
+      </w:r>
+    </w:p>
+    <w:p>
+      <w:pPr>
+        <w:spacing w:after="120"/>
+      </w:pPr>
+      <w:r>
+        <w:rPr>
+          <w:rFonts w:ascii="Consolas" w:hAnsi="Consolas"/>
+          <w:sz w:val="21"/>
+        </w:rPr>
+        <w:t>S_ROJO</w:t>
+      </w:r>
+      <w:r>
+        <w:rPr>
+          <w:b w:val="0"/>
+          <w:sz w:val="21"/>
+        </w:rPr>
+        <w:t xml:space="preserve">, sea cual sea el estado, y </w:t>
+      </w:r>
+      <w:r>
+        <w:rPr>
+          <w:rFonts w:ascii="Consolas" w:hAnsi="Consolas"/>
+          <w:sz w:val="21"/>
+        </w:rPr>
+        <w:t>C_MASTER_A_ROJO</w:t>
+      </w:r>
+      <w:r>
+        <w:rPr>
+          <w:b w:val="0"/>
+          <w:sz w:val="21"/>
+        </w:rPr>
+        <w:t xml:space="preserve"> espera </w:t>
+      </w:r>
+      <w:r>
+        <w:rPr>
+          <w:rFonts w:ascii="Consolas" w:hAnsi="Consolas"/>
+          <w:sz w:val="21"/>
+        </w:rPr>
+        <w:t>semaforo_estable()</w:t>
+      </w:r>
+      <w:r>
+        <w:rPr>
+          <w:b w:val="0"/>
+          <w:sz w:val="21"/>
+        </w:rPr>
+        <w:t xml:space="preserve"> en rojo; el acuse de rojo del</w:t>
+      </w:r>
+    </w:p>
+    <w:p>
+      <w:pPr>
+        <w:spacing w:after="120"/>
+      </w:pPr>
+      <w:r>
+        <w:rPr>
+          <w:b w:val="0"/>
+          <w:sz w:val="21"/>
+        </w:rPr>
+        <w:t>Poste 2 sale al encenderse su rojo (SPEC 2 §2.2.bis); en los dos Degradados, mientras dura el amarillo se renueva</w:t>
+      </w:r>
+    </w:p>
+    <w:p>
+      <w:pPr>
+        <w:spacing w:after="120"/>
+      </w:pPr>
+      <w:r>
+        <w:rPr>
+          <w:b w:val="0"/>
+          <w:sz w:val="21"/>
+        </w:rPr>
+        <w:t>el reloj de los todo-rojo de entrada, de salida y del rojo previo al ámbar (</w:t>
+      </w:r>
+      <w:r>
+        <w:rPr>
+          <w:rFonts w:ascii="Consolas" w:hAnsi="Consolas"/>
+          <w:sz w:val="21"/>
+        </w:rPr>
+        <w:t>tEstado</w:t>
+      </w:r>
+      <w:r>
+        <w:rPr>
+          <w:b w:val="0"/>
+          <w:sz w:val="21"/>
+        </w:rPr>
+        <w:t xml:space="preserve"> en el Poste 1,</w:t>
+      </w:r>
+    </w:p>
+    <w:p>
+      <w:pPr>
+        <w:spacing w:after="120"/>
+      </w:pPr>
+      <w:r>
+        <w:rPr>
+          <w:rFonts w:ascii="Consolas" w:hAnsi="Consolas"/>
+          <w:sz w:val="21"/>
+        </w:rPr>
+        <w:t>tCambioEstado</w:t>
+      </w:r>
+      <w:r>
+        <w:rPr>
+          <w:b w:val="0"/>
+          <w:sz w:val="21"/>
+        </w:rPr>
+        <w:t xml:space="preserve"> en el Poste 2). Un </w:t>
+      </w:r>
+      <w:r>
+        <w:rPr>
+          <w:rFonts w:ascii="Consolas" w:hAnsi="Consolas"/>
+          <w:sz w:val="21"/>
+        </w:rPr>
+        <w:t>static_assert</w:t>
+      </w:r>
+      <w:r>
+        <w:rPr>
+          <w:b w:val="0"/>
+          <w:sz w:val="21"/>
+        </w:rPr>
+        <w:t xml:space="preserve"> del coordinador exige </w:t>
+      </w:r>
+      <w:r>
+        <w:rPr>
+          <w:rFonts w:ascii="Consolas" w:hAnsi="Consolas"/>
+          <w:sz w:val="21"/>
+        </w:rPr>
+        <w:t>DESPEJE_SEG_MIN &gt; AMARILLO_SEG</w:t>
+      </w:r>
+      <w:r>
+        <w:rPr>
+          <w:b w:val="0"/>
+          <w:sz w:val="21"/>
+        </w:rPr>
+        <w:t>.</w:t>
+      </w:r>
+    </w:p>
+    <w:p>
+      <w:pPr>
+        <w:pStyle w:val="ListNumber"/>
+        <w:spacing w:after="60"/>
+      </w:pPr>
+      <w:r>
+        <w:rPr>
+          <w:b/>
+          <w:sz w:val="21"/>
+        </w:rPr>
+        <w:t>Lo que NO lleva amarillo, y por qué.</w:t>
+      </w:r>
+      <w:r>
+        <w:rPr>
+          <w:b w:val="0"/>
+          <w:sz w:val="21"/>
+        </w:rPr>
+        <w:t xml:space="preserve"> </w:t>
+      </w:r>
+      <w:r>
+        <w:rPr>
+          <w:b/>
+          <w:sz w:val="21"/>
+        </w:rPr>
+        <w:t>(a)</w:t>
+      </w:r>
+      <w:r>
+        <w:rPr>
+          <w:b w:val="0"/>
+          <w:sz w:val="21"/>
+        </w:rPr>
+        <w:t xml:space="preserve"> De verde a </w:t>
+      </w:r>
+      <w:r>
+        <w:rPr>
+          <w:b/>
+          <w:sz w:val="21"/>
+        </w:rPr>
+        <w:t>ámbar intermitente</w:t>
+      </w:r>
+      <w:r>
+        <w:rPr>
+          <w:b w:val="0"/>
+          <w:sz w:val="21"/>
+        </w:rPr>
+        <w:t xml:space="preserve"> (fallo: silencio, orfandad,</w:t>
+      </w:r>
+    </w:p>
+    <w:p>
+      <w:pPr>
+        <w:spacing w:after="120"/>
+      </w:pPr>
+      <w:r>
+        <w:rPr>
+          <w:b w:val="0"/>
+          <w:sz w:val="21"/>
+        </w:rPr>
+        <w:t>orden de ámbar, ámbar de emergencia) sigue directo: 4.4.3 regula el paso a rojo y a rojo intermitente, no éste.</w:t>
+      </w:r>
+    </w:p>
+    <w:p>
+      <w:pPr>
+        <w:spacing w:after="120"/>
+      </w:pPr>
+      <w:r>
+        <w:rPr>
+          <w:rFonts w:ascii="Consolas" w:hAnsi="Consolas"/>
+          <w:sz w:val="21"/>
+        </w:rPr>
+        <w:t>modo_ambar_setup()</w:t>
+      </w:r>
+      <w:r>
+        <w:rPr>
+          <w:b w:val="0"/>
+          <w:sz w:val="21"/>
+        </w:rPr>
+        <w:t xml:space="preserve"> del Poste 1 llama a </w:t>
+      </w:r>
+      <w:r>
+        <w:rPr>
+          <w:rFonts w:ascii="Consolas" w:hAnsi="Consolas"/>
+          <w:sz w:val="21"/>
+        </w:rPr>
+        <w:t>coordinador_forzarRojoTotal()</w:t>
+      </w:r>
+      <w:r>
+        <w:rPr>
+          <w:b w:val="0"/>
+          <w:sz w:val="21"/>
+        </w:rPr>
+        <w:t xml:space="preserve"> y a </w:t>
+      </w:r>
+      <w:r>
+        <w:rPr>
+          <w:rFonts w:ascii="Consolas" w:hAnsi="Consolas"/>
+          <w:sz w:val="21"/>
+        </w:rPr>
+        <w:t>semaforo_iniciarFallo()</w:t>
+      </w:r>
+      <w:r>
+        <w:rPr>
+          <w:b w:val="0"/>
+          <w:sz w:val="21"/>
+        </w:rPr>
+        <w:t xml:space="preserve"> en la misma</w:t>
+      </w:r>
+    </w:p>
+    <w:p>
+      <w:pPr>
+        <w:spacing w:after="120"/>
+      </w:pPr>
+      <w:r>
+        <w:rPr>
+          <w:b w:val="0"/>
+          <w:sz w:val="21"/>
+        </w:rPr>
+        <w:t xml:space="preserve">llamada: el amarillo que arranca el primero lo pisa el segundo antes de verse. </w:t>
+      </w:r>
+      <w:r>
+        <w:rPr>
+          <w:b/>
+          <w:sz w:val="21"/>
+        </w:rPr>
+        <w:t>(b)</w:t>
+      </w:r>
+      <w:r>
+        <w:rPr>
+          <w:b w:val="0"/>
+          <w:sz w:val="21"/>
+        </w:rPr>
+        <w:t xml:space="preserve"> El test de lámparas (§10) no</w:t>
+      </w:r>
+    </w:p>
+    <w:p>
+      <w:pPr>
+        <w:spacing w:after="120"/>
+      </w:pPr>
+      <w:r>
+        <w:rPr>
+          <w:b w:val="0"/>
+          <w:sz w:val="21"/>
+        </w:rPr>
+        <w:t xml:space="preserve">abre ni cierra paso. </w:t>
+      </w:r>
+      <w:r>
+        <w:rPr>
+          <w:b/>
+          <w:sz w:val="21"/>
+        </w:rPr>
+        <w:t>(c)</w:t>
+      </w:r>
+      <w:r>
+        <w:rPr>
+          <w:b w:val="0"/>
+          <w:sz w:val="21"/>
+        </w:rPr>
+        <w:t xml:space="preserve"> Del fallo, del apagado o del arranque a rojo no hay verde que cerrar.</w:t>
+      </w:r>
+    </w:p>
+    <w:p>
+      <w:pPr>
+        <w:pStyle w:val="ListNumber"/>
+        <w:spacing w:after="60"/>
+      </w:pPr>
+      <w:r>
+        <w:rPr>
+          <w:b/>
+          <w:sz w:val="21"/>
+        </w:rPr>
+        <w:t>El estado.</w:t>
+      </w:r>
+      <w:r>
+        <w:rPr>
+          <w:b w:val="0"/>
+          <w:sz w:val="21"/>
+        </w:rPr>
+        <w:t xml:space="preserve"> </w:t>
+      </w:r>
+      <w:r>
+        <w:rPr>
+          <w:rFonts w:ascii="Consolas" w:hAnsi="Consolas"/>
+          <w:sz w:val="21"/>
+        </w:rPr>
+        <w:t>S_AMARILLO</w:t>
+      </w:r>
+      <w:r>
+        <w:rPr>
+          <w:b w:val="0"/>
+          <w:sz w:val="21"/>
+        </w:rPr>
+        <w:t xml:space="preserve"> es ya sólo el amarillo de cierre, y el equipo no es </w:t>
+      </w:r>
+      <w:r>
+        <w:rPr>
+          <w:b/>
+          <w:sz w:val="21"/>
+        </w:rPr>
+        <w:t>estable</w:t>
+      </w:r>
+      <w:r>
+        <w:rPr>
+          <w:b w:val="0"/>
+          <w:sz w:val="21"/>
+        </w:rPr>
+        <w:t xml:space="preserve"> mientras dura. El</w:t>
+      </w:r>
+    </w:p>
+    <w:p>
+      <w:pPr>
+        <w:spacing w:after="120"/>
+      </w:pPr>
+      <w:r>
+        <w:rPr>
+          <w:rFonts w:ascii="Consolas" w:hAnsi="Consolas"/>
+          <w:sz w:val="21"/>
+        </w:rPr>
+        <w:t>$STATUS</w:t>
+      </w:r>
+      <w:r>
+        <w:rPr>
+          <w:b w:val="0"/>
+          <w:sz w:val="21"/>
+        </w:rPr>
+        <w:t xml:space="preserve"> publica </w:t>
+      </w:r>
+      <w:r>
+        <w:rPr>
+          <w:rFonts w:ascii="Consolas" w:hAnsi="Consolas"/>
+          <w:sz w:val="21"/>
+        </w:rPr>
+        <w:t>ESTADO:AMARILLO</w:t>
+      </w:r>
+      <w:r>
+        <w:rPr>
+          <w:b w:val="0"/>
+          <w:sz w:val="21"/>
+        </w:rPr>
+        <w:t xml:space="preserve"> al FINAL del verde (</w:t>
+      </w:r>
+      <w:r>
+        <w:rPr>
+          <w:rFonts w:ascii="Consolas" w:hAnsi="Consolas"/>
+          <w:sz w:val="21"/>
+        </w:rPr>
+        <w:t>semaforo_nombreEstado()</w:t>
+      </w:r>
+      <w:r>
+        <w:rPr>
+          <w:b w:val="0"/>
+          <w:sz w:val="21"/>
+        </w:rPr>
+        <w:t xml:space="preserve">, SPEC 4 §6). 🔴 </w:t>
+      </w:r>
+      <w:r>
+        <w:rPr>
+          <w:b/>
+          <w:sz w:val="21"/>
+        </w:rPr>
+        <w:t>Abierto:</w:t>
+      </w:r>
+      <w:r>
+        <w:rPr>
+          <w:b w:val="0"/>
+          <w:sz w:val="21"/>
+        </w:rPr>
+        <w:t xml:space="preserve"> el</w:t>
+      </w:r>
+    </w:p>
+    <w:p>
+      <w:pPr>
+        <w:spacing w:after="120"/>
+      </w:pPr>
+      <w:r>
+        <w:rPr>
+          <w:b w:val="0"/>
+          <w:sz w:val="21"/>
+        </w:rPr>
+        <w:t xml:space="preserve">campo </w:t>
+      </w:r>
+      <w:r>
+        <w:rPr>
+          <w:rFonts w:ascii="Consolas" w:hAnsi="Consolas"/>
+          <w:sz w:val="21"/>
+        </w:rPr>
+        <w:t>ESC:</w:t>
+      </w:r>
+      <w:r>
+        <w:rPr>
+          <w:b w:val="0"/>
+          <w:sz w:val="21"/>
+        </w:rPr>
+        <w:t xml:space="preserve"> del Poste 1 no tiene amarillo y sigue diciendo </w:t>
+      </w:r>
+      <w:r>
+        <w:rPr>
+          <w:rFonts w:ascii="Consolas" w:hAnsi="Consolas"/>
+          <w:sz w:val="21"/>
+        </w:rPr>
+        <w:t>VERDE</w:t>
+      </w:r>
+      <w:r>
+        <w:rPr>
+          <w:b w:val="0"/>
+          <w:sz w:val="21"/>
+        </w:rPr>
+        <w:t xml:space="preserve"> hasta el </w:t>
+      </w:r>
+      <w:r>
+        <w:rPr>
+          <w:rFonts w:ascii="Consolas" w:hAnsi="Consolas"/>
+          <w:sz w:val="21"/>
+        </w:rPr>
+        <w:t>CMD_ACK_RED</w:t>
+      </w:r>
+      <w:r>
+        <w:rPr>
+          <w:b w:val="0"/>
+          <w:sz w:val="21"/>
+        </w:rPr>
+        <w:t xml:space="preserve"> (SPEC 2 §2.2.bis).</w:t>
+      </w:r>
+    </w:p>
+    <w:p>
+      <w:pPr>
+        <w:pStyle w:val="ListNumber"/>
+        <w:spacing w:after="60"/>
+      </w:pPr>
+      <w:r>
+        <w:rPr>
+          <w:b/>
+          <w:sz w:val="21"/>
+        </w:rPr>
+        <w:t>La pluma sigue arriba durante el amarillo</w:t>
+      </w:r>
+      <w:r>
+        <w:rPr>
+          <w:b w:val="0"/>
+          <w:sz w:val="21"/>
+        </w:rPr>
+        <w:t xml:space="preserve"> y el retardo de bajada cuenta desde el rojo (§2, SPEC 8 §1).</w:t>
+      </w:r>
+    </w:p>
+    <w:p>
+      <w:pPr>
+        <w:spacing w:after="120"/>
+      </w:pPr>
+      <w:r>
+        <w:rPr>
+          <w:b w:val="0"/>
+          <w:sz w:val="21"/>
+        </w:rPr>
+        <w:t>Lo ejercen las filas 17 (</w:t>
+      </w:r>
+      <w:r>
+        <w:rPr>
+          <w:rFonts w:ascii="Consolas" w:hAnsi="Consolas"/>
+          <w:sz w:val="21"/>
+        </w:rPr>
+        <w:t>arnes_automatico.cpp</w:t>
+      </w:r>
+      <w:r>
+        <w:rPr>
+          <w:b w:val="0"/>
+          <w:sz w:val="21"/>
+        </w:rPr>
+        <w:t>: rojo a verde directo, cierre por amarillo con el coordinador fuera</w:t>
+      </w:r>
+    </w:p>
+    <w:p>
+      <w:pPr>
+        <w:spacing w:after="120"/>
+      </w:pPr>
+      <w:r>
+        <w:rPr>
+          <w:b w:val="0"/>
+          <w:sz w:val="21"/>
+        </w:rPr>
+        <w:t>de reposo), 18 (dos puntas: el orden de la luz en todo el barrido y el amarillo del Poste 2) y 19 (Degradado), con</w:t>
+      </w:r>
+    </w:p>
+    <w:p>
+      <w:pPr>
+        <w:spacing w:after="120"/>
+      </w:pPr>
+      <w:r>
+        <w:rPr>
+          <w:b w:val="0"/>
+          <w:sz w:val="21"/>
+        </w:rPr>
+        <w:t xml:space="preserve">las pruebas que celebraban lo contrario invertidas y vistas en rojo con el defecto inyectado (mensaje de </w:t>
+      </w:r>
+      <w:r>
+        <w:rPr>
+          <w:rFonts w:ascii="Consolas" w:hAnsi="Consolas"/>
+          <w:sz w:val="21"/>
+        </w:rPr>
+        <w:t>cda33df</w:t>
+      </w:r>
+      <w:r>
+        <w:rPr>
+          <w:b w:val="0"/>
+          <w:sz w:val="21"/>
+        </w:rPr>
+        <w:t>).</w:t>
+      </w:r>
+    </w:p>
+    <w:p>
+      <w:pPr>
+        <w:spacing w:after="120"/>
+      </w:pPr>
+      <w:r>
+        <w:rPr>
+          <w:b/>
+          <w:sz w:val="21"/>
+        </w:rPr>
+        <w:t>Sin acta de compuerta sobre `cda33df` en `evidencia/` y sin banco ni tarjeta.</w:t>
       </w:r>
     </w:p>
     <w:p>
@@ -2593,7 +3970,63 @@
           <w:b w:val="0"/>
           <w:sz w:val="21"/>
         </w:rPr>
-        <w:t xml:space="preserve"> Ocho modos declarados en su cabecera de modos; el estado vive fuera de la pantalla, en</w:t>
+        <w:t xml:space="preserve"> Siete modos en el enum </w:t>
+      </w:r>
+      <w:r>
+        <w:rPr>
+          <w:rFonts w:ascii="Consolas" w:hAnsi="Consolas"/>
+          <w:sz w:val="21"/>
+        </w:rPr>
+        <w:t>ModoSistema</w:t>
+      </w:r>
+      <w:r>
+        <w:rPr>
+          <w:b w:val="0"/>
+          <w:sz w:val="21"/>
+        </w:rPr>
+        <w:t xml:space="preserve"> de </w:t>
+      </w:r>
+      <w:r>
+        <w:rPr>
+          <w:rFonts w:ascii="Consolas" w:hAnsi="Consolas"/>
+          <w:sz w:val="21"/>
+        </w:rPr>
+        <w:t>modos.h</w:t>
+      </w:r>
+      <w:r>
+        <w:rPr>
+          <w:b w:val="0"/>
+          <w:sz w:val="21"/>
+        </w:rPr>
+        <w:t xml:space="preserve"> (</w:t>
+      </w:r>
+      <w:r>
+        <w:rPr>
+          <w:rFonts w:ascii="Consolas" w:hAnsi="Consolas"/>
+          <w:sz w:val="21"/>
+        </w:rPr>
+        <w:t>MODO_HORA</w:t>
+      </w:r>
+      <w:r>
+        <w:rPr>
+          <w:b w:val="0"/>
+          <w:sz w:val="21"/>
+        </w:rPr>
+        <w:t xml:space="preserve"> salió con </w:t>
+      </w:r>
+      <w:r>
+        <w:rPr>
+          <w:rFonts w:ascii="Consolas" w:hAnsi="Consolas"/>
+          <w:sz w:val="21"/>
+        </w:rPr>
+        <w:t>D-44</w:t>
+      </w:r>
+      <w:r>
+        <w:rPr>
+          <w:b w:val="0"/>
+          <w:sz w:val="21"/>
+        </w:rPr>
+        <w:t>); el</w:t>
       </w:r>
     </w:p>
     <w:p>
@@ -2605,7 +4038,19 @@
           <w:b w:val="0"/>
           <w:sz w:val="21"/>
         </w:rPr>
-        <w:t>su propio fichero, y se lee y escribe con un par de funciones (</w:t>
+        <w:t>estado vive fuera de la pantalla, en su propio fichero, y se lee y escribe con un par de funciones</w:t>
+      </w:r>
+    </w:p>
+    <w:p>
+      <w:pPr>
+        <w:spacing w:after="120"/>
+      </w:pPr>
+      <w:r>
+        <w:rPr>
+          <w:b w:val="0"/>
+          <w:sz w:val="21"/>
+        </w:rPr>
+        <w:t>(</w:t>
       </w:r>
       <w:r>
         <w:rPr>
@@ -2731,7 +4176,56 @@
                 <w:b w:val="0"/>
                 <w:sz w:val="19"/>
               </w:rPr>
-              <w:t xml:space="preserve"> en las dos puntas; ámbar intermitente si no hay enlace</w:t>
+              <w:t xml:space="preserve"> en las dos puntas; ámbar intermitente si no hay enlace. </w:t>
+            </w:r>
+            <w:r>
+              <w:rPr>
+                <w:b/>
+                <w:sz w:val="19"/>
+              </w:rPr>
+              <w:t>Sin navegación</w:t>
+            </w:r>
+            <w:r>
+              <w:rPr>
+                <w:b w:val="0"/>
+                <w:sz w:val="19"/>
+              </w:rPr>
+              <w:t xml:space="preserve"> (</w:t>
+            </w:r>
+            <w:r>
+              <w:rPr>
+                <w:rFonts w:ascii="Consolas" w:hAnsi="Consolas"/>
+                <w:sz w:val="19"/>
+              </w:rPr>
+              <w:t>D-44</w:t>
+            </w:r>
+            <w:r>
+              <w:rPr>
+                <w:b w:val="0"/>
+                <w:sz w:val="19"/>
+              </w:rPr>
+              <w:t xml:space="preserve">): de </w:t>
+            </w:r>
+            <w:r>
+              <w:rPr>
+                <w:rFonts w:ascii="Consolas" w:hAnsi="Consolas"/>
+                <w:sz w:val="19"/>
+              </w:rPr>
+              <w:t>menu.cpp</w:t>
+            </w:r>
+            <w:r>
+              <w:rPr>
+                <w:b w:val="0"/>
+                <w:sz w:val="19"/>
+              </w:rPr>
+              <w:t xml:space="preserve"> sólo queda </w:t>
+            </w:r>
+            <w:r>
+              <w:rPr>
+                <w:rFonts w:ascii="Consolas" w:hAnsi="Consolas"/>
+                <w:sz w:val="19"/>
+              </w:rPr>
+              <w:t>menu_setup()</w:t>
             </w:r>
           </w:p>
         </w:tc>
@@ -2743,17 +4237,17 @@
             <w:r/>
             <w:r>
               <w:rPr>
-                <w:b w:val="0"/>
-                <w:sz w:val="19"/>
-              </w:rPr>
-              <w:t xml:space="preserve">arranque, </w:t>
-            </w:r>
-            <w:r>
-              <w:rPr>
                 <w:rFonts w:ascii="Consolas" w:hAnsi="Consolas"/>
                 <w:sz w:val="19"/>
               </w:rPr>
               <w:t>SET_MODO:MENU</w:t>
+            </w:r>
+            <w:r>
+              <w:rPr>
+                <w:b w:val="0"/>
+                <w:sz w:val="19"/>
+              </w:rPr>
+              <w:t>; la salida de cada modo; el arranque sólo mientras espera la reanudación del Degradado (§4.1)</w:t>
             </w:r>
           </w:p>
         </w:tc>
@@ -3021,67 +4515,6 @@
                 <w:b w:val="0"/>
                 <w:sz w:val="19"/>
               </w:rPr>
-              <w:t>Hora</w:t>
-            </w:r>
-          </w:p>
-        </w:tc>
-        <w:tc>
-          <w:tcPr>
-            <w:tcW w:type="dxa" w:w="3120"/>
-          </w:tcPr>
-          <w:p>
-            <w:r/>
-            <w:r>
-              <w:rPr>
-                <w:b w:val="0"/>
-                <w:sz w:val="19"/>
-              </w:rPr>
-              <w:t>no toca las luces</w:t>
-            </w:r>
-          </w:p>
-        </w:tc>
-        <w:tc>
-          <w:tcPr>
-            <w:tcW w:type="dxa" w:w="3120"/>
-          </w:tcPr>
-          <w:p>
-            <w:r/>
-            <w:r>
-              <w:rPr>
-                <w:b w:val="0"/>
-                <w:sz w:val="19"/>
-              </w:rPr>
-              <w:t xml:space="preserve">🔴 </w:t>
-            </w:r>
-            <w:r>
-              <w:rPr>
-                <w:b/>
-                <w:sz w:val="19"/>
-              </w:rPr>
-              <w:t>INALCANZABLE</w:t>
-            </w:r>
-            <w:r>
-              <w:rPr>
-                <w:b w:val="0"/>
-                <w:sz w:val="19"/>
-              </w:rPr>
-              <w:t xml:space="preserve"> — ver Huecos</w:t>
-            </w:r>
-          </w:p>
-        </w:tc>
-      </w:tr>
-      <w:tr>
-        <w:tc>
-          <w:tcPr>
-            <w:tcW w:type="dxa" w:w="3120"/>
-          </w:tcPr>
-          <w:p>
-            <w:r/>
-            <w:r>
-              <w:rPr>
-                <w:b w:val="0"/>
-                <w:sz w:val="19"/>
-              </w:rPr>
               <w:t>Degradado</w:t>
             </w:r>
           </w:p>
@@ -3097,7 +4530,7 @@
                 <w:b w:val="0"/>
                 <w:sz w:val="19"/>
               </w:rPr>
-              <w:t>todo-rojo de entrada y luego verde/rojo por reloj</w:t>
+              <w:t>todo-rojo de entrada y luego verde/amarillo/rojo por reloj</w:t>
             </w:r>
           </w:p>
         </w:tc>
@@ -3112,6 +4545,20 @@
                 <w:rFonts w:ascii="Consolas" w:hAnsi="Consolas"/>
                 <w:sz w:val="19"/>
               </w:rPr>
+              <w:t>SET_MODO:DEG_T</w:t>
+            </w:r>
+            <w:r>
+              <w:rPr>
+                <w:b w:val="0"/>
+                <w:sz w:val="19"/>
+              </w:rPr>
+              <w:t xml:space="preserve"> (testigo); reanudación tras corte. ~~</w:t>
+            </w:r>
+            <w:r>
+              <w:rPr>
+                <w:rFonts w:ascii="Consolas" w:hAnsi="Consolas"/>
+                <w:sz w:val="19"/>
+              </w:rPr>
               <w:t>SET_MODO:DEGRADADO</w:t>
             </w:r>
             <w:r>
@@ -3119,21 +4566,21 @@
                 <w:b w:val="0"/>
                 <w:sz w:val="19"/>
               </w:rPr>
-              <w:t>; ~~</w:t>
+              <w:t>~~ salió (</w:t>
             </w:r>
             <w:r>
               <w:rPr>
                 <w:rFonts w:ascii="Consolas" w:hAnsi="Consolas"/>
                 <w:sz w:val="19"/>
               </w:rPr>
-              <w:t>A.B.A.B</w:t>
+              <w:t>D-46</w:t>
             </w:r>
             <w:r>
               <w:rPr>
                 <w:b w:val="0"/>
                 <w:sz w:val="19"/>
               </w:rPr>
-              <w:t>;~~ reanudación tras corte</w:t>
+              <w:t>, §12.11)</w:t>
             </w:r>
           </w:p>
         </w:tc>
@@ -3165,7 +4612,14 @@
                 <w:b/>
                 <w:sz w:val="19"/>
               </w:rPr>
-              <w:t>ámbar intermitente pedido a propósito</w:t>
+              <w:t>ámbar intermitente</w:t>
+            </w:r>
+            <w:r>
+              <w:rPr>
+                <w:b w:val="0"/>
+                <w:sz w:val="19"/>
+              </w:rPr>
+              <w:t>, pedido o de arranque</w:t>
             </w:r>
           </w:p>
         </w:tc>
@@ -3201,7 +4655,21 @@
                 <w:b w:val="0"/>
                 <w:sz w:val="19"/>
               </w:rPr>
-              <w:t>;~~ aviso del Poste 2; salida del Degradado</w:t>
+              <w:t xml:space="preserve">;~~ aviso del Poste 2; salida del Degradado; </w:t>
+            </w:r>
+            <w:r>
+              <w:rPr>
+                <w:b/>
+                <w:sz w:val="19"/>
+              </w:rPr>
+              <w:t>arranque</w:t>
+            </w:r>
+            <w:r>
+              <w:rPr>
+                <w:b w:val="0"/>
+                <w:sz w:val="19"/>
+              </w:rPr>
+              <w:t xml:space="preserve"> (§4.1)</w:t>
             </w:r>
           </w:p>
         </w:tc>
@@ -3511,6 +4979,970 @@
     </w:p>
     <w:p>
       <w:pPr>
+        <w:spacing w:before="200" w:after="120"/>
+      </w:pPr>
+      <w:r>
+        <w:rPr>
+          <w:b/>
+          <w:color w:val="003366"/>
+          <w:sz w:val="23"/>
+        </w:rPr>
+        <w:t>4.1 El arranque tras un corte o un watchdog (</w:t>
+      </w:r>
+      <w:r>
+        <w:rPr>
+          <w:rFonts w:ascii="Consolas" w:hAnsi="Consolas"/>
+          <w:color w:val="003366"/>
+          <w:sz w:val="23"/>
+        </w:rPr>
+        <w:t>D-40</w:t>
+      </w:r>
+      <w:r>
+        <w:rPr>
+          <w:b/>
+          <w:color w:val="003366"/>
+          <w:sz w:val="23"/>
+        </w:rPr>
+        <w:t>, construido; sin banco)</w:t>
+      </w:r>
+    </w:p>
+    <w:p>
+      <w:pPr>
+        <w:spacing w:after="120"/>
+      </w:pPr>
+      <w:r>
+        <w:rPr>
+          <w:b/>
+          <w:sz w:val="21"/>
+        </w:rPr>
+        <w:t>Poste 1.</w:t>
+      </w:r>
+      <w:r>
+        <w:rPr>
+          <w:b w:val="0"/>
+          <w:sz w:val="21"/>
+        </w:rPr>
+        <w:t xml:space="preserve"> </w:t>
+      </w:r>
+      <w:r>
+        <w:rPr>
+          <w:rFonts w:ascii="Consolas" w:hAnsi="Consolas"/>
+          <w:sz w:val="21"/>
+        </w:rPr>
+        <w:t>setup()</w:t>
+      </w:r>
+      <w:r>
+        <w:rPr>
+          <w:b w:val="0"/>
+          <w:sz w:val="21"/>
+        </w:rPr>
+        <w:t xml:space="preserve"> de </w:t>
+      </w:r>
+      <w:r>
+        <w:rPr>
+          <w:rFonts w:ascii="Consolas" w:hAnsi="Consolas"/>
+          <w:sz w:val="21"/>
+        </w:rPr>
+        <w:t>Maestro/src/main.cpp</w:t>
+      </w:r>
+      <w:r>
+        <w:rPr>
+          <w:b w:val="0"/>
+          <w:sz w:val="21"/>
+        </w:rPr>
+        <w:t xml:space="preserve"> elige entre cuatro salidas, en este orden: </w:t>
+      </w:r>
+      <w:r>
+        <w:rPr>
+          <w:b/>
+          <w:sz w:val="21"/>
+        </w:rPr>
+        <w:t>(1)</w:t>
+      </w:r>
+      <w:r>
+        <w:rPr>
+          <w:b w:val="0"/>
+          <w:sz w:val="21"/>
+        </w:rPr>
+        <w:t xml:space="preserve"> si</w:t>
+      </w:r>
+    </w:p>
+    <w:p>
+      <w:pPr>
+        <w:spacing w:after="120"/>
+      </w:pPr>
+      <w:r>
+        <w:rPr>
+          <w:rFonts w:ascii="Consolas" w:hAnsi="Consolas"/>
+          <w:sz w:val="21"/>
+        </w:rPr>
+        <w:t>modo_degradado_reanudarTrasCorte()</w:t>
+      </w:r>
+      <w:r>
+        <w:rPr>
+          <w:b w:val="0"/>
+          <w:sz w:val="21"/>
+        </w:rPr>
+        <w:t xml:space="preserve"> concede, vuelve al Degradado (</w:t>
+      </w:r>
+      <w:r>
+        <w:rPr>
+          <w:rFonts w:ascii="Consolas" w:hAnsi="Consolas"/>
+          <w:sz w:val="21"/>
+        </w:rPr>
+        <w:t>D-29</w:t>
+      </w:r>
+      <w:r>
+        <w:rPr>
+          <w:b w:val="0"/>
+          <w:sz w:val="21"/>
+        </w:rPr>
+        <w:t xml:space="preserve">); </w:t>
+      </w:r>
+      <w:r>
+        <w:rPr>
+          <w:b/>
+          <w:sz w:val="21"/>
+        </w:rPr>
+        <w:t>(2)</w:t>
+      </w:r>
+      <w:r>
+        <w:rPr>
+          <w:b w:val="0"/>
+          <w:sz w:val="21"/>
+        </w:rPr>
+        <w:t xml:space="preserve"> si la decisión sigue</w:t>
+      </w:r>
+    </w:p>
+    <w:p>
+      <w:pPr>
+        <w:spacing w:after="120"/>
+      </w:pPr>
+      <w:r>
+        <w:rPr>
+          <w:b w:val="0"/>
+          <w:sz w:val="21"/>
+        </w:rPr>
+        <w:t>pendiente (</w:t>
+      </w:r>
+      <w:r>
+        <w:rPr>
+          <w:rFonts w:ascii="Consolas" w:hAnsi="Consolas"/>
+          <w:sz w:val="21"/>
+        </w:rPr>
+        <w:t>respaldo_degradadoActivo()</w:t>
+      </w:r>
+      <w:r>
+        <w:rPr>
+          <w:b w:val="0"/>
+          <w:sz w:val="21"/>
+        </w:rPr>
+        <w:t xml:space="preserve">), espera en </w:t>
+      </w:r>
+      <w:r>
+        <w:rPr>
+          <w:b/>
+          <w:sz w:val="21"/>
+        </w:rPr>
+        <w:t>Menú</w:t>
+      </w:r>
+      <w:r>
+        <w:rPr>
+          <w:b w:val="0"/>
+          <w:sz w:val="21"/>
+        </w:rPr>
+        <w:t xml:space="preserve"> —rojo fijo con enlace— con </w:t>
+      </w:r>
+      <w:r>
+        <w:rPr>
+          <w:rFonts w:ascii="Consolas" w:hAnsi="Consolas"/>
+          <w:sz w:val="21"/>
+        </w:rPr>
+        <w:t>esperaReanudacion</w:t>
+      </w:r>
+    </w:p>
+    <w:p>
+      <w:pPr>
+        <w:spacing w:after="120"/>
+      </w:pPr>
+      <w:r>
+        <w:rPr>
+          <w:b w:val="0"/>
+          <w:sz w:val="21"/>
+        </w:rPr>
+        <w:t xml:space="preserve">armada; </w:t>
+      </w:r>
+      <w:r>
+        <w:rPr>
+          <w:b/>
+          <w:sz w:val="21"/>
+        </w:rPr>
+        <w:t>(2.bis)</w:t>
+      </w:r>
+      <w:r>
+        <w:rPr>
+          <w:b w:val="0"/>
+          <w:sz w:val="21"/>
+        </w:rPr>
+        <w:t xml:space="preserve"> si la pila trae el rojo fijo sin hora (</w:t>
+      </w:r>
+      <w:r>
+        <w:rPr>
+          <w:rFonts w:ascii="Consolas" w:hAnsi="Consolas"/>
+          <w:sz w:val="21"/>
+        </w:rPr>
+        <w:t>respaldo_rojoSinHora()</w:t>
+      </w:r>
+      <w:r>
+        <w:rPr>
+          <w:b w:val="0"/>
+          <w:sz w:val="21"/>
+        </w:rPr>
+        <w:t xml:space="preserve">, </w:t>
+      </w:r>
+      <w:r>
+        <w:rPr>
+          <w:rFonts w:ascii="Consolas" w:hAnsi="Consolas"/>
+          <w:sz w:val="21"/>
+        </w:rPr>
+        <w:t>D-47</w:t>
+      </w:r>
+      <w:r>
+        <w:rPr>
+          <w:b w:val="0"/>
+          <w:sz w:val="21"/>
+        </w:rPr>
+        <w:t>, abajo), vuelve a ese</w:t>
+      </w:r>
+    </w:p>
+    <w:p>
+      <w:pPr>
+        <w:spacing w:after="120"/>
+      </w:pPr>
+      <w:r>
+        <w:rPr>
+          <w:b w:val="0"/>
+          <w:sz w:val="21"/>
+        </w:rPr>
+        <w:t xml:space="preserve">rojo; </w:t>
+      </w:r>
+      <w:r>
+        <w:rPr>
+          <w:b/>
+          <w:sz w:val="21"/>
+        </w:rPr>
+        <w:t>(3)</w:t>
+      </w:r>
+      <w:r>
+        <w:rPr>
+          <w:b w:val="0"/>
+          <w:sz w:val="21"/>
+        </w:rPr>
+        <w:t xml:space="preserve"> si no, </w:t>
+      </w:r>
+      <w:r>
+        <w:rPr>
+          <w:rFonts w:ascii="Consolas" w:hAnsi="Consolas"/>
+          <w:sz w:val="21"/>
+        </w:rPr>
+        <w:t>entrarAmbarDeArranque()</w:t>
+      </w:r>
+      <w:r>
+        <w:rPr>
+          <w:b w:val="0"/>
+          <w:sz w:val="21"/>
+        </w:rPr>
+        <w:t xml:space="preserve">: </w:t>
+      </w:r>
+      <w:r>
+        <w:rPr>
+          <w:b/>
+          <w:sz w:val="21"/>
+        </w:rPr>
+        <w:t>MODO_AMBAR entero</w:t>
+      </w:r>
+      <w:r>
+        <w:rPr>
+          <w:b w:val="0"/>
+          <w:sz w:val="21"/>
+        </w:rPr>
+        <w:t xml:space="preserve"> con su motivo propio</w:t>
+      </w:r>
+    </w:p>
+    <w:p>
+      <w:pPr>
+        <w:spacing w:after="120"/>
+      </w:pPr>
+      <w:r>
+        <w:rPr>
+          <w:b w:val="0"/>
+          <w:sz w:val="21"/>
+        </w:rPr>
+        <w:t>(</w:t>
+      </w:r>
+      <w:r>
+        <w:rPr>
+          <w:rFonts w:ascii="Consolas" w:hAnsi="Consolas"/>
+          <w:sz w:val="21"/>
+        </w:rPr>
+        <w:t>modo_ambar_fijarMotivoDeArranque()</w:t>
+      </w:r>
+      <w:r>
+        <w:rPr>
+          <w:b w:val="0"/>
+          <w:sz w:val="21"/>
+        </w:rPr>
+        <w:t>), o sea todo-rojo, orden de ámbar al Poste 2 y ámbar intermitente: **fuera de</w:t>
+      </w:r>
+    </w:p>
+    <w:p>
+      <w:pPr>
+        <w:spacing w:after="120"/>
+      </w:pPr>
+      <w:r>
+        <w:rPr>
+          <w:b w:val="0"/>
+          <w:sz w:val="21"/>
+        </w:rPr>
+        <w:t>servicio**. La espera de (2) acaba en el bucle: si reanuda o alguien elige modo, nada más; si la decisión borra el</w:t>
+      </w:r>
+    </w:p>
+    <w:p>
+      <w:pPr>
+        <w:spacing w:after="120"/>
+      </w:pPr>
+      <w:r>
+        <w:rPr>
+          <w:b w:val="0"/>
+          <w:sz w:val="21"/>
+        </w:rPr>
+        <w:t xml:space="preserve">indicador y sigue en Menú, pasa al ámbar de arranque. </w:t>
+      </w:r>
+      <w:r>
+        <w:rPr>
+          <w:b/>
+          <w:sz w:val="21"/>
+        </w:rPr>
+        <w:t>Se sale con una orden del operario</w:t>
+      </w:r>
+      <w:r>
+        <w:rPr>
+          <w:b w:val="0"/>
+          <w:sz w:val="21"/>
+        </w:rPr>
+        <w:t>, como de cualquier</w:t>
+      </w:r>
+    </w:p>
+    <w:p>
+      <w:pPr>
+        <w:spacing w:after="120"/>
+      </w:pPr>
+      <w:r>
+        <w:rPr>
+          <w:b w:val="0"/>
+          <w:sz w:val="21"/>
+        </w:rPr>
+        <w:t xml:space="preserve">ámbar. El motivo de arranque </w:t>
+      </w:r>
+      <w:r>
+        <w:rPr>
+          <w:b/>
+          <w:sz w:val="21"/>
+        </w:rPr>
+        <w:t>es una marca</w:t>
+      </w:r>
+      <w:r>
+        <w:rPr>
+          <w:b w:val="0"/>
+          <w:sz w:val="21"/>
+        </w:rPr>
+        <w:t xml:space="preserve">: </w:t>
+      </w:r>
+      <w:r>
+        <w:rPr>
+          <w:rFonts w:ascii="Consolas" w:hAnsi="Consolas"/>
+          <w:sz w:val="21"/>
+        </w:rPr>
+        <w:t>modo_ambar_esDeArranque()</w:t>
+      </w:r>
+      <w:r>
+        <w:rPr>
+          <w:b w:val="0"/>
+          <w:sz w:val="21"/>
+        </w:rPr>
+        <w:t xml:space="preserve"> la lee la puerta del testigo para **no</w:t>
+      </w:r>
+    </w:p>
+    <w:p>
+      <w:pPr>
+        <w:spacing w:after="120"/>
+      </w:pPr>
+      <w:r>
+        <w:rPr>
+          <w:b w:val="0"/>
+          <w:sz w:val="21"/>
+        </w:rPr>
+        <w:t>aplicarle el veto R-4** (SPEC 2 §7.bis), que es para el ámbar que pidió una persona; cualquier otro camino al ámbar</w:t>
+      </w:r>
+    </w:p>
+    <w:p>
+      <w:pPr>
+        <w:spacing w:after="120"/>
+      </w:pPr>
+      <w:r>
+        <w:rPr>
+          <w:b w:val="0"/>
+          <w:sz w:val="21"/>
+        </w:rPr>
+        <w:t xml:space="preserve">fija su motivo y la marca desaparece. El </w:t>
+      </w:r>
+      <w:r>
+        <w:rPr>
+          <w:rFonts w:ascii="Consolas" w:hAnsi="Consolas"/>
+          <w:sz w:val="21"/>
+        </w:rPr>
+        <w:t>$STATUS</w:t>
+      </w:r>
+      <w:r>
+        <w:rPr>
+          <w:b w:val="0"/>
+          <w:sz w:val="21"/>
+        </w:rPr>
+        <w:t xml:space="preserve"> dice </w:t>
+      </w:r>
+      <w:r>
+        <w:rPr>
+          <w:rFonts w:ascii="Consolas" w:hAnsi="Consolas"/>
+          <w:sz w:val="21"/>
+        </w:rPr>
+        <w:t>MODO:AMBAR</w:t>
+      </w:r>
+      <w:r>
+        <w:rPr>
+          <w:b w:val="0"/>
+          <w:sz w:val="21"/>
+        </w:rPr>
+        <w:t xml:space="preserve"> en los dos casos: el motivo no se publica.</w:t>
+      </w:r>
+    </w:p>
+    <w:p>
+      <w:pPr>
+        <w:spacing w:after="120"/>
+      </w:pPr>
+      <w:r>
+        <w:rPr>
+          <w:b/>
+          <w:sz w:val="21"/>
+        </w:rPr>
+        <w:t>Poste 2: NO cambia, y es decisión de diseño</w:t>
+      </w:r>
+      <w:r>
+        <w:rPr>
+          <w:b w:val="0"/>
+          <w:sz w:val="21"/>
+        </w:rPr>
+        <w:t xml:space="preserve"> (contra la letra de </w:t>
+      </w:r>
+      <w:r>
+        <w:rPr>
+          <w:rFonts w:ascii="Consolas" w:hAnsi="Consolas"/>
+          <w:sz w:val="21"/>
+        </w:rPr>
+        <w:t>D-40</w:t>
+      </w:r>
+      <w:r>
+        <w:rPr>
+          <w:b w:val="0"/>
+          <w:sz w:val="21"/>
+        </w:rPr>
+        <w:t>, que nombra a los dos). Reiniciado solo,</w:t>
+      </w:r>
+    </w:p>
+    <w:p>
+      <w:pPr>
+        <w:spacing w:after="120"/>
+      </w:pPr>
+      <w:r>
+        <w:rPr>
+          <w:b w:val="0"/>
+          <w:sz w:val="21"/>
+        </w:rPr>
+        <w:t>arranca en rojo (</w:t>
+      </w:r>
+      <w:r>
+        <w:rPr>
+          <w:rFonts w:ascii="Consolas" w:hAnsi="Consolas"/>
+          <w:sz w:val="21"/>
+        </w:rPr>
+        <w:t>semaforo_forzarRojo()</w:t>
+      </w:r>
+      <w:r>
+        <w:rPr>
+          <w:b w:val="0"/>
+          <w:sz w:val="21"/>
+        </w:rPr>
+        <w:t xml:space="preserve"> en su </w:t>
+      </w:r>
+      <w:r>
+        <w:rPr>
+          <w:rFonts w:ascii="Consolas" w:hAnsi="Consolas"/>
+          <w:sz w:val="21"/>
+        </w:rPr>
+        <w:t>setup()</w:t>
+      </w:r>
+      <w:r>
+        <w:rPr>
+          <w:b w:val="0"/>
+          <w:sz w:val="21"/>
+        </w:rPr>
+        <w:t>) y lo recupera el Poste 1 por radio; sin radio, cae a</w:t>
+      </w:r>
+    </w:p>
+    <w:p>
+      <w:pPr>
+        <w:spacing w:after="120"/>
+      </w:pPr>
+      <w:r>
+        <w:rPr>
+          <w:b w:val="0"/>
+          <w:sz w:val="21"/>
+        </w:rPr>
+        <w:t xml:space="preserve">ámbar por orfandad (§9). Arrancarlo en fallo daría </w:t>
+      </w:r>
+      <w:r>
+        <w:rPr>
+          <w:b/>
+          <w:sz w:val="21"/>
+        </w:rPr>
+        <w:t>ámbar contra el verde</w:t>
+      </w:r>
+      <w:r>
+        <w:rPr>
+          <w:b w:val="0"/>
+          <w:sz w:val="21"/>
+        </w:rPr>
+        <w:t xml:space="preserve"> de un Poste 1 que siguió ciclando.</w:t>
+      </w:r>
+    </w:p>
+    <w:p>
+      <w:pPr>
+        <w:spacing w:after="120"/>
+      </w:pPr>
+      <w:r>
+        <w:rPr>
+          <w:b/>
+          <w:sz w:val="21"/>
+        </w:rPr>
+        <w:t>El rojo fijo por falta de hora sobrevive al corte</w:t>
+      </w:r>
+      <w:r>
+        <w:rPr>
+          <w:b w:val="0"/>
+          <w:sz w:val="21"/>
+        </w:rPr>
+        <w:t xml:space="preserve"> (</w:t>
+      </w:r>
+      <w:r>
+        <w:rPr>
+          <w:rFonts w:ascii="Consolas" w:hAnsi="Consolas"/>
+          <w:sz w:val="21"/>
+        </w:rPr>
+        <w:t>D-47</w:t>
+      </w:r>
+      <w:r>
+        <w:rPr>
+          <w:b w:val="0"/>
+          <w:sz w:val="21"/>
+        </w:rPr>
+        <w:t xml:space="preserve">; construido en </w:t>
+      </w:r>
+      <w:r>
+        <w:rPr>
+          <w:rFonts w:ascii="Consolas" w:hAnsi="Consolas"/>
+          <w:sz w:val="21"/>
+        </w:rPr>
+        <w:t>cda33df</w:t>
+      </w:r>
+      <w:r>
+        <w:rPr>
+          <w:b w:val="0"/>
+          <w:sz w:val="21"/>
+        </w:rPr>
+        <w:t>, sin banco). Al caer a ese</w:t>
+      </w:r>
+    </w:p>
+    <w:p>
+      <w:pPr>
+        <w:spacing w:after="120"/>
+      </w:pPr>
+      <w:r>
+        <w:rPr>
+          <w:b w:val="0"/>
+          <w:sz w:val="21"/>
+        </w:rPr>
+        <w:t>rojo (</w:t>
+      </w:r>
+      <w:r>
+        <w:rPr>
+          <w:rFonts w:ascii="Consolas" w:hAnsi="Consolas"/>
+          <w:sz w:val="21"/>
+        </w:rPr>
+        <w:t>D-38</w:t>
+      </w:r>
+      <w:r>
+        <w:rPr>
+          <w:b w:val="0"/>
+          <w:sz w:val="21"/>
+        </w:rPr>
+        <w:t xml:space="preserve">, SPEC 3 §5), </w:t>
+      </w:r>
+      <w:r>
+        <w:rPr>
+          <w:rFonts w:ascii="Consolas" w:hAnsi="Consolas"/>
+          <w:sz w:val="21"/>
+        </w:rPr>
+        <w:t>irARojoSinHora()</w:t>
+      </w:r>
+      <w:r>
+        <w:rPr>
+          <w:b w:val="0"/>
+          <w:sz w:val="21"/>
+        </w:rPr>
+        <w:t xml:space="preserve"> de cada punta pone </w:t>
+      </w:r>
+      <w:r>
+        <w:rPr>
+          <w:rFonts w:ascii="Consolas" w:hAnsi="Consolas"/>
+          <w:sz w:val="21"/>
+        </w:rPr>
+        <w:t>FLAG_ROJO_SIN_HORA</w:t>
+      </w:r>
+      <w:r>
+        <w:rPr>
+          <w:b w:val="0"/>
+          <w:sz w:val="21"/>
+        </w:rPr>
+        <w:t xml:space="preserve"> (bit8 de </w:t>
+      </w:r>
+      <w:r>
+        <w:rPr>
+          <w:rFonts w:ascii="Consolas" w:hAnsi="Consolas"/>
+          <w:sz w:val="21"/>
+        </w:rPr>
+        <w:t>REG_FLAGS</w:t>
+      </w:r>
+      <w:r>
+        <w:rPr>
+          <w:b w:val="0"/>
+          <w:sz w:val="21"/>
+        </w:rPr>
+        <w:t>) con</w:t>
+      </w:r>
+    </w:p>
+    <w:p>
+      <w:pPr>
+        <w:spacing w:after="120"/>
+      </w:pPr>
+      <w:r>
+        <w:rPr>
+          <w:rFonts w:ascii="Consolas" w:hAnsi="Consolas"/>
+          <w:sz w:val="21"/>
+        </w:rPr>
+        <w:t>respaldo_guardarRojoSinHora()</w:t>
+      </w:r>
+      <w:r>
+        <w:rPr>
+          <w:b w:val="0"/>
+          <w:sz w:val="21"/>
+        </w:rPr>
+        <w:t>, DESPUÉS de bajar el Degradado, que lo borra; lo bajan también</w:t>
+      </w:r>
+    </w:p>
+    <w:p>
+      <w:pPr>
+        <w:spacing w:after="120"/>
+      </w:pPr>
+      <w:r>
+        <w:rPr>
+          <w:rFonts w:ascii="Consolas" w:hAnsi="Consolas"/>
+          <w:sz w:val="21"/>
+        </w:rPr>
+        <w:t>respaldo_guardarTestigo()</w:t>
+      </w:r>
+      <w:r>
+        <w:rPr>
+          <w:b w:val="0"/>
+          <w:sz w:val="21"/>
+        </w:rPr>
+        <w:t xml:space="preserve"> y toda llamada a </w:t>
+      </w:r>
+      <w:r>
+        <w:rPr>
+          <w:rFonts w:ascii="Consolas" w:hAnsi="Consolas"/>
+          <w:sz w:val="21"/>
+        </w:rPr>
+        <w:t>respaldo_guardarDegradado()</w:t>
+      </w:r>
+      <w:r>
+        <w:rPr>
+          <w:b w:val="0"/>
+          <w:sz w:val="21"/>
+        </w:rPr>
+        <w:t>, o sea toda entrada y salida del modo.</w:t>
+      </w:r>
+    </w:p>
+    <w:p>
+      <w:pPr>
+        <w:spacing w:after="120"/>
+      </w:pPr>
+      <w:r>
+        <w:rPr>
+          <w:b w:val="0"/>
+          <w:sz w:val="21"/>
+        </w:rPr>
+        <w:t xml:space="preserve">Al arrancar con la marca puesta: el Poste 1 toma la salida (2.bis) de arriba, </w:t>
+      </w:r>
+      <w:r>
+        <w:rPr>
+          <w:b/>
+          <w:sz w:val="21"/>
+        </w:rPr>
+        <w:t>antes</w:t>
+      </w:r>
+      <w:r>
+        <w:rPr>
+          <w:b w:val="0"/>
+          <w:sz w:val="21"/>
+        </w:rPr>
+        <w:t xml:space="preserve"> del ámbar de arranque, y</w:t>
+      </w:r>
+    </w:p>
+    <w:p>
+      <w:pPr>
+        <w:spacing w:after="120"/>
+      </w:pPr>
+      <w:r>
+        <w:rPr>
+          <w:b w:val="0"/>
+          <w:sz w:val="21"/>
+        </w:rPr>
+        <w:t xml:space="preserve">entra en </w:t>
+      </w:r>
+      <w:r>
+        <w:rPr>
+          <w:rFonts w:ascii="Consolas" w:hAnsi="Consolas"/>
+          <w:sz w:val="21"/>
+        </w:rPr>
+        <w:t>MODO_DEGRADADO</w:t>
+      </w:r>
+      <w:r>
+        <w:rPr>
+          <w:b w:val="0"/>
+          <w:sz w:val="21"/>
+        </w:rPr>
+        <w:t xml:space="preserve"> por </w:t>
+      </w:r>
+      <w:r>
+        <w:rPr>
+          <w:rFonts w:ascii="Consolas" w:hAnsi="Consolas"/>
+          <w:sz w:val="21"/>
+        </w:rPr>
+        <w:t>modo_degradado_arrancarEnRojoSinHora()</w:t>
+      </w:r>
+      <w:r>
+        <w:rPr>
+          <w:b w:val="0"/>
+          <w:sz w:val="21"/>
+        </w:rPr>
+        <w:t>;</w:t>
+      </w:r>
+    </w:p>
+    <w:p>
+      <w:pPr>
+        <w:spacing w:after="120"/>
+      </w:pPr>
+      <w:r>
+        <w:rPr>
+          <w:b w:val="0"/>
+          <w:sz w:val="21"/>
+        </w:rPr>
+        <w:t xml:space="preserve">el Poste 2 llama a </w:t>
+      </w:r>
+      <w:r>
+        <w:rPr>
+          <w:rFonts w:ascii="Consolas" w:hAnsi="Consolas"/>
+          <w:sz w:val="21"/>
+        </w:rPr>
+        <w:t>degradado_arrancarEnRojoSinHora()</w:t>
+      </w:r>
+      <w:r>
+        <w:rPr>
+          <w:b w:val="0"/>
+          <w:sz w:val="21"/>
+        </w:rPr>
+        <w:t xml:space="preserve"> tras su reanudación. Los dos vuelven a </w:t>
+      </w:r>
+      <w:r>
+        <w:rPr>
+          <w:rFonts w:ascii="Consolas" w:hAnsi="Consolas"/>
+          <w:sz w:val="21"/>
+        </w:rPr>
+        <w:t>irARojoSinHora()</w:t>
+      </w:r>
+      <w:r>
+        <w:rPr>
+          <w:b w:val="0"/>
+          <w:sz w:val="21"/>
+        </w:rPr>
+        <w:t>:</w:t>
+      </w:r>
+    </w:p>
+    <w:p>
+      <w:pPr>
+        <w:spacing w:after="120"/>
+      </w:pPr>
+      <w:r>
+        <w:rPr>
+          <w:b w:val="0"/>
+          <w:sz w:val="21"/>
+        </w:rPr>
+        <w:t xml:space="preserve">rojo fijo gobernando la luz (en el Poste 2, sin orfandad que lo lleve a ámbar), su </w:t>
+      </w:r>
+      <w:r>
+        <w:rPr>
+          <w:rFonts w:ascii="Consolas" w:hAnsi="Consolas"/>
+          <w:sz w:val="21"/>
+        </w:rPr>
+        <w:t>$ALARM ROJO_SIN_HORA</w:t>
+      </w:r>
+      <w:r>
+        <w:rPr>
+          <w:b w:val="0"/>
+          <w:sz w:val="21"/>
+        </w:rPr>
+        <w:t xml:space="preserve"> y la</w:t>
+      </w:r>
+    </w:p>
+    <w:p>
+      <w:pPr>
+        <w:spacing w:after="120"/>
+      </w:pPr>
+      <w:r>
+        <w:rPr>
+          <w:b w:val="0"/>
+          <w:sz w:val="21"/>
+        </w:rPr>
+        <w:t>salida de siempre. Si el poste estaba en verde al perder la hora, el cierre lleva su amarillo (§3.2).</w:t>
+      </w:r>
+    </w:p>
+    <w:p>
+      <w:pPr>
+        <w:spacing w:after="120"/>
+      </w:pPr>
+      <w:r>
+        <w:rPr>
+          <w:b w:val="0"/>
+          <w:sz w:val="21"/>
+        </w:rPr>
+        <w:t xml:space="preserve">🔴 </w:t>
+      </w:r>
+      <w:r>
+        <w:rPr>
+          <w:b/>
+          <w:sz w:val="21"/>
+        </w:rPr>
+        <w:t>Abierto: el arranque del Poste 1 en ese rojo no lo ejerce ningún arnés</w:t>
+      </w:r>
+      <w:r>
+        <w:rPr>
+          <w:b w:val="0"/>
+          <w:sz w:val="21"/>
+        </w:rPr>
+        <w:t xml:space="preserve"> —</w:t>
+      </w:r>
+      <w:r>
+        <w:rPr>
+          <w:rFonts w:ascii="Consolas" w:hAnsi="Consolas"/>
+          <w:sz w:val="21"/>
+        </w:rPr>
+        <w:t>Maestro/src/main.cpp</w:t>
+      </w:r>
+      <w:r>
+        <w:rPr>
+          <w:b w:val="0"/>
+          <w:sz w:val="21"/>
+        </w:rPr>
+        <w:t xml:space="preserve"> no lo compila</w:t>
+      </w:r>
+    </w:p>
+    <w:p>
+      <w:pPr>
+        <w:spacing w:after="120"/>
+      </w:pPr>
+      <w:r>
+        <w:rPr>
+          <w:b w:val="0"/>
+          <w:sz w:val="21"/>
+        </w:rPr>
+        <w:t xml:space="preserve">ninguno, y su único llamador es ese </w:t>
+      </w:r>
+      <w:r>
+        <w:rPr>
+          <w:rFonts w:ascii="Consolas" w:hAnsi="Consolas"/>
+          <w:sz w:val="21"/>
+        </w:rPr>
+        <w:t>setup()</w:t>
+      </w:r>
+      <w:r>
+        <w:rPr>
+          <w:b w:val="0"/>
+          <w:sz w:val="21"/>
+        </w:rPr>
+        <w:t>—; el del Poste 2 sí (fila</w:t>
+      </w:r>
+    </w:p>
+    <w:p>
+      <w:pPr>
+        <w:spacing w:after="120"/>
+      </w:pPr>
+      <w:r>
+        <w:rPr>
+          <w:b w:val="0"/>
+          <w:sz w:val="21"/>
+        </w:rPr>
+        <w:t xml:space="preserve">19, </w:t>
+      </w:r>
+      <w:r>
+        <w:rPr>
+          <w:rFonts w:ascii="Consolas" w:hAnsi="Consolas"/>
+          <w:sz w:val="21"/>
+        </w:rPr>
+        <w:t>H10</w:t>
+      </w:r>
+      <w:r>
+        <w:rPr>
+          <w:b w:val="0"/>
+          <w:sz w:val="21"/>
+        </w:rPr>
+        <w:t xml:space="preserve"> de </w:t>
+      </w:r>
+      <w:r>
+        <w:rPr>
+          <w:rFonts w:ascii="Consolas" w:hAnsi="Consolas"/>
+          <w:sz w:val="21"/>
+        </w:rPr>
+        <w:t>orquestador_deg_auto2.inc</w:t>
+      </w:r>
+      <w:r>
+        <w:rPr>
+          <w:b w:val="0"/>
+          <w:sz w:val="21"/>
+        </w:rPr>
+        <w:t>).</w:t>
+      </w:r>
+    </w:p>
+    <w:p>
+      <w:pPr>
         <w:spacing w:before="280" w:after="120"/>
       </w:pPr>
       <w:r>
@@ -3886,21 +6318,7 @@
           <w:b w:val="0"/>
           <w:sz w:val="21"/>
         </w:rPr>
-        <w:t>de los tres que es seguridad vial pura</w:t>
-      </w:r>
-      <w:r>
-        <w:rPr>
-          <w:b/>
-          <w:sz w:val="21"/>
-        </w:rPr>
-        <w:t xml:space="preserve"> —garantiza que el tramo quedó VACÍO antes de abrir el otro lado— y, </w:t>
-      </w:r>
-      <w:r>
-        <w:rPr>
-          <w:b w:val="0"/>
-          <w:sz w:val="21"/>
-        </w:rPr>
-        <w:t>a</w:t>
+        <w:t>de los tres que es seguridad vial pura** —garantiza que el tramo quedó VACÍO antes de abrir el otro lado—. El aviso al</w:t>
       </w:r>
     </w:p>
     <w:p>
@@ -3912,7 +6330,273 @@
           <w:b w:val="0"/>
           <w:sz w:val="21"/>
         </w:rPr>
-        <w:t>falta de ámbar de cierre (§3.1), es TODA la protección que hay para quien se quedó dentro**.</w:t>
+        <w:t>conductor es el amarillo de cierre (§3.2); el despeje sigue siendo el margen para quien se quedó dentro.</w:t>
+      </w:r>
+    </w:p>
+    <w:p>
+      <w:pPr>
+        <w:pStyle w:val="ListBullet"/>
+        <w:spacing w:after="60"/>
+        <w:ind w:left="360"/>
+      </w:pPr>
+      <w:r>
+        <w:rPr>
+          <w:b/>
+          <w:sz w:val="21"/>
+        </w:rPr>
+        <w:t>El amarillo de cierre, `AMARILLO_SEG` = 3 s, es FIJO y NO CONFIGURABLE</w:t>
+      </w:r>
+      <w:r>
+        <w:rPr>
+          <w:b w:val="0"/>
+          <w:sz w:val="21"/>
+        </w:rPr>
+        <w:t xml:space="preserve"> (</w:t>
+      </w:r>
+      <w:r>
+        <w:rPr>
+          <w:rFonts w:ascii="Consolas" w:hAnsi="Consolas"/>
+          <w:sz w:val="21"/>
+        </w:rPr>
+        <w:t>D-45</w:t>
+      </w:r>
+      <w:r>
+        <w:rPr>
+          <w:b w:val="0"/>
+          <w:sz w:val="21"/>
+        </w:rPr>
+        <w:t xml:space="preserve">; </w:t>
+      </w:r>
+      <w:r>
+        <w:rPr>
+          <w:rFonts w:ascii="Consolas" w:hAnsi="Consolas"/>
+          <w:sz w:val="21"/>
+        </w:rPr>
+        <w:t>cda33df</w:t>
+      </w:r>
+      <w:r>
+        <w:rPr>
+          <w:b w:val="0"/>
+          <w:sz w:val="21"/>
+        </w:rPr>
+        <w:t>, sin banco). No</w:t>
+      </w:r>
+    </w:p>
+    <w:p>
+      <w:pPr>
+        <w:spacing w:after="120"/>
+      </w:pPr>
+      <w:r>
+        <w:rPr>
+          <w:b w:val="0"/>
+          <w:sz w:val="21"/>
+        </w:rPr>
+        <w:t xml:space="preserve">entra en </w:t>
+      </w:r>
+      <w:r>
+        <w:rPr>
+          <w:rFonts w:ascii="Consolas" w:hAnsi="Consolas"/>
+          <w:sz w:val="21"/>
+        </w:rPr>
+        <w:t>limites_ciclo.h</w:t>
+      </w:r>
+      <w:r>
+        <w:rPr>
+          <w:b w:val="0"/>
+          <w:sz w:val="21"/>
+        </w:rPr>
+        <w:t xml:space="preserve">, ni en </w:t>
+      </w:r>
+      <w:r>
+        <w:rPr>
+          <w:rFonts w:ascii="Consolas" w:hAnsi="Consolas"/>
+          <w:sz w:val="21"/>
+        </w:rPr>
+        <w:t>SET_TIEMPOS</w:t>
+      </w:r>
+      <w:r>
+        <w:rPr>
+          <w:b w:val="0"/>
+          <w:sz w:val="21"/>
+        </w:rPr>
+        <w:t>, ni en el respaldo: lo fija la decisión (rótulo de la Fig. 4-9 de</w:t>
+      </w:r>
+    </w:p>
+    <w:p>
+      <w:pPr>
+        <w:spacing w:after="120"/>
+      </w:pPr>
+      <w:r>
+        <w:rPr>
+          <w:b w:val="0"/>
+          <w:sz w:val="21"/>
+        </w:rPr>
+        <w:t xml:space="preserve">la norma, §3.2). Vive </w:t>
+      </w:r>
+      <w:r>
+        <w:rPr>
+          <w:b/>
+          <w:sz w:val="21"/>
+        </w:rPr>
+        <w:t>una sola vez, en `protocolo.h`</w:t>
+      </w:r>
+      <w:r>
+        <w:rPr>
+          <w:b w:val="0"/>
+          <w:sz w:val="21"/>
+        </w:rPr>
+        <w:t>, idéntica en las dos puntas (</w:t>
+      </w:r>
+      <w:r>
+        <w:rPr>
+          <w:rFonts w:ascii="Consolas" w:hAnsi="Consolas"/>
+          <w:sz w:val="21"/>
+        </w:rPr>
+        <w:t>costura_01_contratos</w:t>
+      </w:r>
+      <w:r>
+        <w:rPr>
+          <w:b w:val="0"/>
+          <w:sz w:val="21"/>
+        </w:rPr>
+        <w:t>), junto</w:t>
+      </w:r>
+    </w:p>
+    <w:p>
+      <w:pPr>
+        <w:spacing w:after="120"/>
+      </w:pPr>
+      <w:r>
+        <w:rPr>
+          <w:b w:val="0"/>
+          <w:sz w:val="21"/>
+        </w:rPr>
+        <w:t xml:space="preserve">a </w:t>
+      </w:r>
+      <w:r>
+        <w:rPr>
+          <w:rFonts w:ascii="Consolas" w:hAnsi="Consolas"/>
+          <w:sz w:val="21"/>
+        </w:rPr>
+        <w:t>SFTY6_SILENCIO_MS</w:t>
+      </w:r>
+      <w:r>
+        <w:rPr>
+          <w:b w:val="0"/>
+          <w:sz w:val="21"/>
+        </w:rPr>
+        <w:t>, porque entra en el presupuesto de radio (SPEC 2 §4, §9) y en la fase del Degradado.</w:t>
+      </w:r>
+    </w:p>
+    <w:p>
+      <w:pPr>
+        <w:pStyle w:val="ListBullet"/>
+        <w:spacing w:after="60"/>
+        <w:ind w:left="360"/>
+      </w:pPr>
+      <w:r>
+        <w:rPr>
+          <w:b/>
+          <w:sz w:val="21"/>
+        </w:rPr>
+        <w:t>Cómo suma.</w:t>
+      </w:r>
+      <w:r>
+        <w:rPr>
+          <w:b w:val="0"/>
+          <w:sz w:val="21"/>
+        </w:rPr>
+        <w:t xml:space="preserve"> El verde y el rojo configurados y el despeje </w:t>
+      </w:r>
+      <w:r>
+        <w:rPr>
+          <w:b/>
+          <w:sz w:val="21"/>
+        </w:rPr>
+        <w:t>no se tocan</w:t>
+      </w:r>
+      <w:r>
+        <w:rPr>
+          <w:b w:val="0"/>
+          <w:sz w:val="21"/>
+        </w:rPr>
+        <w:t>; el amarillo va detrás de cada verde y</w:t>
+      </w:r>
+    </w:p>
+    <w:p>
+      <w:pPr>
+        <w:spacing w:after="120"/>
+      </w:pPr>
+      <w:r>
+        <w:rPr>
+          <w:b w:val="0"/>
+          <w:sz w:val="21"/>
+        </w:rPr>
+        <w:t>delante de su despeje. Cada cambio de sentido es *verde → amarillo → despeje → verde*, así que **el ciclo completo</w:t>
+      </w:r>
+    </w:p>
+    <w:p>
+      <w:pPr>
+        <w:spacing w:after="120"/>
+      </w:pPr>
+      <w:r>
+        <w:rPr>
+          <w:b w:val="0"/>
+          <w:sz w:val="21"/>
+        </w:rPr>
+        <w:t xml:space="preserve">dura dos </w:t>
+      </w:r>
+      <w:r>
+        <w:rPr>
+          <w:rFonts w:ascii="Consolas" w:hAnsi="Consolas"/>
+          <w:sz w:val="21"/>
+        </w:rPr>
+        <w:t>AMARILLO_SEG</w:t>
+      </w:r>
+      <w:r>
+        <w:rPr>
+          <w:b w:val="0"/>
+          <w:sz w:val="21"/>
+        </w:rPr>
+        <w:t xml:space="preserve"> más que antes de </w:t>
+      </w:r>
+      <w:r>
+        <w:rPr>
+          <w:rFonts w:ascii="Consolas" w:hAnsi="Consolas"/>
+          <w:sz w:val="21"/>
+        </w:rPr>
+        <w:t>D-45</w:t>
+      </w:r>
+      <w:r>
+        <w:rPr>
+          <w:b w:val="0"/>
+          <w:sz w:val="21"/>
+        </w:rPr>
+        <w:t>** (uno por sentido) y el Degradado, igual (SPEC 2 §8 (e)). El rango</w:t>
+      </w:r>
+    </w:p>
+    <w:p>
+      <w:pPr>
+        <w:spacing w:after="120"/>
+      </w:pPr>
+      <w:r>
+        <w:rPr>
+          <w:b w:val="0"/>
+          <w:sz w:val="21"/>
+        </w:rPr>
+        <w:t>del despeje y su mínimo no cambian; el mínimo tiene que cubrir el amarillo (`static_assert(DESPEJE_SEG_MIN &gt;</w:t>
+      </w:r>
+    </w:p>
+    <w:p>
+      <w:pPr>
+        <w:spacing w:after="120"/>
+      </w:pPr>
+      <w:r>
+        <w:rPr>
+          <w:b w:val="0"/>
+          <w:sz w:val="21"/>
+        </w:rPr>
+        <w:t>AMARILLO_SEG)` en el coordinador).</w:t>
       </w:r>
     </w:p>
     <w:p>
@@ -4032,6 +6716,117 @@
     </w:p>
     <w:p>
       <w:pPr>
+        <w:spacing w:after="120"/>
+      </w:pPr>
+      <w:r>
+        <w:rPr>
+          <w:b/>
+          <w:sz w:val="21"/>
+        </w:rPr>
+        <w:t>El cierre (`D-45`, `cda33df`):</w:t>
+      </w:r>
+      <w:r>
+        <w:rPr>
+          <w:b w:val="0"/>
+          <w:sz w:val="21"/>
+        </w:rPr>
+        <w:t xml:space="preserve"> al vencer el verde, </w:t>
+      </w:r>
+      <w:r>
+        <w:rPr>
+          <w:rFonts w:ascii="Consolas" w:hAnsi="Consolas"/>
+          <w:sz w:val="21"/>
+        </w:rPr>
+        <w:t>coordinador_pedirCambio()</w:t>
+      </w:r>
+      <w:r>
+        <w:rPr>
+          <w:b w:val="0"/>
+          <w:sz w:val="21"/>
+        </w:rPr>
+        <w:t xml:space="preserve"> empieza por el amarillo de la</w:t>
+      </w:r>
+    </w:p>
+    <w:p>
+      <w:pPr>
+        <w:spacing w:after="120"/>
+      </w:pPr>
+      <w:r>
+        <w:rPr>
+          <w:b w:val="0"/>
+          <w:sz w:val="21"/>
+        </w:rPr>
+        <w:t>punta que cierra —la propia (</w:t>
+      </w:r>
+      <w:r>
+        <w:rPr>
+          <w:rFonts w:ascii="Consolas" w:hAnsi="Consolas"/>
+          <w:sz w:val="21"/>
+        </w:rPr>
+        <w:t>C_MASTER_A_ROJO</w:t>
+      </w:r>
+      <w:r>
+        <w:rPr>
+          <w:b w:val="0"/>
+          <w:sz w:val="21"/>
+        </w:rPr>
+        <w:t>) o la orden de rojo al Poste 2 (</w:t>
+      </w:r>
+      <w:r>
+        <w:rPr>
+          <w:rFonts w:ascii="Consolas" w:hAnsi="Consolas"/>
+          <w:sz w:val="21"/>
+        </w:rPr>
+        <w:t>C_ESPERANDO_ACK_RED</w:t>
+      </w:r>
+      <w:r>
+        <w:rPr>
+          <w:b w:val="0"/>
+          <w:sz w:val="21"/>
+        </w:rPr>
+        <w:t>)—; mientras</w:t>
+      </w:r>
+    </w:p>
+    <w:p>
+      <w:pPr>
+        <w:spacing w:after="120"/>
+      </w:pPr>
+      <w:r>
+        <w:rPr>
+          <w:b w:val="0"/>
+          <w:sz w:val="21"/>
+        </w:rPr>
+        <w:t xml:space="preserve">dura, </w:t>
+      </w:r>
+      <w:r>
+        <w:rPr>
+          <w:rFonts w:ascii="Consolas" w:hAnsi="Consolas"/>
+          <w:sz w:val="21"/>
+        </w:rPr>
+        <w:t>coordinador_listoParaContar()</w:t>
+      </w:r>
+      <w:r>
+        <w:rPr>
+          <w:b w:val="0"/>
+          <w:sz w:val="21"/>
+        </w:rPr>
+        <w:t xml:space="preserve"> es falso y la fase no cuenta. El plazo del verde configurado no absorbe el</w:t>
+      </w:r>
+    </w:p>
+    <w:p>
+      <w:pPr>
+        <w:spacing w:after="120"/>
+      </w:pPr>
+      <w:r>
+        <w:rPr>
+          <w:b w:val="0"/>
+          <w:sz w:val="21"/>
+        </w:rPr>
+        <w:t>amarillo: el amarillo empieza cuando el verde ya venció.</w:t>
+      </w:r>
+    </w:p>
+    <w:p>
+      <w:pPr>
         <w:spacing w:before="280" w:after="120"/>
       </w:pPr>
       <w:r>
@@ -4398,6 +7193,81 @@
     </w:p>
     <w:p>
       <w:pPr>
+        <w:pStyle w:val="ListBullet"/>
+        <w:spacing w:after="60"/>
+        <w:ind w:left="360"/>
+      </w:pPr>
+      <w:r>
+        <w:rPr>
+          <w:b/>
+          <w:sz w:val="21"/>
+        </w:rPr>
+        <w:t>El suelo y el techo son del VERDE</w:t>
+      </w:r>
+      <w:r>
+        <w:rPr>
+          <w:b w:val="0"/>
+          <w:sz w:val="21"/>
+        </w:rPr>
+        <w:t xml:space="preserve"> (</w:t>
+      </w:r>
+      <w:r>
+        <w:rPr>
+          <w:rFonts w:ascii="Consolas" w:hAnsi="Consolas"/>
+          <w:sz w:val="21"/>
+        </w:rPr>
+        <w:t>D-45</w:t>
+      </w:r>
+      <w:r>
+        <w:rPr>
+          <w:b w:val="0"/>
+          <w:sz w:val="21"/>
+        </w:rPr>
+        <w:t xml:space="preserve">): el amarillo de cierre empieza con </w:t>
+      </w:r>
+      <w:r>
+        <w:rPr>
+          <w:rFonts w:ascii="Consolas" w:hAnsi="Consolas"/>
+          <w:sz w:val="21"/>
+        </w:rPr>
+        <w:t>coordinador_pedirCambio()</w:t>
+      </w:r>
+      <w:r>
+        <w:rPr>
+          <w:b w:val="0"/>
+          <w:sz w:val="21"/>
+        </w:rPr>
+        <w:t>,</w:t>
+      </w:r>
+    </w:p>
+    <w:p>
+      <w:pPr>
+        <w:spacing w:after="120"/>
+      </w:pPr>
+      <w:r>
+        <w:rPr>
+          <w:b w:val="0"/>
+          <w:sz w:val="21"/>
+        </w:rPr>
+        <w:t xml:space="preserve">ya fuera de los dos, y corre con </w:t>
+      </w:r>
+      <w:r>
+        <w:rPr>
+          <w:rFonts w:ascii="Consolas" w:hAnsi="Consolas"/>
+          <w:sz w:val="21"/>
+        </w:rPr>
+        <w:t>coordinador_listoParaContar()</w:t>
+      </w:r>
+      <w:r>
+        <w:rPr>
+          <w:b w:val="0"/>
+          <w:sz w:val="21"/>
+        </w:rPr>
+        <w:t xml:space="preserve"> en falso, donde el modo no mira las cámaras.</w:t>
+      </w:r>
+    </w:p>
+    <w:p>
+      <w:pPr>
         <w:spacing w:before="280" w:after="120"/>
       </w:pPr>
       <w:r>
@@ -4645,6 +7515,145 @@
     </w:p>
     <w:p>
       <w:pPr>
+        <w:spacing w:after="120"/>
+      </w:pPr>
+      <w:r>
+        <w:rPr>
+          <w:b/>
+          <w:sz w:val="21"/>
+        </w:rPr>
+        <w:t>Con `D-45` (`cda33df`, sin banco):</w:t>
+      </w:r>
+      <w:r>
+        <w:rPr>
+          <w:b w:val="0"/>
+          <w:sz w:val="21"/>
+        </w:rPr>
+        <w:t xml:space="preserve"> </w:t>
+      </w:r>
+      <w:r>
+        <w:rPr>
+          <w:rFonts w:ascii="Consolas" w:hAnsi="Consolas"/>
+          <w:sz w:val="21"/>
+        </w:rPr>
+        <w:t>DAR PASO</w:t>
+      </w:r>
+      <w:r>
+        <w:rPr>
+          <w:b w:val="0"/>
+          <w:sz w:val="21"/>
+        </w:rPr>
+        <w:t xml:space="preserve"> con un verde encendido lo cierra por su amarillo; durante él el</w:t>
+      </w:r>
+    </w:p>
+    <w:p>
+      <w:pPr>
+        <w:spacing w:after="120"/>
+      </w:pPr>
+      <w:r>
+        <w:rPr>
+          <w:b w:val="0"/>
+          <w:sz w:val="21"/>
+        </w:rPr>
+        <w:t xml:space="preserve">coordinador no está en </w:t>
+      </w:r>
+      <w:r>
+        <w:rPr>
+          <w:rFonts w:ascii="Consolas" w:hAnsi="Consolas"/>
+          <w:sz w:val="21"/>
+        </w:rPr>
+        <w:t>C_IDLE</w:t>
+      </w:r>
+      <w:r>
+        <w:rPr>
+          <w:b w:val="0"/>
+          <w:sz w:val="21"/>
+        </w:rPr>
+        <w:t xml:space="preserve"> y </w:t>
+      </w:r>
+      <w:r>
+        <w:rPr>
+          <w:rFonts w:ascii="Consolas" w:hAnsi="Consolas"/>
+          <w:sz w:val="21"/>
+        </w:rPr>
+        <w:t>CAMBIAR_TURNO</w:t>
+      </w:r>
+      <w:r>
+        <w:rPr>
+          <w:b w:val="0"/>
+          <w:sz w:val="21"/>
+        </w:rPr>
+        <w:t xml:space="preserve"> contesta </w:t>
+      </w:r>
+      <w:r>
+        <w:rPr>
+          <w:rFonts w:ascii="Consolas" w:hAnsi="Consolas"/>
+          <w:sz w:val="21"/>
+        </w:rPr>
+        <w:t>EN_TRANSICION_REINTENTE</w:t>
+      </w:r>
+      <w:r>
+        <w:rPr>
+          <w:b w:val="0"/>
+          <w:sz w:val="21"/>
+        </w:rPr>
+        <w:t>, como en el despeje. Sigue</w:t>
+      </w:r>
+    </w:p>
+    <w:p>
+      <w:pPr>
+        <w:spacing w:after="120"/>
+      </w:pPr>
+      <w:r>
+        <w:rPr>
+          <w:b w:val="0"/>
+          <w:sz w:val="21"/>
+        </w:rPr>
+        <w:t xml:space="preserve">terminando en rojo+verde: el verde se abre directo. El comentario de </w:t>
+      </w:r>
+      <w:r>
+        <w:rPr>
+          <w:rFonts w:ascii="Consolas" w:hAnsi="Consolas"/>
+          <w:sz w:val="21"/>
+        </w:rPr>
+        <w:t>coordinador_pedirCambio()</w:t>
+      </w:r>
+      <w:r>
+        <w:rPr>
+          <w:b w:val="0"/>
+          <w:sz w:val="21"/>
+        </w:rPr>
+        <w:t xml:space="preserve"> se reescribió, y el de</w:t>
+      </w:r>
+    </w:p>
+    <w:p>
+      <w:pPr>
+        <w:spacing w:after="120"/>
+      </w:pPr>
+      <w:r>
+        <w:rPr>
+          <w:b w:val="0"/>
+          <w:sz w:val="21"/>
+        </w:rPr>
+        <w:t xml:space="preserve">la cabecera de </w:t>
+      </w:r>
+      <w:r>
+        <w:rPr>
+          <w:rFonts w:ascii="Consolas" w:hAnsi="Consolas"/>
+          <w:sz w:val="21"/>
+        </w:rPr>
+        <w:t>modo_manual.cpp</w:t>
+      </w:r>
+      <w:r>
+        <w:rPr>
+          <w:b w:val="0"/>
+          <w:sz w:val="21"/>
+        </w:rPr>
+        <w:t xml:space="preserve"> ya no habla de «los 4 s de ambar».</w:t>
+      </w:r>
+    </w:p>
+    <w:p>
+      <w:pPr>
         <w:spacing w:before="280" w:after="120"/>
       </w:pPr>
       <w:r>
@@ -4967,7 +7976,170 @@
           <w:b w:val="0"/>
           <w:sz w:val="21"/>
         </w:rPr>
-        <w:t>; el Poste 1 no — ver Huecos.</w:t>
+        <w:t>; el Poste 1 no — ver Huecos. Tras el arranque, el Poste 1 queda en</w:t>
+      </w:r>
+    </w:p>
+    <w:p>
+      <w:pPr>
+        <w:spacing w:after="120"/>
+      </w:pPr>
+      <w:r>
+        <w:rPr>
+          <w:b/>
+          <w:sz w:val="21"/>
+        </w:rPr>
+        <w:t>ámbar intermitente</w:t>
+      </w:r>
+      <w:r>
+        <w:rPr>
+          <w:b w:val="0"/>
+          <w:sz w:val="21"/>
+        </w:rPr>
+        <w:t xml:space="preserve"> salvo que reanude, espere reanudar el Degradado o vuelva al rojo fijo sin hora (§4.1).</w:t>
+      </w:r>
+    </w:p>
+    <w:p>
+      <w:pPr>
+        <w:spacing w:after="120"/>
+      </w:pPr>
+      <w:r>
+        <w:rPr>
+          <w:b/>
+          <w:sz w:val="21"/>
+        </w:rPr>
+        <w:t>Con `D-45` (`cda33df`, sin banco):</w:t>
+      </w:r>
+      <w:r>
+        <w:rPr>
+          <w:b w:val="0"/>
+          <w:sz w:val="21"/>
+        </w:rPr>
+        <w:t xml:space="preserve"> el backstop cierra por el amarillo y mide sólo el VERDE (</w:t>
+      </w:r>
+      <w:r>
+        <w:rPr>
+          <w:rFonts w:ascii="Consolas" w:hAnsi="Consolas"/>
+          <w:sz w:val="21"/>
+        </w:rPr>
+        <w:t>tInicioVerdeEsclavo</w:t>
+      </w:r>
+    </w:p>
+    <w:p>
+      <w:pPr>
+        <w:spacing w:after="120"/>
+      </w:pPr>
+      <w:r>
+        <w:rPr>
+          <w:b w:val="0"/>
+          <w:sz w:val="21"/>
+        </w:rPr>
+        <w:t xml:space="preserve">se arma al pasar la luz a </w:t>
+      </w:r>
+      <w:r>
+        <w:rPr>
+          <w:rFonts w:ascii="Consolas" w:hAnsi="Consolas"/>
+          <w:sz w:val="21"/>
+        </w:rPr>
+        <w:t>S_VERDE</w:t>
+      </w:r>
+      <w:r>
+        <w:rPr>
+          <w:b w:val="0"/>
+          <w:sz w:val="21"/>
+        </w:rPr>
+        <w:t xml:space="preserve">, ya no a </w:t>
+      </w:r>
+      <w:r>
+        <w:rPr>
+          <w:rFonts w:ascii="Consolas" w:hAnsi="Consolas"/>
+          <w:sz w:val="21"/>
+        </w:rPr>
+        <w:t>S_AMARILLO</w:t>
+      </w:r>
+      <w:r>
+        <w:rPr>
+          <w:b w:val="0"/>
+          <w:sz w:val="21"/>
+        </w:rPr>
+        <w:t>). La suelta del verde por margen (SPEC 2 §4) cierra por el</w:t>
+      </w:r>
+    </w:p>
+    <w:p>
+      <w:pPr>
+        <w:spacing w:after="120"/>
+      </w:pPr>
+      <w:r>
+        <w:rPr>
+          <w:b w:val="0"/>
+          <w:sz w:val="21"/>
+        </w:rPr>
+        <w:t xml:space="preserve">amarillo y </w:t>
+      </w:r>
+      <w:r>
+        <w:rPr>
+          <w:b/>
+          <w:sz w:val="21"/>
+        </w:rPr>
+        <w:t>empieza un `AMARILLO_SEG` antes</w:t>
+      </w:r>
+      <w:r>
+        <w:rPr>
+          <w:b w:val="0"/>
+          <w:sz w:val="21"/>
+        </w:rPr>
+        <w:t xml:space="preserve"> —</w:t>
+      </w:r>
+      <w:r>
+        <w:rPr>
+          <w:rFonts w:ascii="Consolas" w:hAnsi="Consolas"/>
+          <w:sz w:val="21"/>
+        </w:rPr>
+        <w:t>SUELTA_VERDE_MS</w:t>
+      </w:r>
+      <w:r>
+        <w:rPr>
+          <w:b w:val="0"/>
+          <w:sz w:val="21"/>
+        </w:rPr>
+        <w:t xml:space="preserve"> en el Poste 2, </w:t>
+      </w:r>
+      <w:r>
+        <w:rPr>
+          <w:rFonts w:ascii="Consolas" w:hAnsi="Consolas"/>
+          <w:sz w:val="21"/>
+        </w:rPr>
+        <w:t>puedeSostenerVerde()</w:t>
+      </w:r>
+      <w:r>
+        <w:rPr>
+          <w:b w:val="0"/>
+          <w:sz w:val="21"/>
+        </w:rPr>
+        <w:t xml:space="preserve"> en el</w:t>
+      </w:r>
+    </w:p>
+    <w:p>
+      <w:pPr>
+        <w:spacing w:after="120"/>
+      </w:pPr>
+      <w:r>
+        <w:rPr>
+          <w:b w:val="0"/>
+          <w:sz w:val="21"/>
+        </w:rPr>
+        <w:t>Poste 1—, para que el ROJO caiga donde caía el rojo directo. El paso a ámbar intermitente por silencio u orfandad no</w:t>
+      </w:r>
+    </w:p>
+    <w:p>
+      <w:pPr>
+        <w:spacing w:after="120"/>
+      </w:pPr>
+      <w:r>
+        <w:rPr>
+          <w:b w:val="0"/>
+          <w:sz w:val="21"/>
+        </w:rPr>
+        <w:t>lleva amarillo (§3.2 (6)).</w:t>
       </w:r>
     </w:p>
     <w:p>
@@ -5145,21 +8317,84 @@
           <w:b w:val="0"/>
           <w:sz w:val="21"/>
         </w:rPr>
-        <w:t>fuera de servicio</w:t>
-      </w:r>
-      <w:r>
-        <w:rPr>
-          <w:b/>
-          <w:sz w:val="21"/>
-        </w:rPr>
-        <w:t xml:space="preserve"> (`N-82.bis`): modo `MENU`, `HORA` o `ALCANCE`, luz en `S_ROJO` </w:t>
-      </w:r>
-      <w:r>
-        <w:rPr>
-          <w:b w:val="0"/>
-          <w:sz w:val="21"/>
-        </w:rPr>
-        <w:t>y el rojo del Esclavo</w:t>
+        <w:t>fuera de servicio** (</w:t>
+      </w:r>
+      <w:r>
+        <w:rPr>
+          <w:rFonts w:ascii="Consolas" w:hAnsi="Consolas"/>
+          <w:sz w:val="21"/>
+        </w:rPr>
+        <w:t>N-82.bis</w:t>
+      </w:r>
+      <w:r>
+        <w:rPr>
+          <w:b w:val="0"/>
+          <w:sz w:val="21"/>
+        </w:rPr>
+        <w:t xml:space="preserve">): modo </w:t>
+      </w:r>
+      <w:r>
+        <w:rPr>
+          <w:rFonts w:ascii="Consolas" w:hAnsi="Consolas"/>
+          <w:sz w:val="21"/>
+        </w:rPr>
+        <w:t>MENU</w:t>
+      </w:r>
+      <w:r>
+        <w:rPr>
+          <w:b w:val="0"/>
+          <w:sz w:val="21"/>
+        </w:rPr>
+        <w:t xml:space="preserve"> o </w:t>
+      </w:r>
+      <w:r>
+        <w:rPr>
+          <w:rFonts w:ascii="Consolas" w:hAnsi="Consolas"/>
+          <w:sz w:val="21"/>
+        </w:rPr>
+        <w:t>ALCANCE</w:t>
+      </w:r>
+      <w:r>
+        <w:rPr>
+          <w:b w:val="0"/>
+          <w:sz w:val="21"/>
+        </w:rPr>
+        <w:t xml:space="preserve"> (~~</w:t>
+      </w:r>
+      <w:r>
+        <w:rPr>
+          <w:rFonts w:ascii="Consolas" w:hAnsi="Consolas"/>
+          <w:sz w:val="21"/>
+        </w:rPr>
+        <w:t>HORA</w:t>
+      </w:r>
+      <w:r>
+        <w:rPr>
+          <w:b w:val="0"/>
+          <w:sz w:val="21"/>
+        </w:rPr>
+        <w:t xml:space="preserve">~~ salió con </w:t>
+      </w:r>
+      <w:r>
+        <w:rPr>
+          <w:rFonts w:ascii="Consolas" w:hAnsi="Consolas"/>
+          <w:sz w:val="21"/>
+        </w:rPr>
+        <w:t>D-44</w:t>
+      </w:r>
+      <w:r>
+        <w:rPr>
+          <w:b w:val="0"/>
+          <w:sz w:val="21"/>
+        </w:rPr>
+        <w:t xml:space="preserve">), luz en </w:t>
+      </w:r>
+      <w:r>
+        <w:rPr>
+          <w:rFonts w:ascii="Consolas" w:hAnsi="Consolas"/>
+          <w:sz w:val="21"/>
+        </w:rPr>
+        <w:t>S_ROJO</w:t>
       </w:r>
     </w:p>
     <w:p>
@@ -5171,35 +8406,7 @@
           <w:b w:val="0"/>
           <w:sz w:val="21"/>
         </w:rPr>
-        <w:t xml:space="preserve">confirmado** —su </w:t>
-      </w:r>
-      <w:r>
-        <w:rPr>
-          <w:rFonts w:ascii="Consolas" w:hAnsi="Consolas"/>
-          <w:sz w:val="21"/>
-        </w:rPr>
-        <w:t>ACK_RED</w:t>
-      </w:r>
-      <w:r>
-        <w:rPr>
-          <w:b w:val="0"/>
-          <w:sz w:val="21"/>
-        </w:rPr>
-        <w:t xml:space="preserve"> a la orden de rojo de esa entrada al menú (</w:t>
-      </w:r>
-      <w:r>
-        <w:rPr>
-          <w:rFonts w:ascii="Consolas" w:hAnsi="Consolas"/>
-          <w:sz w:val="21"/>
-        </w:rPr>
-        <w:t>coordinador_rojoEsclavoConfirmado()</w:t>
-      </w:r>
-      <w:r>
-        <w:rPr>
-          <w:b w:val="0"/>
-          <w:sz w:val="21"/>
-        </w:rPr>
-        <w:t>)—; en</w:t>
+        <w:t>**y el rojo del Esclavo</w:t>
       </w:r>
     </w:p>
     <w:p>
@@ -5211,49 +8418,35 @@
           <w:b w:val="0"/>
           <w:sz w:val="21"/>
         </w:rPr>
-        <w:t xml:space="preserve">cualquier otro caso </w:t>
+        <w:t xml:space="preserve">confirmado** —su </w:t>
       </w:r>
       <w:r>
         <w:rPr>
           <w:rFonts w:ascii="Consolas" w:hAnsi="Consolas"/>
           <w:sz w:val="21"/>
         </w:rPr>
-        <w:t>TEST_LEDS</w:t>
-      </w:r>
-      <w:r>
-        <w:rPr>
-          <w:b w:val="0"/>
-          <w:sz w:val="21"/>
-        </w:rPr>
-        <w:t xml:space="preserve"> se rechaza con </w:t>
+        <w:t>ACK_RED</w:t>
+      </w:r>
+      <w:r>
+        <w:rPr>
+          <w:b w:val="0"/>
+          <w:sz w:val="21"/>
+        </w:rPr>
+        <w:t xml:space="preserve"> a la orden de rojo de esa entrada al menú (</w:t>
       </w:r>
       <w:r>
         <w:rPr>
           <w:rFonts w:ascii="Consolas" w:hAnsi="Consolas"/>
           <w:sz w:val="21"/>
         </w:rPr>
-        <w:t>$ERR</w:t>
-      </w:r>
-      <w:r>
-        <w:rPr>
-          <w:b w:val="0"/>
-          <w:sz w:val="21"/>
-        </w:rPr>
-        <w:t xml:space="preserve"> (</w:t>
-      </w:r>
-      <w:r>
-        <w:rPr>
-          <w:rFonts w:ascii="Consolas" w:hAnsi="Consolas"/>
-          <w:sz w:val="21"/>
-        </w:rPr>
-        <w:t>ESPERANDO_ROJO_DEL_ESCLAVO</w:t>
-      </w:r>
-      <w:r>
-        <w:rPr>
-          <w:b w:val="0"/>
-          <w:sz w:val="21"/>
-        </w:rPr>
-        <w:t xml:space="preserve"> mientras no llega el acuse),</w:t>
+        <w:t>coordinador_rojoEsclavoConfirmado()</w:t>
+      </w:r>
+      <w:r>
+        <w:rPr>
+          <w:b w:val="0"/>
+          <w:sz w:val="21"/>
+        </w:rPr>
+        <w:t>)—; en</w:t>
       </w:r>
     </w:p>
     <w:p>
@@ -5265,7 +8458,49 @@
           <w:b w:val="0"/>
           <w:sz w:val="21"/>
         </w:rPr>
-        <w:t>porque el enclavamiento no conoce el otro poste y ese verde saldría contra el paso del otro sentido. La condición se</w:t>
+        <w:t xml:space="preserve">cualquier otro caso </w:t>
+      </w:r>
+      <w:r>
+        <w:rPr>
+          <w:rFonts w:ascii="Consolas" w:hAnsi="Consolas"/>
+          <w:sz w:val="21"/>
+        </w:rPr>
+        <w:t>TEST_LEDS</w:t>
+      </w:r>
+      <w:r>
+        <w:rPr>
+          <w:b w:val="0"/>
+          <w:sz w:val="21"/>
+        </w:rPr>
+        <w:t xml:space="preserve"> se rechaza con </w:t>
+      </w:r>
+      <w:r>
+        <w:rPr>
+          <w:rFonts w:ascii="Consolas" w:hAnsi="Consolas"/>
+          <w:sz w:val="21"/>
+        </w:rPr>
+        <w:t>$ERR</w:t>
+      </w:r>
+      <w:r>
+        <w:rPr>
+          <w:b w:val="0"/>
+          <w:sz w:val="21"/>
+        </w:rPr>
+        <w:t xml:space="preserve"> (</w:t>
+      </w:r>
+      <w:r>
+        <w:rPr>
+          <w:rFonts w:ascii="Consolas" w:hAnsi="Consolas"/>
+          <w:sz w:val="21"/>
+        </w:rPr>
+        <w:t>ESPERANDO_ROJO_DEL_ESCLAVO</w:t>
+      </w:r>
+      <w:r>
+        <w:rPr>
+          <w:b w:val="0"/>
+          <w:sz w:val="21"/>
+        </w:rPr>
+        <w:t xml:space="preserve"> mientras no llega el acuse),</w:t>
       </w:r>
     </w:p>
     <w:p>
@@ -5277,21 +8512,7 @@
           <w:b w:val="0"/>
           <w:sz w:val="21"/>
         </w:rPr>
-        <w:t xml:space="preserve">pregunta en cada vuelta: si el equipo sale de fuera de servicio, el coordinador deja </w:t>
-      </w:r>
-      <w:r>
-        <w:rPr>
-          <w:rFonts w:ascii="Consolas" w:hAnsi="Consolas"/>
-          <w:sz w:val="21"/>
-        </w:rPr>
-        <w:t>C_MENU_IDLE</w:t>
-      </w:r>
-      <w:r>
-        <w:rPr>
-          <w:b w:val="0"/>
-          <w:sz w:val="21"/>
-        </w:rPr>
-        <w:t xml:space="preserve"> o se pierde el</w:t>
+        <w:t>porque el enclavamiento no conoce el otro poste y ese verde saldría contra el paso del otro sentido. La condición se</w:t>
       </w:r>
     </w:p>
     <w:p>
@@ -5303,21 +8524,21 @@
           <w:b w:val="0"/>
           <w:sz w:val="21"/>
         </w:rPr>
-        <w:t>enlace (</w:t>
+        <w:t xml:space="preserve">pregunta en cada vuelta: si el equipo sale de fuera de servicio, el coordinador deja </w:t>
       </w:r>
       <w:r>
         <w:rPr>
           <w:rFonts w:ascii="Consolas" w:hAnsi="Consolas"/>
           <w:sz w:val="21"/>
         </w:rPr>
-        <w:t>S_FALLO</w:t>
-      </w:r>
-      <w:r>
-        <w:rPr>
-          <w:b w:val="0"/>
-          <w:sz w:val="21"/>
-        </w:rPr>
-        <w:t>), el test se corta en la vuelta siguiente; al acabar o cortarse, la lámpara vuelve a la luz de su</w:t>
+        <w:t>C_MENU_IDLE</w:t>
+      </w:r>
+      <w:r>
+        <w:rPr>
+          <w:b w:val="0"/>
+          <w:sz w:val="21"/>
+        </w:rPr>
+        <w:t xml:space="preserve"> o se pierde el</w:t>
       </w:r>
     </w:p>
     <w:p>
@@ -5326,45 +8547,24 @@
       </w:pPr>
       <w:r>
         <w:rPr>
+          <w:b w:val="0"/>
+          <w:sz w:val="21"/>
+        </w:rPr>
+        <w:t>enlace (</w:t>
+      </w:r>
+      <w:r>
+        <w:rPr>
           <w:rFonts w:ascii="Consolas" w:hAnsi="Consolas"/>
           <w:sz w:val="21"/>
         </w:rPr>
-        <w:t>estado</w:t>
-      </w:r>
-      <w:r>
-        <w:rPr>
-          <w:b w:val="0"/>
-          <w:sz w:val="21"/>
-        </w:rPr>
-        <w:t xml:space="preserve"> por su propio setter —no a un rojo fijo—, así que luz, </w:t>
-      </w:r>
-      <w:r>
-        <w:rPr>
-          <w:rFonts w:ascii="Consolas" w:hAnsi="Consolas"/>
-          <w:sz w:val="21"/>
-        </w:rPr>
-        <w:t>ESTADO:</w:t>
-      </w:r>
-      <w:r>
-        <w:rPr>
-          <w:b w:val="0"/>
-          <w:sz w:val="21"/>
-        </w:rPr>
-        <w:t xml:space="preserve"> y </w:t>
-      </w:r>
-      <w:r>
-        <w:rPr>
-          <w:rFonts w:ascii="Consolas" w:hAnsi="Consolas"/>
-          <w:sz w:val="21"/>
-        </w:rPr>
-        <w:t>PLUMA:</w:t>
-      </w:r>
-      <w:r>
-        <w:rPr>
-          <w:b w:val="0"/>
-          <w:sz w:val="21"/>
-        </w:rPr>
-        <w:t xml:space="preserve"> dicen lo mismo. Mientras el test</w:t>
+        <w:t>S_FALLO</w:t>
+      </w:r>
+      <w:r>
+        <w:rPr>
+          <w:b w:val="0"/>
+          <w:sz w:val="21"/>
+        </w:rPr>
+        <w:t>), el test se corta en la vuelta siguiente; al acabar o cortarse, la lámpara vuelve a la luz de su</w:t>
       </w:r>
     </w:p>
     <w:p>
@@ -5373,24 +8573,45 @@
       </w:pPr>
       <w:r>
         <w:rPr>
-          <w:b w:val="0"/>
-          <w:sz w:val="21"/>
-        </w:rPr>
-        <w:t xml:space="preserve">corre, </w:t>
-      </w:r>
-      <w:r>
-        <w:rPr>
           <w:rFonts w:ascii="Consolas" w:hAnsi="Consolas"/>
           <w:sz w:val="21"/>
         </w:rPr>
-        <w:t>C_MENU_IDLE</w:t>
-      </w:r>
-      <w:r>
-        <w:rPr>
-          <w:b w:val="0"/>
-          <w:sz w:val="21"/>
-        </w:rPr>
-        <w:t xml:space="preserve"> no vuelve a forzar el rojo; en la vuelta siguiente a su final, sí. Medido el 28/09 en el arnés</w:t>
+        <w:t>estado</w:t>
+      </w:r>
+      <w:r>
+        <w:rPr>
+          <w:b w:val="0"/>
+          <w:sz w:val="21"/>
+        </w:rPr>
+        <w:t xml:space="preserve"> por su propio setter —no a un rojo fijo—, así que luz, </w:t>
+      </w:r>
+      <w:r>
+        <w:rPr>
+          <w:rFonts w:ascii="Consolas" w:hAnsi="Consolas"/>
+          <w:sz w:val="21"/>
+        </w:rPr>
+        <w:t>ESTADO:</w:t>
+      </w:r>
+      <w:r>
+        <w:rPr>
+          <w:b w:val="0"/>
+          <w:sz w:val="21"/>
+        </w:rPr>
+        <w:t xml:space="preserve"> y </w:t>
+      </w:r>
+      <w:r>
+        <w:rPr>
+          <w:rFonts w:ascii="Consolas" w:hAnsi="Consolas"/>
+          <w:sz w:val="21"/>
+        </w:rPr>
+        <w:t>PLUMA:</w:t>
+      </w:r>
+      <w:r>
+        <w:rPr>
+          <w:b w:val="0"/>
+          <w:sz w:val="21"/>
+        </w:rPr>
+        <w:t xml:space="preserve"> dicen lo mismo. Mientras el test</w:t>
       </w:r>
     </w:p>
     <w:p>
@@ -5402,35 +8623,21 @@
           <w:b w:val="0"/>
           <w:sz w:val="21"/>
         </w:rPr>
-        <w:t xml:space="preserve">del automático: en </w:t>
+        <w:t xml:space="preserve">corre, </w:t>
       </w:r>
       <w:r>
         <w:rPr>
           <w:rFonts w:ascii="Consolas" w:hAnsi="Consolas"/>
           <w:sz w:val="21"/>
         </w:rPr>
-        <w:t>MENU</w:t>
-      </w:r>
-      <w:r>
-        <w:rPr>
-          <w:b w:val="0"/>
-          <w:sz w:val="21"/>
-        </w:rPr>
-        <w:t xml:space="preserve"> con el acuse, las tres fases a 2 s cada una y el final en rojo; en </w:t>
-      </w:r>
-      <w:r>
-        <w:rPr>
-          <w:rFonts w:ascii="Consolas" w:hAnsi="Consolas"/>
-          <w:sz w:val="21"/>
-        </w:rPr>
-        <w:t>AUTO</w:t>
-      </w:r>
-      <w:r>
-        <w:rPr>
-          <w:b w:val="0"/>
-          <w:sz w:val="21"/>
-        </w:rPr>
-        <w:t>, cero muestras</w:t>
+        <w:t>C_MENU_IDLE</w:t>
+      </w:r>
+      <w:r>
+        <w:rPr>
+          <w:b w:val="0"/>
+          <w:sz w:val="21"/>
+        </w:rPr>
+        <w:t xml:space="preserve"> no vuelve a forzar el rojo; en la vuelta siguiente a su final, sí. Medido el 28/09 en el arnés</w:t>
       </w:r>
     </w:p>
     <w:p>
@@ -5442,21 +8649,35 @@
           <w:b w:val="0"/>
           <w:sz w:val="21"/>
         </w:rPr>
-        <w:t xml:space="preserve">de verde del Maestro con el Esclavo en verde. ⚠️ </w:t>
-      </w:r>
-      <w:r>
-        <w:rPr>
-          <w:b/>
-          <w:sz w:val="21"/>
-        </w:rPr>
-        <w:t>Residual, no construido:</w:t>
-      </w:r>
-      <w:r>
-        <w:rPr>
-          <w:b w:val="0"/>
-          <w:sz w:val="21"/>
-        </w:rPr>
-        <w:t xml:space="preserve"> si alguien pulsa el ámbar de</w:t>
+        <w:t xml:space="preserve">del automático: en </w:t>
+      </w:r>
+      <w:r>
+        <w:rPr>
+          <w:rFonts w:ascii="Consolas" w:hAnsi="Consolas"/>
+          <w:sz w:val="21"/>
+        </w:rPr>
+        <w:t>MENU</w:t>
+      </w:r>
+      <w:r>
+        <w:rPr>
+          <w:b w:val="0"/>
+          <w:sz w:val="21"/>
+        </w:rPr>
+        <w:t xml:space="preserve"> con el acuse, las tres fases a 2 s cada una y el final en rojo; en </w:t>
+      </w:r>
+      <w:r>
+        <w:rPr>
+          <w:rFonts w:ascii="Consolas" w:hAnsi="Consolas"/>
+          <w:sz w:val="21"/>
+        </w:rPr>
+        <w:t>AUTO</w:t>
+      </w:r>
+      <w:r>
+        <w:rPr>
+          <w:b w:val="0"/>
+          <w:sz w:val="21"/>
+        </w:rPr>
+        <w:t>, cero muestras</w:t>
       </w:r>
     </w:p>
     <w:p>
@@ -5468,21 +8689,21 @@
           <w:b w:val="0"/>
           <w:sz w:val="21"/>
         </w:rPr>
-        <w:t xml:space="preserve">emergencia del Esclavo durante el test, el Maestro solo lo corta cuando lo sabe por radio y pasa a </w:t>
-      </w:r>
-      <w:r>
-        <w:rPr>
-          <w:rFonts w:ascii="Consolas" w:hAnsi="Consolas"/>
-          <w:sz w:val="21"/>
-        </w:rPr>
-        <w:t>MODO_AMBAR</w:t>
-      </w:r>
-      <w:r>
-        <w:rPr>
-          <w:b w:val="0"/>
-          <w:sz w:val="21"/>
-        </w:rPr>
-        <w:t>;</w:t>
+        <w:t xml:space="preserve">de verde del Maestro con el Esclavo en verde. ⚠️ </w:t>
+      </w:r>
+      <w:r>
+        <w:rPr>
+          <w:b/>
+          <w:sz w:val="21"/>
+        </w:rPr>
+        <w:t>Residual, no construido:</w:t>
+      </w:r>
+      <w:r>
+        <w:rPr>
+          <w:b w:val="0"/>
+          <w:sz w:val="21"/>
+        </w:rPr>
+        <w:t xml:space="preserve"> si alguien pulsa el ámbar de</w:t>
       </w:r>
     </w:p>
     <w:p>
@@ -5494,7 +8715,21 @@
           <w:b w:val="0"/>
           <w:sz w:val="21"/>
         </w:rPr>
-        <w:t>en esa ventana la fase verde del Maestro puede coincidir con el ámbar intermitente del Esclavo.</w:t>
+        <w:t xml:space="preserve">emergencia del Esclavo durante el test, el Maestro solo lo corta cuando lo sabe por radio y pasa a </w:t>
+      </w:r>
+      <w:r>
+        <w:rPr>
+          <w:rFonts w:ascii="Consolas" w:hAnsi="Consolas"/>
+          <w:sz w:val="21"/>
+        </w:rPr>
+        <w:t>MODO_AMBAR</w:t>
+      </w:r>
+      <w:r>
+        <w:rPr>
+          <w:b w:val="0"/>
+          <w:sz w:val="21"/>
+        </w:rPr>
+        <w:t>;</w:t>
       </w:r>
     </w:p>
     <w:p>
@@ -5506,21 +8741,7 @@
           <w:b w:val="0"/>
           <w:sz w:val="21"/>
         </w:rPr>
-        <w:t xml:space="preserve">~~Con una señal del mando en curso el test espera y se rearma~~ → </w:t>
-      </w:r>
-      <w:r>
-        <w:rPr>
-          <w:b/>
-          <w:sz w:val="21"/>
-        </w:rPr>
-        <w:t>corre siempre entero</w:t>
-      </w:r>
-      <w:r>
-        <w:rPr>
-          <w:b w:val="0"/>
-          <w:sz w:val="21"/>
-        </w:rPr>
-        <w:t>: la espera se fue con la señal.</w:t>
+        <w:t>en esa ventana la fase verde del Maestro puede coincidir con el ámbar intermitente del Esclavo.</w:t>
       </w:r>
     </w:p>
     <w:p>
@@ -5529,10 +8750,99 @@
       </w:pPr>
       <w:r>
         <w:rPr>
+          <w:b w:val="0"/>
+          <w:sz w:val="21"/>
+        </w:rPr>
+        <w:t xml:space="preserve">~~Con una señal del mando en curso el test espera y se rearma~~ → </w:t>
+      </w:r>
+      <w:r>
+        <w:rPr>
           <w:b/>
           <w:sz w:val="21"/>
         </w:rPr>
-        <w:t>El Poste 2 lo rechaza.</w:t>
+        <w:t>corre siempre entero</w:t>
+      </w:r>
+      <w:r>
+        <w:rPr>
+          <w:b w:val="0"/>
+          <w:sz w:val="21"/>
+        </w:rPr>
+        <w:t>: la espera se fue con la señal.</w:t>
+      </w:r>
+    </w:p>
+    <w:p>
+      <w:pPr>
+        <w:spacing w:after="120"/>
+      </w:pPr>
+      <w:r>
+        <w:rPr>
+          <w:b/>
+          <w:sz w:val="21"/>
+        </w:rPr>
+        <w:t>El Poste 2 lo rechaza</w:t>
+      </w:r>
+      <w:r>
+        <w:rPr>
+          <w:b w:val="0"/>
+          <w:sz w:val="21"/>
+        </w:rPr>
+        <w:t xml:space="preserve"> (</w:t>
+      </w:r>
+      <w:r>
+        <w:rPr>
+          <w:rFonts w:ascii="Consolas" w:hAnsi="Consolas"/>
+          <w:sz w:val="21"/>
+        </w:rPr>
+        <w:t>NO_EN_SERVICIO_USE_EL_MAESTRO</w:t>
+      </w:r>
+      <w:r>
+        <w:rPr>
+          <w:b w:val="0"/>
+          <w:sz w:val="21"/>
+        </w:rPr>
+        <w:t xml:space="preserve">): su test salió con </w:t>
+      </w:r>
+      <w:r>
+        <w:rPr>
+          <w:rFonts w:ascii="Consolas" w:hAnsi="Consolas"/>
+          <w:sz w:val="21"/>
+        </w:rPr>
+        <w:t>D-44</w:t>
+      </w:r>
+      <w:r>
+        <w:rPr>
+          <w:b w:val="0"/>
+          <w:sz w:val="21"/>
+        </w:rPr>
+        <w:t xml:space="preserve"> (</w:t>
+      </w:r>
+      <w:r>
+        <w:rPr>
+          <w:rFonts w:ascii="Consolas" w:hAnsi="Consolas"/>
+          <w:sz w:val="21"/>
+        </w:rPr>
+        <w:t>testLedsActivo</w:t>
+      </w:r>
+      <w:r>
+        <w:rPr>
+          <w:b w:val="0"/>
+          <w:sz w:val="21"/>
+        </w:rPr>
+        <w:t xml:space="preserve"> vale </w:t>
+      </w:r>
+      <w:r>
+        <w:rPr>
+          <w:rFonts w:ascii="Consolas" w:hAnsi="Consolas"/>
+          <w:sz w:val="21"/>
+        </w:rPr>
+        <w:t>false</w:t>
+      </w:r>
+      <w:r>
+        <w:rPr>
+          <w:b w:val="0"/>
+          <w:sz w:val="21"/>
+        </w:rPr>
+        <w:t>).</w:t>
       </w:r>
     </w:p>
     <w:p>
@@ -5677,21 +8987,21 @@
           <w:b w:val="0"/>
           <w:sz w:val="21"/>
         </w:rPr>
-        <w:t>: el LCD y el mando ya salieron; faltan la lectura de p5/p8 y el menú (§12.2). ⬇️ Y ~~</w:t>
+        <w:t xml:space="preserve">: el LCD y el mando salieron; la lectura de p5/p8 y el menú, con </w:t>
       </w:r>
       <w:r>
         <w:rPr>
           <w:rFonts w:ascii="Consolas" w:hAnsi="Consolas"/>
           <w:sz w:val="21"/>
         </w:rPr>
-        <w:t>A-1.bis</w:t>
-      </w:r>
-      <w:r>
-        <w:rPr>
-          <w:b w:val="0"/>
-          <w:sz w:val="21"/>
-        </w:rPr>
-        <w:t xml:space="preserve"> abierta~~ → **el 14/09 el responsable SÍ deroga la mitad de «nunca al revés» de la</w:t>
+        <w:t>D-44</w:t>
+      </w:r>
+      <w:r>
+        <w:rPr>
+          <w:b w:val="0"/>
+          <w:sz w:val="21"/>
+        </w:rPr>
+        <w:t xml:space="preserve"> (§12.2).</w:t>
       </w:r>
     </w:p>
     <w:p>
@@ -5703,35 +9013,21 @@
           <w:b w:val="0"/>
           <w:sz w:val="21"/>
         </w:rPr>
-        <w:t>regla de la pluma</w:t>
-      </w:r>
-      <w:r>
-        <w:rPr>
-          <w:b/>
-          <w:sz w:val="21"/>
-        </w:rPr>
-        <w:t xml:space="preserve"> (`D-33`). La pluma </w:t>
-      </w:r>
-      <w:r>
-        <w:rPr>
-          <w:b w:val="0"/>
-          <w:sz w:val="21"/>
-        </w:rPr>
-        <w:t>sigue a la luz para SUBIR</w:t>
-      </w:r>
-      <w:r>
-        <w:rPr>
-          <w:b/>
-          <w:sz w:val="21"/>
-        </w:rPr>
-        <w:t xml:space="preserve">; lo que la cámara puede hacer es </w:t>
-      </w:r>
-      <w:r>
-        <w:rPr>
-          <w:b w:val="0"/>
-          <w:sz w:val="21"/>
-        </w:rPr>
-        <w:t>retener la</w:t>
+        <w:t>⬇️ Y ~~</w:t>
+      </w:r>
+      <w:r>
+        <w:rPr>
+          <w:rFonts w:ascii="Consolas" w:hAnsi="Consolas"/>
+          <w:sz w:val="21"/>
+        </w:rPr>
+        <w:t>A-1.bis</w:t>
+      </w:r>
+      <w:r>
+        <w:rPr>
+          <w:b w:val="0"/>
+          <w:sz w:val="21"/>
+        </w:rPr>
+        <w:t xml:space="preserve"> abierta~~ → **el 14/09 el responsable SÍ deroga la mitad de «nunca al revés» de la</w:t>
       </w:r>
     </w:p>
     <w:p>
@@ -5743,21 +9039,35 @@
           <w:b w:val="0"/>
           <w:sz w:val="21"/>
         </w:rPr>
-        <w:t>bajada</w:t>
+        <w:t>regla de la pluma</w:t>
       </w:r>
       <w:r>
         <w:rPr>
           <w:b/>
           <w:sz w:val="21"/>
         </w:rPr>
-        <w:t xml:space="preserve">, nunca provocar una subida. La conducta entera, en </w:t>
-      </w:r>
-      <w:r>
-        <w:rPr>
-          <w:b w:val="0"/>
-          <w:sz w:val="21"/>
-        </w:rPr>
-        <w:t>SPEC 5 pág. 1 §4**.</w:t>
+        <w:t xml:space="preserve"> (`D-33`). La pluma </w:t>
+      </w:r>
+      <w:r>
+        <w:rPr>
+          <w:b w:val="0"/>
+          <w:sz w:val="21"/>
+        </w:rPr>
+        <w:t>sigue a la luz para SUBIR</w:t>
+      </w:r>
+      <w:r>
+        <w:rPr>
+          <w:b/>
+          <w:sz w:val="21"/>
+        </w:rPr>
+        <w:t xml:space="preserve">; lo que la cámara puede hacer es </w:t>
+      </w:r>
+      <w:r>
+        <w:rPr>
+          <w:b w:val="0"/>
+          <w:sz w:val="21"/>
+        </w:rPr>
+        <w:t>retener la</w:t>
       </w:r>
     </w:p>
     <w:p>
@@ -5769,35 +9079,21 @@
           <w:b w:val="0"/>
           <w:sz w:val="21"/>
         </w:rPr>
-        <w:t xml:space="preserve">🔴 </w:t>
+        <w:t>bajada</w:t>
       </w:r>
       <w:r>
         <w:rPr>
           <w:b/>
           <w:sz w:val="21"/>
         </w:rPr>
-        <w:t>DOS CONDUCTAS DE LA PLUMA Y LA LUZ SIN FILA QUE LAS RESPALDE</w:t>
-      </w:r>
-      <w:r>
-        <w:rPr>
-          <w:b w:val="0"/>
-          <w:sz w:val="21"/>
-        </w:rPr>
-        <w:t xml:space="preserve">, y son de las que hieren a alguien: </w:t>
-      </w:r>
-      <w:r>
-        <w:rPr>
-          <w:b/>
-          <w:sz w:val="21"/>
-        </w:rPr>
-        <w:t>(a)</w:t>
-      </w:r>
-      <w:r>
-        <w:rPr>
-          <w:b w:val="0"/>
-          <w:sz w:val="21"/>
-        </w:rPr>
-        <w:t xml:space="preserve"> que la</w:t>
+        <w:t xml:space="preserve">, nunca provocar una subida. La conducta entera, en </w:t>
+      </w:r>
+      <w:r>
+        <w:rPr>
+          <w:b w:val="0"/>
+          <w:sz w:val="21"/>
+        </w:rPr>
+        <w:t>SPEC 5 pág. 1 §4**.</w:t>
       </w:r>
     </w:p>
     <w:p>
@@ -5809,21 +9105,35 @@
           <w:b w:val="0"/>
           <w:sz w:val="21"/>
         </w:rPr>
-        <w:t xml:space="preserve">pluma </w:t>
+        <w:t xml:space="preserve">🔴 </w:t>
       </w:r>
       <w:r>
         <w:rPr>
           <w:b/>
           <w:sz w:val="21"/>
         </w:rPr>
-        <w:t>suba en fallo</w:t>
-      </w:r>
-      <w:r>
-        <w:rPr>
-          <w:b w:val="0"/>
-          <w:sz w:val="21"/>
-        </w:rPr>
-        <w:t xml:space="preserve"> (§2), elegido *«por el cliente y el PMT el 27/08/2026»* en una frase que vive sólo en el</w:t>
+        <w:t>DOS CONDUCTAS DE LA PLUMA Y LA LUZ SIN FILA QUE LAS RESPALDE</w:t>
+      </w:r>
+      <w:r>
+        <w:rPr>
+          <w:b w:val="0"/>
+          <w:sz w:val="21"/>
+        </w:rPr>
+        <w:t xml:space="preserve">, y son de las que hieren a alguien: </w:t>
+      </w:r>
+      <w:r>
+        <w:rPr>
+          <w:b/>
+          <w:sz w:val="21"/>
+        </w:rPr>
+        <w:t>(a)</w:t>
+      </w:r>
+      <w:r>
+        <w:rPr>
+          <w:b w:val="0"/>
+          <w:sz w:val="21"/>
+        </w:rPr>
+        <w:t xml:space="preserve"> que la</w:t>
       </w:r>
     </w:p>
     <w:p>
@@ -5835,6 +9145,32 @@
           <w:b w:val="0"/>
           <w:sz w:val="21"/>
         </w:rPr>
+        <w:t xml:space="preserve">pluma </w:t>
+      </w:r>
+      <w:r>
+        <w:rPr>
+          <w:b/>
+          <w:sz w:val="21"/>
+        </w:rPr>
+        <w:t>suba en fallo</w:t>
+      </w:r>
+      <w:r>
+        <w:rPr>
+          <w:b w:val="0"/>
+          <w:sz w:val="21"/>
+        </w:rPr>
+        <w:t xml:space="preserve"> (§2), elegido *«por el cliente y el PMT el 27/08/2026»* en una frase que vive sólo en el</w:t>
+      </w:r>
+    </w:p>
+    <w:p>
+      <w:pPr>
+        <w:spacing w:after="120"/>
+      </w:pPr>
+      <w:r>
+        <w:rPr>
+          <w:b w:val="0"/>
+          <w:sz w:val="21"/>
+        </w:rPr>
         <w:t xml:space="preserve">fuente y en SPEC 5 §4; y </w:t>
       </w:r>
       <w:r>
@@ -5863,7 +9199,61 @@
           <w:b w:val="0"/>
           <w:sz w:val="21"/>
         </w:rPr>
-        <w:t xml:space="preserve"> (§3.1). **Son decisiones viales: las decide él, no</w:t>
+        <w:t xml:space="preserve"> (§3.1) → **(b) ya tiene fila: </w:t>
+      </w:r>
+      <w:r>
+        <w:rPr>
+          <w:rFonts w:ascii="Consolas" w:hAnsi="Consolas"/>
+          <w:sz w:val="21"/>
+        </w:rPr>
+        <w:t>D-45</w:t>
+      </w:r>
+      <w:r>
+        <w:rPr>
+          <w:b w:val="0"/>
+          <w:sz w:val="21"/>
+        </w:rPr>
+        <w:t xml:space="preserve"> (02/10),</w:t>
+      </w:r>
+    </w:p>
+    <w:p>
+      <w:pPr>
+        <w:spacing w:after="120"/>
+      </w:pPr>
+      <w:r>
+        <w:rPr>
+          <w:b w:val="0"/>
+          <w:sz w:val="21"/>
+        </w:rPr>
+        <w:t xml:space="preserve">amarillo de cierre, construido en </w:t>
+      </w:r>
+      <w:r>
+        <w:rPr>
+          <w:rFonts w:ascii="Consolas" w:hAnsi="Consolas"/>
+          <w:sz w:val="21"/>
+        </w:rPr>
+        <w:t>cda33df</w:t>
+      </w:r>
+      <w:r>
+        <w:rPr>
+          <w:b w:val="0"/>
+          <w:sz w:val="21"/>
+        </w:rPr>
+        <w:t xml:space="preserve"> y sin banco (§3.2)</w:t>
+      </w:r>
+      <w:r>
+        <w:rPr>
+          <w:b/>
+          <w:sz w:val="21"/>
+        </w:rPr>
+        <w:t xml:space="preserve">. </w:t>
+      </w:r>
+      <w:r>
+        <w:rPr>
+          <w:b w:val="0"/>
+          <w:sz w:val="21"/>
+        </w:rPr>
+        <w:t>Son decisiones viales: las decide él, no</w:t>
       </w:r>
     </w:p>
     <w:p>
@@ -6102,7 +9492,7 @@
           <w:b w:val="0"/>
           <w:sz w:val="21"/>
         </w:rPr>
-        <w:t xml:space="preserve"> —el verde cierra SIN ÁMBAR, así que el coche que</w:t>
+        <w:t xml:space="preserve"> —el verde cerraba SIN ÁMBAR, así que el coche que</w:t>
       </w:r>
     </w:p>
     <w:p>
@@ -6114,7 +9504,14 @@
           <w:b w:val="0"/>
           <w:sz w:val="21"/>
         </w:rPr>
-        <w:t>entró legalmente seguía dentro cuando caía el rojo y la pluma bajaba sobre él—. 🔴 **§3.1 SIGUE ABIERTO:</w:t>
+        <w:t xml:space="preserve">entró legalmente seguía dentro cuando caía el rojo y la pluma bajaba sobre él—. **§3.1 se cerró en </w:t>
+      </w:r>
+      <w:r>
+        <w:rPr>
+          <w:rFonts w:ascii="Consolas" w:hAnsi="Consolas"/>
+          <w:sz w:val="21"/>
+        </w:rPr>
+        <w:t>cda33df</w:t>
       </w:r>
     </w:p>
     <w:p>
@@ -6126,7 +9523,21 @@
           <w:b w:val="0"/>
           <w:sz w:val="21"/>
         </w:rPr>
-        <w:t>el verde sigue cerrando sin ámbar.** Lo que cambia es que ahora hay tres segundos y un veto de cámara entre</w:t>
+        <w:t>(</w:t>
+      </w:r>
+      <w:r>
+        <w:rPr>
+          <w:rFonts w:ascii="Consolas" w:hAnsi="Consolas"/>
+          <w:sz w:val="21"/>
+        </w:rPr>
+        <w:t>D-45</w:t>
+      </w:r>
+      <w:r>
+        <w:rPr>
+          <w:b w:val="0"/>
+          <w:sz w:val="21"/>
+        </w:rPr>
+        <w:t>, sin banco):** el conductor recibe ahora el amarillo, la pluma sigue arriba durante él, y después del</w:t>
       </w:r>
     </w:p>
     <w:p>
@@ -6138,21 +9549,7 @@
           <w:b w:val="0"/>
           <w:sz w:val="21"/>
         </w:rPr>
-        <w:t xml:space="preserve">ese coche y el brazo; lo que no cambia es que </w:t>
-      </w:r>
-      <w:r>
-        <w:rPr>
-          <w:b/>
-          <w:sz w:val="21"/>
-        </w:rPr>
-        <w:t>el conductor no recibe aviso de que el verde se acaba</w:t>
-      </w:r>
-      <w:r>
-        <w:rPr>
-          <w:b w:val="0"/>
-          <w:sz w:val="21"/>
-        </w:rPr>
-        <w:t>.</w:t>
+        <w:t>rojo quedan los tres segundos y el veto de cámara (SPEC 8 §1).</w:t>
       </w:r>
     </w:p>
     <w:p>
@@ -6217,14 +9614,21 @@
           <w:b w:val="0"/>
           <w:sz w:val="21"/>
         </w:rPr>
-        <w:t xml:space="preserve">🔴 </w:t>
+        <w:t xml:space="preserve">🟢 </w:t>
       </w:r>
       <w:r>
         <w:rPr>
           <w:b/>
           <w:sz w:val="21"/>
         </w:rPr>
-        <w:t>LA RETIRADA DE LA INTERFAZ VIEJA (`D-30`): el LCD y el mando YA SALIERON; la lectura de p5/p8 y el menú NO.</w:t>
+        <w:t>CERRADO POR `D-44` (`f9cad1f`, 02/10; sin banco) — LA RETIRADA DE LA INTERFAZ VIEJA (`D-30`).</w:t>
+      </w:r>
+      <w:r>
+        <w:rPr>
+          <w:b w:val="0"/>
+          <w:sz w:val="21"/>
+        </w:rPr>
+        <w:t xml:space="preserve"> El LCD</w:t>
       </w:r>
     </w:p>
     <w:p>
@@ -6233,17 +9637,59 @@
       </w:pPr>
       <w:r>
         <w:rPr>
+          <w:b w:val="0"/>
+          <w:sz w:val="21"/>
+        </w:rPr>
+        <w:t>salió el 13/09, el mando A/B/C/D el 14/09 (</w:t>
+      </w:r>
+      <w:r>
+        <w:rPr>
+          <w:rFonts w:ascii="Consolas" w:hAnsi="Consolas"/>
+          <w:sz w:val="21"/>
+        </w:rPr>
+        <w:t>ccca294</w:t>
+      </w:r>
+      <w:r>
+        <w:rPr>
+          <w:b w:val="0"/>
+          <w:sz w:val="21"/>
+        </w:rPr>
+        <w:t xml:space="preserve">, </w:t>
+      </w:r>
+      <w:r>
+        <w:rPr>
+          <w:rFonts w:ascii="Consolas" w:hAnsi="Consolas"/>
+          <w:sz w:val="21"/>
+        </w:rPr>
+        <w:t>f57a401</w:t>
+      </w:r>
+      <w:r>
+        <w:rPr>
+          <w:b w:val="0"/>
+          <w:sz w:val="21"/>
+        </w:rPr>
+        <w:t xml:space="preserve">) y el resto con </w:t>
+      </w:r>
+      <w:r>
+        <w:rPr>
+          <w:rFonts w:ascii="Consolas" w:hAnsi="Consolas"/>
+          <w:sz w:val="21"/>
+        </w:rPr>
+        <w:t>D-44</w:t>
+      </w:r>
+      <w:r>
+        <w:rPr>
+          <w:b w:val="0"/>
+          <w:sz w:val="21"/>
+        </w:rPr>
+        <w:t xml:space="preserve">. </w:t>
+      </w:r>
+      <w:r>
+        <w:rPr>
           <w:b/>
           <w:sz w:val="21"/>
         </w:rPr>
-        <w:t>Lo que el equipo HACE hoy</w:t>
-      </w:r>
-      <w:r>
-        <w:rPr>
-          <w:b w:val="0"/>
-          <w:sz w:val="21"/>
-        </w:rPr>
-        <w:t xml:space="preserve"> *(registro 1, medido el 15/09/2026 contra el fuente de las dos puntas)*: **el LCD</w:t>
+        <w:t>Lo que el equipo HACE</w:t>
       </w:r>
     </w:p>
     <w:p>
@@ -6255,35 +9701,63 @@
           <w:b w:val="0"/>
           <w:sz w:val="21"/>
         </w:rPr>
-        <w:t>salió el 13/09</w:t>
-      </w:r>
-      <w:r>
-        <w:rPr>
-          <w:b/>
-          <w:sz w:val="21"/>
-        </w:rPr>
-        <w:t xml:space="preserve"> y </w:t>
-      </w:r>
-      <w:r>
-        <w:rPr>
-          <w:b w:val="0"/>
-          <w:sz w:val="21"/>
-        </w:rPr>
-        <w:t>el mando A/B/C/D salió entero el 14/09** —primero el corte de sus pulsos (</w:t>
+        <w:t xml:space="preserve">*(registro 1, contra el fuente de las dos puntas)*: </w:t>
       </w:r>
       <w:r>
         <w:rPr>
           <w:rFonts w:ascii="Consolas" w:hAnsi="Consolas"/>
           <w:sz w:val="21"/>
         </w:rPr>
-        <w:t>ccca294</w:t>
-      </w:r>
-      <w:r>
-        <w:rPr>
-          <w:b w:val="0"/>
-          <w:sz w:val="21"/>
-        </w:rPr>
-        <w:t>), después</w:t>
+        <w:t>J16</w:t>
+      </w:r>
+      <w:r>
+        <w:rPr>
+          <w:b w:val="0"/>
+          <w:sz w:val="21"/>
+        </w:rPr>
+        <w:t xml:space="preserve"> p5/p8 (</w:t>
+      </w:r>
+      <w:r>
+        <w:rPr>
+          <w:rFonts w:ascii="Consolas" w:hAnsi="Consolas"/>
+          <w:sz w:val="21"/>
+        </w:rPr>
+        <w:t>PB9</w:t>
+      </w:r>
+      <w:r>
+        <w:rPr>
+          <w:b w:val="0"/>
+          <w:sz w:val="21"/>
+        </w:rPr>
+        <w:t>/</w:t>
+      </w:r>
+      <w:r>
+        <w:rPr>
+          <w:rFonts w:ascii="Consolas" w:hAnsi="Consolas"/>
+          <w:sz w:val="21"/>
+        </w:rPr>
+        <w:t>PB13</w:t>
+      </w:r>
+      <w:r>
+        <w:rPr>
+          <w:b w:val="0"/>
+          <w:sz w:val="21"/>
+        </w:rPr>
+        <w:t xml:space="preserve">) son </w:t>
+      </w:r>
+      <w:r>
+        <w:rPr>
+          <w:rFonts w:ascii="Consolas" w:hAnsi="Consolas"/>
+          <w:sz w:val="21"/>
+        </w:rPr>
+        <w:t>J16_P5_SIN_USO</w:t>
+      </w:r>
+      <w:r>
+        <w:rPr>
+          <w:b w:val="0"/>
+          <w:sz w:val="21"/>
+        </w:rPr>
+        <w:t xml:space="preserve"> y</w:t>
       </w:r>
     </w:p>
     <w:p>
@@ -6292,52 +9766,73 @@
       </w:pPr>
       <w:r>
         <w:rPr>
-          <w:b w:val="0"/>
-          <w:sz w:val="21"/>
-        </w:rPr>
-        <w:t>el módulo, sus lectores y la señal que interceptaba las luces (</w:t>
-      </w:r>
-      <w:r>
-        <w:rPr>
           <w:rFonts w:ascii="Consolas" w:hAnsi="Consolas"/>
           <w:sz w:val="21"/>
         </w:rPr>
-        <w:t>f57a401</w:t>
-      </w:r>
-      <w:r>
-        <w:rPr>
-          <w:b w:val="0"/>
-          <w:sz w:val="21"/>
-        </w:rPr>
-        <w:t xml:space="preserve">)—. Ya no existen </w:t>
+        <w:t>J16_P8_SIN_USO</w:t>
+      </w:r>
+      <w:r>
+        <w:rPr>
+          <w:b w:val="0"/>
+          <w:sz w:val="21"/>
+        </w:rPr>
+        <w:t xml:space="preserve">, declarados </w:t>
       </w:r>
       <w:r>
         <w:rPr>
           <w:rFonts w:ascii="Consolas" w:hAnsi="Consolas"/>
           <w:sz w:val="21"/>
         </w:rPr>
-        <w:t>mando_ambarLocal()</w:t>
-      </w:r>
-      <w:r>
-        <w:rPr>
-          <w:b w:val="0"/>
-          <w:sz w:val="21"/>
-        </w:rPr>
-        <w:t xml:space="preserve"> ni </w:t>
+        <w:t>INPUT</w:t>
+      </w:r>
+      <w:r>
+        <w:rPr>
+          <w:b w:val="0"/>
+          <w:sz w:val="21"/>
+        </w:rPr>
+        <w:t xml:space="preserve"> en </w:t>
       </w:r>
       <w:r>
         <w:rPr>
           <w:rFonts w:ascii="Consolas" w:hAnsi="Consolas"/>
           <w:sz w:val="21"/>
         </w:rPr>
-        <w:t>semaforo_senalEnCurso()</w:t>
-      </w:r>
-      <w:r>
-        <w:rPr>
-          <w:b w:val="0"/>
-          <w:sz w:val="21"/>
-        </w:rPr>
-        <w:t>.</w:t>
+        <w:t>botones_setup()</w:t>
+      </w:r>
+      <w:r>
+        <w:rPr>
+          <w:b w:val="0"/>
+          <w:sz w:val="21"/>
+        </w:rPr>
+        <w:t xml:space="preserve"> y </w:t>
+      </w:r>
+      <w:r>
+        <w:rPr>
+          <w:b/>
+          <w:sz w:val="21"/>
+        </w:rPr>
+        <w:t>sin lector</w:t>
+      </w:r>
+      <w:r>
+        <w:rPr>
+          <w:b w:val="0"/>
+          <w:sz w:val="21"/>
+        </w:rPr>
+        <w:t xml:space="preserve">: </w:t>
+      </w:r>
+      <w:r>
+        <w:rPr>
+          <w:rFonts w:ascii="Consolas" w:hAnsi="Consolas"/>
+          <w:sz w:val="21"/>
+        </w:rPr>
+        <w:t>botones_actualizar()</w:t>
+      </w:r>
+      <w:r>
+        <w:rPr>
+          <w:b w:val="0"/>
+          <w:sz w:val="21"/>
+        </w:rPr>
+        <w:t xml:space="preserve"> sólo llama a</w:t>
       </w:r>
     </w:p>
     <w:p>
@@ -6346,24 +9841,73 @@
       </w:pPr>
       <w:r>
         <w:rPr>
-          <w:b w:val="0"/>
-          <w:sz w:val="21"/>
-        </w:rPr>
-        <w:t xml:space="preserve">⬇️ ~~retirarlo toca la barrera de salidas o abre vetos~~ → </w:t>
-      </w:r>
-      <w:r>
-        <w:rPr>
-          <w:b/>
-          <w:sz w:val="21"/>
-        </w:rPr>
-        <w:t>medido: no abrió ninguno</w:t>
-      </w:r>
-      <w:r>
-        <w:rPr>
-          <w:b w:val="0"/>
-          <w:sz w:val="21"/>
-        </w:rPr>
-        <w:t xml:space="preserve"> (SPEC 5 §3).</w:t>
+          <w:rFonts w:ascii="Consolas" w:hAnsi="Consolas"/>
+          <w:sz w:val="21"/>
+        </w:rPr>
+        <w:t>camaras_actualizar()</w:t>
+      </w:r>
+      <w:r>
+        <w:rPr>
+          <w:b w:val="0"/>
+          <w:sz w:val="21"/>
+        </w:rPr>
+        <w:t xml:space="preserve">. Ya no existen </w:t>
+      </w:r>
+      <w:r>
+        <w:rPr>
+          <w:rFonts w:ascii="Consolas" w:hAnsi="Consolas"/>
+          <w:sz w:val="21"/>
+        </w:rPr>
+        <w:t>botonArriba()</w:t>
+      </w:r>
+      <w:r>
+        <w:rPr>
+          <w:b w:val="0"/>
+          <w:sz w:val="21"/>
+        </w:rPr>
+        <w:t>/</w:t>
+      </w:r>
+      <w:r>
+        <w:rPr>
+          <w:rFonts w:ascii="Consolas" w:hAnsi="Consolas"/>
+          <w:sz w:val="21"/>
+        </w:rPr>
+        <w:t>botonAbajo()</w:t>
+      </w:r>
+      <w:r>
+        <w:rPr>
+          <w:b w:val="0"/>
+          <w:sz w:val="21"/>
+        </w:rPr>
+        <w:t>/</w:t>
+      </w:r>
+      <w:r>
+        <w:rPr>
+          <w:rFonts w:ascii="Consolas" w:hAnsi="Consolas"/>
+          <w:sz w:val="21"/>
+        </w:rPr>
+        <w:t>botonAceptar()</w:t>
+      </w:r>
+      <w:r>
+        <w:rPr>
+          <w:b w:val="0"/>
+          <w:sz w:val="21"/>
+        </w:rPr>
+        <w:t>/</w:t>
+      </w:r>
+      <w:r>
+        <w:rPr>
+          <w:rFonts w:ascii="Consolas" w:hAnsi="Consolas"/>
+          <w:sz w:val="21"/>
+        </w:rPr>
+        <w:t>botonCancelar()</w:t>
+      </w:r>
+      <w:r>
+        <w:rPr>
+          <w:b w:val="0"/>
+          <w:sz w:val="21"/>
+        </w:rPr>
+        <w:t>, la</w:t>
       </w:r>
     </w:p>
     <w:p>
@@ -6375,42 +9919,49 @@
           <w:b w:val="0"/>
           <w:sz w:val="21"/>
         </w:rPr>
-        <w:t xml:space="preserve">🔴 </w:t>
-      </w:r>
-      <w:r>
-        <w:rPr>
-          <w:b/>
-          <w:sz w:val="21"/>
-        </w:rPr>
-        <w:t>LO QUE FALTA — COLA DE TRABAJO DEL FIRMWARE</w:t>
-      </w:r>
-      <w:r>
-        <w:rPr>
-          <w:b w:val="0"/>
-          <w:sz w:val="21"/>
-        </w:rPr>
-        <w:t xml:space="preserve"> *(registro 2)*: </w:t>
-      </w:r>
-      <w:r>
-        <w:rPr>
-          <w:b/>
-          <w:sz w:val="21"/>
-        </w:rPr>
-        <w:t>(a)</w:t>
-      </w:r>
-      <w:r>
-        <w:rPr>
-          <w:b w:val="0"/>
-          <w:sz w:val="21"/>
-        </w:rPr>
-        <w:t xml:space="preserve"> la </w:t>
-      </w:r>
-      <w:r>
-        <w:rPr>
-          <w:b/>
-          <w:sz w:val="21"/>
-        </w:rPr>
-        <w:t>lectura de `BOTON1`/`BOTON2`</w:t>
+        <w:t>navegación del menú (</w:t>
+      </w:r>
+      <w:r>
+        <w:rPr>
+          <w:rFonts w:ascii="Consolas" w:hAnsi="Consolas"/>
+          <w:sz w:val="21"/>
+        </w:rPr>
+        <w:t>menu_loop()</w:t>
+      </w:r>
+      <w:r>
+        <w:rPr>
+          <w:b w:val="0"/>
+          <w:sz w:val="21"/>
+        </w:rPr>
+        <w:t xml:space="preserve">), el Modo Hora (§12.7) ni </w:t>
+      </w:r>
+      <w:r>
+        <w:rPr>
+          <w:rFonts w:ascii="Consolas" w:hAnsi="Consolas"/>
+          <w:sz w:val="21"/>
+        </w:rPr>
+        <w:t>semaforo_toggle()</w:t>
+      </w:r>
+      <w:r>
+        <w:rPr>
+          <w:b w:val="0"/>
+          <w:sz w:val="21"/>
+        </w:rPr>
+        <w:t xml:space="preserve"> (§12.8). **</w:t>
+      </w:r>
+      <w:r>
+        <w:rPr>
+          <w:rFonts w:ascii="Consolas" w:hAnsi="Consolas"/>
+          <w:sz w:val="21"/>
+        </w:rPr>
+        <w:t>menu_setup()</w:t>
+      </w:r>
+      <w:r>
+        <w:rPr>
+          <w:b w:val="0"/>
+          <w:sz w:val="21"/>
+        </w:rPr>
+        <w:t xml:space="preserve"> se</w:t>
       </w:r>
     </w:p>
     <w:p>
@@ -6422,63 +9973,35 @@
           <w:b w:val="0"/>
           <w:sz w:val="21"/>
         </w:rPr>
-        <w:t>(</w:t>
+        <w:t>queda**: es la puerta del todo-rojo de las dos puntas (</w:t>
       </w:r>
       <w:r>
         <w:rPr>
           <w:rFonts w:ascii="Consolas" w:hAnsi="Consolas"/>
           <w:sz w:val="21"/>
         </w:rPr>
-        <w:t>J16</w:t>
-      </w:r>
-      <w:r>
-        <w:rPr>
-          <w:b w:val="0"/>
-          <w:sz w:val="21"/>
-        </w:rPr>
-        <w:t xml:space="preserve"> p5/p8), que </w:t>
+        <w:t>coordinador_forzarMenu()</w:t>
+      </w:r>
+      <w:r>
+        <w:rPr>
+          <w:b w:val="0"/>
+          <w:sz w:val="21"/>
+        </w:rPr>
+        <w:t xml:space="preserve">) que piden </w:t>
       </w:r>
       <w:r>
         <w:rPr>
           <w:rFonts w:ascii="Consolas" w:hAnsi="Consolas"/>
           <w:sz w:val="21"/>
         </w:rPr>
-        <w:t>D-30</w:t>
-      </w:r>
-      <w:r>
-        <w:rPr>
-          <w:b w:val="0"/>
-          <w:sz w:val="21"/>
-        </w:rPr>
-        <w:t xml:space="preserve"> retira con el resto y </w:t>
-      </w:r>
-      <w:r>
-        <w:rPr>
-          <w:b/>
-          <w:sz w:val="21"/>
-        </w:rPr>
-        <w:t>sigue viva</w:t>
-      </w:r>
-      <w:r>
-        <w:rPr>
-          <w:b w:val="0"/>
-          <w:sz w:val="21"/>
-        </w:rPr>
-        <w:t xml:space="preserve">: </w:t>
-      </w:r>
-      <w:r>
-        <w:rPr>
-          <w:rFonts w:ascii="Consolas" w:hAnsi="Consolas"/>
-          <w:sz w:val="21"/>
-        </w:rPr>
-        <w:t>botones_actualizar()</w:t>
-      </w:r>
-      <w:r>
-        <w:rPr>
-          <w:b w:val="0"/>
-          <w:sz w:val="21"/>
-        </w:rPr>
-        <w:t xml:space="preserve"> la antirrebota y</w:t>
+        <w:t>SET_MODO:MENU</w:t>
+      </w:r>
+      <w:r>
+        <w:rPr>
+          <w:b w:val="0"/>
+          <w:sz w:val="21"/>
+        </w:rPr>
+        <w:t>, la</w:t>
       </w:r>
     </w:p>
     <w:p>
@@ -6487,59 +10010,24 @@
       </w:pPr>
       <w:r>
         <w:rPr>
-          <w:rFonts w:ascii="Consolas" w:hAnsi="Consolas"/>
-          <w:sz w:val="21"/>
-        </w:rPr>
-        <w:t>botonArriba()</w:t>
-      </w:r>
-      <w:r>
-        <w:rPr>
-          <w:b w:val="0"/>
-          <w:sz w:val="21"/>
-        </w:rPr>
-        <w:t>/</w:t>
-      </w:r>
-      <w:r>
-        <w:rPr>
-          <w:rFonts w:ascii="Consolas" w:hAnsi="Consolas"/>
-          <w:sz w:val="21"/>
-        </w:rPr>
-        <w:t>botonAbajo()</w:t>
-      </w:r>
-      <w:r>
-        <w:rPr>
-          <w:b w:val="0"/>
-          <w:sz w:val="21"/>
-        </w:rPr>
-        <w:t xml:space="preserve"> entregan el flanco. Hoy sólo lo consumen </w:t>
-      </w:r>
-      <w:r>
-        <w:rPr>
-          <w:rFonts w:ascii="Consolas" w:hAnsi="Consolas"/>
-          <w:sz w:val="21"/>
-        </w:rPr>
-        <w:t>menu_loop()</w:t>
-      </w:r>
-      <w:r>
-        <w:rPr>
-          <w:b w:val="0"/>
-          <w:sz w:val="21"/>
-        </w:rPr>
-        <w:t xml:space="preserve"> y </w:t>
-      </w:r>
-      <w:r>
-        <w:rPr>
-          <w:rFonts w:ascii="Consolas" w:hAnsi="Consolas"/>
-          <w:sz w:val="21"/>
-        </w:rPr>
-        <w:t>modo_hora_loop()</w:t>
-      </w:r>
-      <w:r>
-        <w:rPr>
-          <w:b w:val="0"/>
-          <w:sz w:val="21"/>
-        </w:rPr>
-        <w:t xml:space="preserve"> del</w:t>
+          <w:b w:val="0"/>
+          <w:sz w:val="21"/>
+        </w:rPr>
+        <w:t xml:space="preserve">salida de cada modo y el arranque (§4.1). Cobre y regla de montaje, </w:t>
+      </w:r>
+      <w:r>
+        <w:rPr>
+          <w:b/>
+          <w:sz w:val="21"/>
+        </w:rPr>
+        <w:t>SPEC 5 §3</w:t>
+      </w:r>
+      <w:r>
+        <w:rPr>
+          <w:b w:val="0"/>
+          <w:sz w:val="21"/>
+        </w:rPr>
+        <w:t>; lo que ve el operador, **SPEC 4</w:t>
       </w:r>
     </w:p>
     <w:p>
@@ -6551,82 +10039,48 @@
           <w:b w:val="0"/>
           <w:sz w:val="21"/>
         </w:rPr>
-        <w:t xml:space="preserve">Poste 1 y </w:t>
-      </w:r>
-      <w:r>
-        <w:rPr>
-          <w:b/>
-          <w:sz w:val="21"/>
-        </w:rPr>
-        <w:t>no mueve nada visible</w:t>
-      </w:r>
-      <w:r>
-        <w:rPr>
-          <w:b w:val="0"/>
-          <w:sz w:val="21"/>
-        </w:rPr>
-        <w:t xml:space="preserve">, pero un llamador nuevo lo vuelve a hacer actuar sin tocar el cobre. </w:t>
-      </w:r>
-      <w:r>
-        <w:rPr>
-          <w:b/>
-          <w:sz w:val="21"/>
-        </w:rPr>
-        <w:t>(b)</w:t>
-      </w:r>
-      <w:r>
-        <w:rPr>
-          <w:b w:val="0"/>
-          <w:sz w:val="21"/>
-        </w:rPr>
-        <w:t xml:space="preserve"> El</w:t>
+        <w:t>§3.bis**.</w:t>
       </w:r>
     </w:p>
     <w:p>
       <w:pPr>
-        <w:spacing w:after="120"/>
-      </w:pPr>
+        <w:pStyle w:val="ListNumber"/>
+        <w:spacing w:after="60"/>
+      </w:pPr>
+      <w:r>
+        <w:rPr>
+          <w:b w:val="0"/>
+          <w:sz w:val="21"/>
+        </w:rPr>
+        <w:t xml:space="preserve">🔴 </w:t>
+      </w:r>
       <w:r>
         <w:rPr>
           <w:b/>
           <w:sz w:val="21"/>
         </w:rPr>
-        <w:t>menú del Poste 1</w:t>
-      </w:r>
-      <w:r>
-        <w:rPr>
-          <w:b w:val="0"/>
-          <w:sz w:val="21"/>
-        </w:rPr>
-        <w:t xml:space="preserve"> (</w:t>
-      </w:r>
-      <w:r>
-        <w:rPr>
-          <w:rFonts w:ascii="Consolas" w:hAnsi="Consolas"/>
-          <w:sz w:val="21"/>
-        </w:rPr>
-        <w:t>Maestro/src/menu.cpp</w:t>
-      </w:r>
-      <w:r>
-        <w:rPr>
-          <w:b w:val="0"/>
-          <w:sz w:val="21"/>
-        </w:rPr>
-        <w:t xml:space="preserve">): su navegación no llega a ningún modo, pero </w:t>
-      </w:r>
-      <w:r>
-        <w:rPr>
-          <w:rFonts w:ascii="Consolas" w:hAnsi="Consolas"/>
-          <w:sz w:val="21"/>
-        </w:rPr>
-        <w:t>menu_setup()</w:t>
-      </w:r>
-      <w:r>
-        <w:rPr>
-          <w:b w:val="0"/>
-          <w:sz w:val="21"/>
-        </w:rPr>
-        <w:t xml:space="preserve"> es la</w:t>
+        <w:t>LOS HUECOS DE LUZ DEL DEGRADADO</w:t>
+      </w:r>
+      <w:r>
+        <w:rPr>
+          <w:b w:val="0"/>
+          <w:sz w:val="21"/>
+        </w:rPr>
+        <w:t xml:space="preserve"> *(el modo entero, SPEC 3)*. </w:t>
+      </w:r>
+      <w:r>
+        <w:rPr>
+          <w:b/>
+          <w:sz w:val="21"/>
+        </w:rPr>
+        <w:t>(a)</w:t>
+      </w:r>
+      <w:r>
+        <w:rPr>
+          <w:b w:val="0"/>
+          <w:sz w:val="21"/>
+        </w:rPr>
+        <w:t xml:space="preserve"> El verde del Degradado</w:t>
       </w:r>
     </w:p>
     <w:p>
@@ -6638,21 +10092,35 @@
           <w:b w:val="0"/>
           <w:sz w:val="21"/>
         </w:rPr>
-        <w:t xml:space="preserve">puerta del todo-rojo de las dos puntas que pide </w:t>
+        <w:t>(</w:t>
       </w:r>
       <w:r>
         <w:rPr>
           <w:rFonts w:ascii="Consolas" w:hAnsi="Consolas"/>
           <w:sz w:val="21"/>
         </w:rPr>
-        <w:t>SET_MODO:MENU</w:t>
-      </w:r>
-      <w:r>
-        <w:rPr>
-          <w:b w:val="0"/>
-          <w:sz w:val="21"/>
-        </w:rPr>
-        <w:t>, y ese camino se conserva antes de retirarlo.</w:t>
+        <w:t>DEG_VERDE_SEG</w:t>
+      </w:r>
+      <w:r>
+        <w:rPr>
+          <w:b w:val="0"/>
+          <w:sz w:val="21"/>
+        </w:rPr>
+        <w:t xml:space="preserve">) </w:t>
+      </w:r>
+      <w:r>
+        <w:rPr>
+          <w:b/>
+          <w:sz w:val="21"/>
+        </w:rPr>
+        <w:t>no pasa por el fichero de límites del ciclo</w:t>
+      </w:r>
+      <w:r>
+        <w:rPr>
+          <w:b w:val="0"/>
+          <w:sz w:val="21"/>
+        </w:rPr>
+        <w:t>: es una constante propia del modo. ⬇️ ~~y queda</w:t>
       </w:r>
     </w:p>
     <w:p>
@@ -6664,39 +10132,205 @@
           <w:b w:val="0"/>
           <w:sz w:val="21"/>
         </w:rPr>
-        <w:t xml:space="preserve">Cobre y regla de montaje, </w:t>
-      </w:r>
-      <w:r>
-        <w:rPr>
-          <w:b/>
-          <w:sz w:val="21"/>
-        </w:rPr>
-        <w:t>SPEC 5 §3</w:t>
-      </w:r>
-      <w:r>
-        <w:rPr>
-          <w:b w:val="0"/>
-          <w:sz w:val="21"/>
-        </w:rPr>
-        <w:t xml:space="preserve">; lo que ve el operador, </w:t>
-      </w:r>
-      <w:r>
-        <w:rPr>
-          <w:b/>
-          <w:sz w:val="21"/>
-        </w:rPr>
-        <w:t>SPEC 4 §3.bis</w:t>
-      </w:r>
-      <w:r>
-        <w:rPr>
-          <w:b w:val="0"/>
-          <w:sz w:val="21"/>
-        </w:rPr>
-        <w:t>.</w:t>
+        <w:t>muy por debajo del mínimo por sentido, y si ese mínimo alcanza al Degradado no está escrito en ninguna parte~~ →</w:t>
       </w:r>
     </w:p>
     <w:p>
       <w:pPr>
+        <w:spacing w:after="120"/>
+      </w:pPr>
+      <w:r>
+        <w:rPr>
+          <w:b/>
+          <w:sz w:val="21"/>
+        </w:rPr>
+        <w:t>REFUTADO, medido el 14/09: vale exactamente el mínimo por sentido</w:t>
+      </w:r>
+      <w:r>
+        <w:rPr>
+          <w:b w:val="0"/>
+          <w:sz w:val="21"/>
+        </w:rPr>
+        <w:t xml:space="preserve"> (subido de 30 s a 180 s el 13/09) **y el</w:t>
+      </w:r>
+    </w:p>
+    <w:p>
+      <w:pPr>
+        <w:spacing w:after="120"/>
+      </w:pPr>
+      <w:r>
+        <w:rPr>
+          <w:b w:val="0"/>
+          <w:sz w:val="21"/>
+        </w:rPr>
+        <w:t>motivo SÍ está escrito</w:t>
+      </w:r>
+      <w:r>
+        <w:rPr>
+          <w:b/>
+          <w:sz w:val="21"/>
+        </w:rPr>
+        <w:t xml:space="preserve">, en la cabecera del propio modo. </w:t>
+      </w:r>
+      <w:r>
+        <w:rPr>
+          <w:b w:val="0"/>
+          <w:sz w:val="21"/>
+        </w:rPr>
+        <w:t>Lo que queda abierto es que nadie cruza los dos</w:t>
+      </w:r>
+    </w:p>
+    <w:p>
+      <w:pPr>
+        <w:spacing w:after="120"/>
+      </w:pPr>
+      <w:r>
+        <w:rPr>
+          <w:b w:val="0"/>
+          <w:sz w:val="21"/>
+        </w:rPr>
+        <w:t>números:** el día que el mínimo se mueva, el verde del Degradado no le sigue, y ningún instrumento lo dirá.</w:t>
+      </w:r>
+    </w:p>
+    <w:p>
+      <w:pPr>
+        <w:spacing w:after="120"/>
+      </w:pPr>
+      <w:r>
+        <w:rPr>
+          <w:b w:val="0"/>
+          <w:sz w:val="21"/>
+        </w:rPr>
+        <w:t>🟢 ~~</w:t>
+      </w:r>
+      <w:r>
+        <w:rPr>
+          <w:b/>
+          <w:sz w:val="21"/>
+        </w:rPr>
+        <w:t>(b) Las dos puntas ABREN su verde DISTINTO</w:t>
+      </w:r>
+      <w:r>
+        <w:rPr>
+          <w:b w:val="0"/>
+          <w:sz w:val="21"/>
+        </w:rPr>
+        <w:t xml:space="preserve">~~ → </w:t>
+      </w:r>
+      <w:r>
+        <w:rPr>
+          <w:b/>
+          <w:sz w:val="21"/>
+        </w:rPr>
+        <w:t>cerrado con `D-45` en `cda33df`:</w:t>
+      </w:r>
+      <w:r>
+        <w:rPr>
+          <w:b w:val="0"/>
+          <w:sz w:val="21"/>
+        </w:rPr>
+        <w:t xml:space="preserve"> las dos abren directo</w:t>
+      </w:r>
+    </w:p>
+    <w:p>
+      <w:pPr>
+        <w:spacing w:after="120"/>
+      </w:pPr>
+      <w:r>
+        <w:rPr>
+          <w:b w:val="0"/>
+          <w:sz w:val="21"/>
+        </w:rPr>
+        <w:t>(</w:t>
+      </w:r>
+      <w:r>
+        <w:rPr>
+          <w:rFonts w:ascii="Consolas" w:hAnsi="Consolas"/>
+          <w:sz w:val="21"/>
+        </w:rPr>
+        <w:t>semaforo_forzarVerde()</w:t>
+      </w:r>
+      <w:r>
+        <w:rPr>
+          <w:b w:val="0"/>
+          <w:sz w:val="21"/>
+        </w:rPr>
+        <w:t>) y las dos cierran por su amarillo (SPEC 2 §8 (e.bis)). El margen de desfase que se</w:t>
+      </w:r>
+    </w:p>
+    <w:p>
+      <w:pPr>
+        <w:spacing w:after="120"/>
+      </w:pPr>
+      <w:r>
+        <w:rPr>
+          <w:b w:val="0"/>
+          <w:sz w:val="21"/>
+        </w:rPr>
+        <w:t xml:space="preserve">apoyaba en el ámbar con que abría el Esclavo es ahora el despeje en los dos sentidos (fila 19, </w:t>
+      </w:r>
+      <w:r>
+        <w:rPr>
+          <w:rFonts w:ascii="Consolas" w:hAnsi="Consolas"/>
+          <w:sz w:val="21"/>
+        </w:rPr>
+        <w:t>C3</w:t>
+      </w:r>
+      <w:r>
+        <w:rPr>
+          <w:b w:val="0"/>
+          <w:sz w:val="21"/>
+        </w:rPr>
+        <w:t>/</w:t>
+      </w:r>
+      <w:r>
+        <w:rPr>
+          <w:rFonts w:ascii="Consolas" w:hAnsi="Consolas"/>
+          <w:sz w:val="21"/>
+        </w:rPr>
+        <w:t>C4</w:t>
+      </w:r>
+      <w:r>
+        <w:rPr>
+          <w:b w:val="0"/>
+          <w:sz w:val="21"/>
+        </w:rPr>
+        <w:t>).</w:t>
+      </w:r>
+    </w:p>
+    <w:p>
+      <w:pPr>
+        <w:spacing w:after="120"/>
+      </w:pPr>
+      <w:r>
+        <w:rPr>
+          <w:b w:val="0"/>
+          <w:sz w:val="21"/>
+        </w:rPr>
+        <w:t xml:space="preserve">⚠️ </w:t>
+      </w:r>
+      <w:r>
+        <w:rPr>
+          <w:b/>
+          <w:sz w:val="21"/>
+        </w:rPr>
+        <w:t>No confundir con la asimetría de la SALIDA a ámbar, que sí está razonada.</w:t>
+      </w:r>
+    </w:p>
+    <w:p>
+      <w:pPr>
+        <w:spacing w:after="120"/>
+      </w:pPr>
+      <w:r>
+        <w:rPr>
+          <w:rFonts w:ascii="Consolas" w:hAnsi="Consolas"/>
+          <w:sz w:val="21"/>
+        </w:rPr>
+        <w:t>grep -n "DEG_VERDE_SEG\|forzarVerde" 01_Firmware/{Maestro,Esclavo}/src/modo_degradado.cpp</w:t>
+      </w:r>
+    </w:p>
+    <w:p>
+      <w:pPr>
         <w:pStyle w:val="ListNumber"/>
         <w:spacing w:after="60"/>
       </w:pPr>
@@ -6705,35 +10339,21 @@
           <w:b w:val="0"/>
           <w:sz w:val="21"/>
         </w:rPr>
-        <w:t xml:space="preserve">🔴 </w:t>
+        <w:t xml:space="preserve">⚠️ </w:t>
       </w:r>
       <w:r>
         <w:rPr>
           <w:b/>
           <w:sz w:val="21"/>
         </w:rPr>
-        <w:t>LOS HUECOS DE LUZ DEL DEGRADADO</w:t>
-      </w:r>
-      <w:r>
-        <w:rPr>
-          <w:b w:val="0"/>
-          <w:sz w:val="21"/>
-        </w:rPr>
-        <w:t xml:space="preserve"> *(el modo entero, SPEC 3)*. </w:t>
-      </w:r>
-      <w:r>
-        <w:rPr>
-          <w:b/>
-          <w:sz w:val="21"/>
-        </w:rPr>
-        <w:t>(a)</w:t>
-      </w:r>
-      <w:r>
-        <w:rPr>
-          <w:b w:val="0"/>
-          <w:sz w:val="21"/>
-        </w:rPr>
-        <w:t xml:space="preserve"> El verde del Degradado</w:t>
+        <w:t>Queda UN plazo literal sin nombre en la máquina de luces</w:t>
+      </w:r>
+      <w:r>
+        <w:rPr>
+          <w:b w:val="0"/>
+          <w:sz w:val="21"/>
+        </w:rPr>
+        <w:t>: el medio periodo del parpadeo de fallo. No se</w:t>
       </w:r>
     </w:p>
     <w:p>
@@ -6745,35 +10365,14 @@
           <w:b w:val="0"/>
           <w:sz w:val="21"/>
         </w:rPr>
-        <w:t>(</w:t>
+        <w:t xml:space="preserve">puede citar, ni vigilar por símbolo, ni releer desde un pack. El otro, el ámbar de transición, salió con </w:t>
       </w:r>
       <w:r>
         <w:rPr>
           <w:rFonts w:ascii="Consolas" w:hAnsi="Consolas"/>
           <w:sz w:val="21"/>
         </w:rPr>
-        <w:t>DEG_VERDE_SEG</w:t>
-      </w:r>
-      <w:r>
-        <w:rPr>
-          <w:b w:val="0"/>
-          <w:sz w:val="21"/>
-        </w:rPr>
-        <w:t xml:space="preserve">) </w:t>
-      </w:r>
-      <w:r>
-        <w:rPr>
-          <w:b/>
-          <w:sz w:val="21"/>
-        </w:rPr>
-        <w:t>no pasa por el fichero de límites del ciclo</w:t>
-      </w:r>
-      <w:r>
-        <w:rPr>
-          <w:b w:val="0"/>
-          <w:sz w:val="21"/>
-        </w:rPr>
-        <w:t>: es una constante propia del modo. ⬇️ ~~y queda</w:t>
+        <w:t>D-45</w:t>
       </w:r>
     </w:p>
     <w:p>
@@ -6785,7 +10384,35 @@
           <w:b w:val="0"/>
           <w:sz w:val="21"/>
         </w:rPr>
-        <w:t>muy por debajo del mínimo por sentido, y si ese mínimo alcanza al Degradado no está escrito en ninguna parte~~ →</w:t>
+        <w:t>(</w:t>
+      </w:r>
+      <w:r>
+        <w:rPr>
+          <w:rFonts w:ascii="Consolas" w:hAnsi="Consolas"/>
+          <w:sz w:val="21"/>
+        </w:rPr>
+        <w:t>cda33df</w:t>
+      </w:r>
+      <w:r>
+        <w:rPr>
+          <w:b w:val="0"/>
+          <w:sz w:val="21"/>
+        </w:rPr>
+        <w:t xml:space="preserve">): el amarillo de cierre se mide con </w:t>
+      </w:r>
+      <w:r>
+        <w:rPr>
+          <w:rFonts w:ascii="Consolas" w:hAnsi="Consolas"/>
+          <w:sz w:val="21"/>
+        </w:rPr>
+        <w:t>AMARILLO_SEG</w:t>
+      </w:r>
+      <w:r>
+        <w:rPr>
+          <w:b w:val="0"/>
+          <w:sz w:val="21"/>
+        </w:rPr>
+        <w:t xml:space="preserve"> (§5).</w:t>
       </w:r>
     </w:p>
     <w:p>
@@ -6794,43 +10421,37 @@
       </w:pPr>
       <w:r>
         <w:rPr>
-          <w:b/>
-          <w:sz w:val="21"/>
-        </w:rPr>
-        <w:t>REFUTADO, medido el 14/09: vale exactamente el mínimo por sentido</w:t>
-      </w:r>
-      <w:r>
-        <w:rPr>
-          <w:b w:val="0"/>
-          <w:sz w:val="21"/>
-        </w:rPr>
-        <w:t xml:space="preserve"> (subido de 30 s a 180 s el 13/09) **y el</w:t>
+          <w:rFonts w:ascii="Consolas" w:hAnsi="Consolas"/>
+          <w:sz w:val="21"/>
+        </w:rPr>
+        <w:t>grep -n "ahora - tCambio &gt;=" 01_Firmware/{Maestro,Esclavo}/src/semaforo.cpp</w:t>
       </w:r>
     </w:p>
     <w:p>
       <w:pPr>
-        <w:spacing w:after="120"/>
-      </w:pPr>
-      <w:r>
-        <w:rPr>
-          <w:b w:val="0"/>
-          <w:sz w:val="21"/>
-        </w:rPr>
-        <w:t>motivo SÍ está escrito</w:t>
+        <w:pStyle w:val="ListNumber"/>
+        <w:spacing w:after="60"/>
+      </w:pPr>
+      <w:r>
+        <w:rPr>
+          <w:b w:val="0"/>
+          <w:sz w:val="21"/>
+        </w:rPr>
+        <w:t xml:space="preserve">⚠️ </w:t>
       </w:r>
       <w:r>
         <w:rPr>
           <w:b/>
           <w:sz w:val="21"/>
         </w:rPr>
-        <w:t xml:space="preserve">, en la cabecera del propio modo. </w:t>
-      </w:r>
-      <w:r>
-        <w:rPr>
-          <w:b w:val="0"/>
-          <w:sz w:val="21"/>
-        </w:rPr>
-        <w:t>Lo que queda abierto es que nadie cruza los dos</w:t>
+        <w:t>El Poste 1 arranca A OSCURAS y el Poste 2 no.</w:t>
+      </w:r>
+      <w:r>
+        <w:rPr>
+          <w:b w:val="0"/>
+          <w:sz w:val="21"/>
+        </w:rPr>
+        <w:t xml:space="preserve"> El arranque del coordinador arranca el semáforo —que **apaga</w:t>
       </w:r>
     </w:p>
     <w:p>
@@ -6842,7 +10463,7 @@
           <w:b w:val="0"/>
           <w:sz w:val="21"/>
         </w:rPr>
-        <w:t>números:** el día que el mínimo se mueva, el verde del Degradado no le sigue, y ningún instrumento lo dirá.</w:t>
+        <w:t>las tres luces**— y la primera luz no llega hasta el todo-rojo del ámbar de arranque o del menú (§4.1), tras</w:t>
       </w:r>
     </w:p>
     <w:p>
@@ -6851,31 +10472,10 @@
       </w:pPr>
       <w:r>
         <w:rPr>
-          <w:b/>
-          <w:sz w:val="21"/>
-        </w:rPr>
-        <w:t>(b) Las dos puntas ABREN su verde DISTINTO:</w:t>
-      </w:r>
-      <w:r>
-        <w:rPr>
-          <w:b w:val="0"/>
-          <w:sz w:val="21"/>
-        </w:rPr>
-        <w:t xml:space="preserve"> el Poste 1 fuerza el verde —</w:t>
-      </w:r>
-      <w:r>
-        <w:rPr>
-          <w:b/>
-          <w:sz w:val="21"/>
-        </w:rPr>
-        <w:t>sin ámbar</w:t>
-      </w:r>
-      <w:r>
-        <w:rPr>
-          <w:b w:val="0"/>
-          <w:sz w:val="21"/>
-        </w:rPr>
-        <w:t>—, el Poste 2 pasa por la</w:t>
+          <w:b w:val="0"/>
+          <w:sz w:val="21"/>
+        </w:rPr>
+        <w:t>arrancar reloj, respaldo, ~~mando y~~ Bluetooth, con una espera de dos segundos en medio y el cabezal apagado.</w:t>
       </w:r>
     </w:p>
     <w:p>
@@ -6887,26 +10487,48 @@
           <w:b w:val="0"/>
           <w:sz w:val="21"/>
         </w:rPr>
-        <w:t>transición con ámbar; no es cosmético, porque el Maestro apoya su cuenta de margen en el ámbar con que el Esclavo</w:t>
+        <w:t xml:space="preserve">⚠️ </w:t>
+      </w:r>
+      <w:r>
+        <w:rPr>
+          <w:b/>
+          <w:sz w:val="21"/>
+        </w:rPr>
+        <w:t>Esa espera ya NO es la bienvenida del LCD</w:t>
+      </w:r>
+      <w:r>
+        <w:rPr>
+          <w:b w:val="0"/>
+          <w:sz w:val="21"/>
+        </w:rPr>
+        <w:t>: sobrevive porque su motivo escrito es el watchdog.</w:t>
       </w:r>
     </w:p>
     <w:p>
       <w:pPr>
-        <w:spacing w:after="120"/>
-      </w:pPr>
-      <w:r>
-        <w:rPr>
-          <w:b w:val="0"/>
-          <w:sz w:val="21"/>
-        </w:rPr>
-        <w:t xml:space="preserve">abre. ⚠️ </w:t>
+        <w:pStyle w:val="ListNumber"/>
+        <w:spacing w:after="60"/>
+      </w:pPr>
+      <w:r>
+        <w:rPr>
+          <w:b w:val="0"/>
+          <w:sz w:val="21"/>
+        </w:rPr>
+        <w:t xml:space="preserve">⚠️ </w:t>
       </w:r>
       <w:r>
         <w:rPr>
           <w:b/>
           <w:sz w:val="21"/>
         </w:rPr>
-        <w:t>No confundir con la asimetría de la SALIDA a ámbar, que sí está razonada.</w:t>
+        <w:t>El backstop de verde máximo está dimensionado contra un máximo que ya no existe.</w:t>
+      </w:r>
+      <w:r>
+        <w:rPr>
+          <w:b w:val="0"/>
+          <w:sz w:val="21"/>
+        </w:rPr>
+        <w:t xml:space="preserve"> Su comentario lo justifica</w:t>
       </w:r>
     </w:p>
     <w:p>
@@ -6915,14 +10537,40 @@
       </w:pPr>
       <w:r>
         <w:rPr>
-          <w:rFonts w:ascii="Consolas" w:hAnsi="Consolas"/>
-          <w:sz w:val="21"/>
-        </w:rPr>
-        <w:t>grep -n "DEG_VERDE_SEG\|forzarVerde" 01_Firmware/{Maestro,Esclavo}/src/modo_degradado.cpp</w:t>
+          <w:b w:val="0"/>
+          <w:sz w:val="21"/>
+        </w:rPr>
+        <w:t>*«por encima del máximo configurable (99 min)»* y el máximo real hoy es el del rango vial: protege en la dirección</w:t>
       </w:r>
     </w:p>
     <w:p>
       <w:pPr>
+        <w:spacing w:after="120"/>
+      </w:pPr>
+      <w:r>
+        <w:rPr>
+          <w:b w:val="0"/>
+          <w:sz w:val="21"/>
+        </w:rPr>
+        <w:t>segura, pero mucho más laxo de lo que su razón pide — una razón caducada (</w:t>
+      </w:r>
+      <w:r>
+        <w:rPr>
+          <w:rFonts w:ascii="Consolas" w:hAnsi="Consolas"/>
+          <w:sz w:val="21"/>
+        </w:rPr>
+        <w:t>CLAUDE.md</w:t>
+      </w:r>
+      <w:r>
+        <w:rPr>
+          <w:b w:val="0"/>
+          <w:sz w:val="21"/>
+        </w:rPr>
+        <w:t xml:space="preserve"> §6).</w:t>
+      </w:r>
+    </w:p>
+    <w:p>
+      <w:pPr>
         <w:pStyle w:val="ListNumber"/>
         <w:spacing w:after="60"/>
       </w:pPr>
@@ -6931,21 +10579,35 @@
           <w:b w:val="0"/>
           <w:sz w:val="21"/>
         </w:rPr>
-        <w:t xml:space="preserve">⚠️ </w:t>
+        <w:t xml:space="preserve">🟢 </w:t>
       </w:r>
       <w:r>
         <w:rPr>
           <w:b/>
           <w:sz w:val="21"/>
         </w:rPr>
-        <w:t>Los dos plazos de la máquina de luces son LITERALES sin nombre</w:t>
-      </w:r>
-      <w:r>
-        <w:rPr>
-          <w:b w:val="0"/>
-          <w:sz w:val="21"/>
-        </w:rPr>
-        <w:t>, dentro de la función que la avanza:</w:t>
+        <w:t>CERRADO POR `D-44` (`f9cad1f`) — ~~el Modo Hora es inalcanzable~~.</w:t>
+      </w:r>
+      <w:r>
+        <w:rPr>
+          <w:b w:val="0"/>
+          <w:sz w:val="21"/>
+        </w:rPr>
+        <w:t xml:space="preserve"> Salió entero: </w:t>
+      </w:r>
+      <w:r>
+        <w:rPr>
+          <w:rFonts w:ascii="Consolas" w:hAnsi="Consolas"/>
+          <w:sz w:val="21"/>
+        </w:rPr>
+        <w:t>modo_hora.cpp</w:t>
+      </w:r>
+      <w:r>
+        <w:rPr>
+          <w:b w:val="0"/>
+          <w:sz w:val="21"/>
+        </w:rPr>
+        <w:t xml:space="preserve"> y</w:t>
       </w:r>
     </w:p>
     <w:p>
@@ -6954,10 +10616,45 @@
       </w:pPr>
       <w:r>
         <w:rPr>
-          <w:b w:val="0"/>
-          <w:sz w:val="21"/>
-        </w:rPr>
-        <w:t>el ámbar de transición y el medio periodo del parpadeo de fallo. No se pueden citar, ni vigilar por</w:t>
+          <w:rFonts w:ascii="Consolas" w:hAnsi="Consolas"/>
+          <w:sz w:val="21"/>
+        </w:rPr>
+        <w:t>modo_hora.h</w:t>
+      </w:r>
+      <w:r>
+        <w:rPr>
+          <w:b w:val="0"/>
+          <w:sz w:val="21"/>
+        </w:rPr>
+        <w:t xml:space="preserve"> borrados y </w:t>
+      </w:r>
+      <w:r>
+        <w:rPr>
+          <w:rFonts w:ascii="Consolas" w:hAnsi="Consolas"/>
+          <w:sz w:val="21"/>
+        </w:rPr>
+        <w:t>MODO_HORA</w:t>
+      </w:r>
+      <w:r>
+        <w:rPr>
+          <w:b w:val="0"/>
+          <w:sz w:val="21"/>
+        </w:rPr>
+        <w:t xml:space="preserve"> fuera del enum. Nunca tuvo </w:t>
+      </w:r>
+      <w:r>
+        <w:rPr>
+          <w:rFonts w:ascii="Consolas" w:hAnsi="Consolas"/>
+          <w:sz w:val="21"/>
+        </w:rPr>
+        <w:t>SET_MODO:HORA</w:t>
+      </w:r>
+      <w:r>
+        <w:rPr>
+          <w:b w:val="0"/>
+          <w:sz w:val="21"/>
+        </w:rPr>
+        <w:t>; su único armador era la navegación</w:t>
       </w:r>
     </w:p>
     <w:p>
@@ -6969,14 +10666,49 @@
           <w:b w:val="0"/>
           <w:sz w:val="21"/>
         </w:rPr>
-        <w:t xml:space="preserve">símbolo, ni releer desde un pack. </w:t>
+        <w:t xml:space="preserve">del menú. El andamio de </w:t>
       </w:r>
       <w:r>
         <w:rPr>
           <w:rFonts w:ascii="Consolas" w:hAnsi="Consolas"/>
           <w:sz w:val="21"/>
         </w:rPr>
-        <w:t>grep -n "ahora - tCambio &gt;=" 01_Firmware/Maestro/src/semaforo.cpp</w:t>
+        <w:t>SFTY-20</w:t>
+      </w:r>
+      <w:r>
+        <w:rPr>
+          <w:b w:val="0"/>
+          <w:sz w:val="21"/>
+        </w:rPr>
+        <w:t xml:space="preserve"> (horario nocturno) vive en </w:t>
+      </w:r>
+      <w:r>
+        <w:rPr>
+          <w:rFonts w:ascii="Consolas" w:hAnsi="Consolas"/>
+          <w:sz w:val="21"/>
+        </w:rPr>
+        <w:t>reloj.*</w:t>
+      </w:r>
+      <w:r>
+        <w:rPr>
+          <w:b w:val="0"/>
+          <w:sz w:val="21"/>
+        </w:rPr>
+        <w:t xml:space="preserve"> (</w:t>
+      </w:r>
+      <w:r>
+        <w:rPr>
+          <w:rFonts w:ascii="Consolas" w:hAnsi="Consolas"/>
+          <w:sz w:val="21"/>
+        </w:rPr>
+        <w:t>reloj_esHorarioNocturno()</w:t>
+      </w:r>
+      <w:r>
+        <w:rPr>
+          <w:b w:val="0"/>
+          <w:sz w:val="21"/>
+        </w:rPr>
+        <w:t>).</w:t>
       </w:r>
     </w:p>
     <w:p>
@@ -6989,33 +10721,69 @@
           <w:b w:val="0"/>
           <w:sz w:val="21"/>
         </w:rPr>
-        <w:t xml:space="preserve">⚠️ </w:t>
+        <w:t xml:space="preserve">🟢 </w:t>
       </w:r>
       <w:r>
         <w:rPr>
           <w:b/>
           <w:sz w:val="21"/>
         </w:rPr>
-        <w:t>El Poste 1 arranca A OSCURAS y el Poste 2 no.</w:t>
-      </w:r>
-      <w:r>
-        <w:rPr>
-          <w:b w:val="0"/>
-          <w:sz w:val="21"/>
-        </w:rPr>
-        <w:t xml:space="preserve"> El arranque del coordinador arranca el semáforo —que **apaga</w:t>
+        <w:t>CERRADO POR `D-44` (`f9cad1f`) — ~~`semaforo_toggle()` sin llamador~~.</w:t>
+      </w:r>
+      <w:r>
+        <w:rPr>
+          <w:b w:val="0"/>
+          <w:sz w:val="21"/>
+        </w:rPr>
+        <w:t xml:space="preserve"> Salió de las dos puntas.</w:t>
       </w:r>
     </w:p>
     <w:p>
       <w:pPr>
-        <w:spacing w:after="120"/>
-      </w:pPr>
-      <w:r>
-        <w:rPr>
-          <w:b w:val="0"/>
-          <w:sz w:val="21"/>
-        </w:rPr>
-        <w:t>las tres luces**— y el primer rojo no llega hasta que el menú fuerza el todo-rojo, tras arrancar reloj, respaldo,</w:t>
+        <w:pStyle w:val="ListNumber"/>
+        <w:spacing w:after="60"/>
+      </w:pPr>
+      <w:r>
+        <w:rPr>
+          <w:b w:val="0"/>
+          <w:sz w:val="21"/>
+        </w:rPr>
+        <w:t>🟡 ~~EL ARRANQUE ENTRA EN MENÚ Y DEBE ENTRAR EN ÁMBAR (</w:t>
+      </w:r>
+      <w:r>
+        <w:rPr>
+          <w:rFonts w:ascii="Consolas" w:hAnsi="Consolas"/>
+          <w:sz w:val="21"/>
+        </w:rPr>
+        <w:t>D-40</w:t>
+      </w:r>
+      <w:r>
+        <w:rPr>
+          <w:b w:val="0"/>
+          <w:sz w:val="21"/>
+        </w:rPr>
+        <w:t xml:space="preserve">, </w:t>
+      </w:r>
+      <w:r>
+        <w:rPr>
+          <w:rFonts w:ascii="Consolas" w:hAnsi="Consolas"/>
+          <w:sz w:val="21"/>
+        </w:rPr>
+        <w:t>N-169</w:t>
+      </w:r>
+      <w:r>
+        <w:rPr>
+          <w:b w:val="0"/>
+          <w:sz w:val="21"/>
+        </w:rPr>
+        <w:t xml:space="preserve">)~~ → </w:t>
+      </w:r>
+      <w:r>
+        <w:rPr>
+          <w:b/>
+          <w:sz w:val="21"/>
+        </w:rPr>
+        <w:t>construido en el Poste 1</w:t>
       </w:r>
     </w:p>
     <w:p>
@@ -7027,7 +10795,21 @@
           <w:b w:val="0"/>
           <w:sz w:val="21"/>
         </w:rPr>
-        <w:t>~~mando y~~ Bluetooth, con una espera de dos segundos en medio y el cabezal apagado. ⚠️ **Esa espera ya NO es la</w:t>
+        <w:t xml:space="preserve">(§4.1), </w:t>
+      </w:r>
+      <w:r>
+        <w:rPr>
+          <w:b/>
+          <w:sz w:val="21"/>
+        </w:rPr>
+        <w:t>sin banco ni tarjeta</w:t>
+      </w:r>
+      <w:r>
+        <w:rPr>
+          <w:b w:val="0"/>
+          <w:sz w:val="21"/>
+        </w:rPr>
+        <w:t>. El Poste 2 no cambia por diseño (§4.1). ~~Riesgo abierto: un poste</w:t>
       </w:r>
     </w:p>
     <w:p>
@@ -7039,11 +10821,70 @@
           <w:b w:val="0"/>
           <w:sz w:val="21"/>
         </w:rPr>
-        <w:t>bienvenida del LCD**: sobrevive porque su motivo escrito es el watchdog.</w:t>
+        <w:t xml:space="preserve">en rojo fijo por hora perdida que sufre un corte arranca en ámbar, verde contra ámbar~~ → **cerrado por </w:t>
+      </w:r>
+      <w:r>
+        <w:rPr>
+          <w:rFonts w:ascii="Consolas" w:hAnsi="Consolas"/>
+          <w:sz w:val="21"/>
+        </w:rPr>
+        <w:t>D-47</w:t>
+      </w:r>
+      <w:r>
+        <w:rPr>
+          <w:b w:val="0"/>
+          <w:sz w:val="21"/>
+        </w:rPr>
+        <w:t xml:space="preserve"> en</w:t>
       </w:r>
     </w:p>
     <w:p>
       <w:pPr>
+        <w:spacing w:after="120"/>
+      </w:pPr>
+      <w:r>
+        <w:rPr>
+          <w:rFonts w:ascii="Consolas" w:hAnsi="Consolas"/>
+          <w:sz w:val="21"/>
+        </w:rPr>
+        <w:t>cda33df</w:t>
+      </w:r>
+      <w:r>
+        <w:rPr>
+          <w:b w:val="0"/>
+          <w:sz w:val="21"/>
+        </w:rPr>
+        <w:t>, sin banco</w:t>
+      </w:r>
+      <w:r>
+        <w:rPr>
+          <w:b/>
+          <w:sz w:val="21"/>
+        </w:rPr>
+        <w:t xml:space="preserve"> (§4.1): vuelve al rojo fijo. 🔴 </w:t>
+      </w:r>
+      <w:r>
+        <w:rPr>
+          <w:b w:val="0"/>
+          <w:sz w:val="21"/>
+        </w:rPr>
+        <w:t>Abierto:** el arranque del Poste 1 en ese rojo no lo</w:t>
+      </w:r>
+    </w:p>
+    <w:p>
+      <w:pPr>
+        <w:spacing w:after="120"/>
+      </w:pPr>
+      <w:r>
+        <w:rPr>
+          <w:b w:val="0"/>
+          <w:sz w:val="21"/>
+        </w:rPr>
+        <w:t>ejerce ningún arnés; el del Poste 2, la fila 19.</w:t>
+      </w:r>
+    </w:p>
+    <w:p>
+      <w:pPr>
         <w:pStyle w:val="ListNumber"/>
         <w:spacing w:after="60"/>
       </w:pPr>
@@ -7052,21 +10893,21 @@
           <w:b w:val="0"/>
           <w:sz w:val="21"/>
         </w:rPr>
-        <w:t xml:space="preserve">⚠️ </w:t>
+        <w:t xml:space="preserve">🟡 </w:t>
       </w:r>
       <w:r>
         <w:rPr>
           <w:b/>
           <w:sz w:val="21"/>
         </w:rPr>
-        <w:t>El backstop de verde máximo está dimensionado contra un máximo que ya no existe.</w:t>
-      </w:r>
-      <w:r>
-        <w:rPr>
-          <w:b w:val="0"/>
-          <w:sz w:val="21"/>
-        </w:rPr>
-        <w:t xml:space="preserve"> Su comentario lo justifica</w:t>
+        <w:t>EL AMARILLO DE CIERRE (`D-45`, `N-174`): CONSTRUIDO EN `cda33df`, SIN BANCO NI TARJETA</w:t>
+      </w:r>
+      <w:r>
+        <w:rPr>
+          <w:b w:val="0"/>
+          <w:sz w:val="21"/>
+        </w:rPr>
+        <w:t xml:space="preserve"> *(el</w:t>
       </w:r>
     </w:p>
     <w:p>
@@ -7078,37 +10919,1223 @@
           <w:b w:val="0"/>
           <w:sz w:val="21"/>
         </w:rPr>
-        <w:t>*«por encima del máximo configurable (99 min)»* y el máximo real hoy es el del rango vial: protege en la dirección</w:t>
+        <w:t>comportamiento, §3.2 y SPEC 2 §2.2.bis, §4, §7, §8 (e.bis); la pluma, SPEC 8 §1)*. Lo que hizo, por símbolo:</w:t>
       </w:r>
     </w:p>
     <w:p>
       <w:pPr>
-        <w:spacing w:after="120"/>
-      </w:pPr>
-      <w:r>
-        <w:rPr>
-          <w:b w:val="0"/>
-          <w:sz w:val="21"/>
-        </w:rPr>
-        <w:t>segura, pero mucho más laxo de lo que su razón pide — una razón caducada (</w:t>
+        <w:pStyle w:val="ListBullet"/>
+        <w:spacing w:after="60"/>
+        <w:ind w:left="720"/>
+      </w:pPr>
+      <w:r>
+        <w:rPr>
+          <w:b/>
+          <w:sz w:val="21"/>
+        </w:rPr>
+        <w:t>Semáforo, las dos puntas</w:t>
+      </w:r>
+      <w:r>
+        <w:rPr>
+          <w:b w:val="0"/>
+          <w:sz w:val="21"/>
+        </w:rPr>
+        <w:t xml:space="preserve">: sale </w:t>
       </w:r>
       <w:r>
         <w:rPr>
           <w:rFonts w:ascii="Consolas" w:hAnsi="Consolas"/>
           <w:sz w:val="21"/>
         </w:rPr>
-        <w:t>CLAUDE.md</w:t>
-      </w:r>
-      <w:r>
-        <w:rPr>
-          <w:b w:val="0"/>
-          <w:sz w:val="21"/>
-        </w:rPr>
-        <w:t xml:space="preserve"> §6).</w:t>
+        <w:t>semaforo_iniciarTransicionAVerde()</w:t>
+      </w:r>
+      <w:r>
+        <w:rPr>
+          <w:b w:val="0"/>
+          <w:sz w:val="21"/>
+        </w:rPr>
+        <w:t xml:space="preserve"> y su literal de 4 s; entra</w:t>
       </w:r>
     </w:p>
     <w:p>
       <w:pPr>
+        <w:spacing w:after="120"/>
+      </w:pPr>
+      <w:r>
+        <w:rPr>
+          <w:rFonts w:ascii="Consolas" w:hAnsi="Consolas"/>
+          <w:sz w:val="21"/>
+        </w:rPr>
+        <w:t>iniciarTransicionARojo()</w:t>
+      </w:r>
+      <w:r>
+        <w:rPr>
+          <w:b w:val="0"/>
+          <w:sz w:val="21"/>
+        </w:rPr>
+        <w:t xml:space="preserve"> (estática); </w:t>
+      </w:r>
+      <w:r>
+        <w:rPr>
+          <w:rFonts w:ascii="Consolas" w:hAnsi="Consolas"/>
+          <w:sz w:val="21"/>
+        </w:rPr>
+        <w:t>semaforo_forzarRojo()</w:t>
+      </w:r>
+      <w:r>
+        <w:rPr>
+          <w:b w:val="0"/>
+          <w:sz w:val="21"/>
+        </w:rPr>
+        <w:t xml:space="preserve"> y </w:t>
+      </w:r>
+      <w:r>
+        <w:rPr>
+          <w:rFonts w:ascii="Consolas" w:hAnsi="Consolas"/>
+          <w:sz w:val="21"/>
+        </w:rPr>
+        <w:t>semaforo_forzarVerde()</w:t>
+      </w:r>
+      <w:r>
+        <w:rPr>
+          <w:b w:val="0"/>
+          <w:sz w:val="21"/>
+        </w:rPr>
+        <w:t xml:space="preserve"> respetan el cierre en</w:t>
+      </w:r>
+    </w:p>
+    <w:p>
+      <w:pPr>
+        <w:spacing w:after="120"/>
+      </w:pPr>
+      <w:r>
+        <w:rPr>
+          <w:b w:val="0"/>
+          <w:sz w:val="21"/>
+        </w:rPr>
+        <w:t xml:space="preserve">curso; </w:t>
+      </w:r>
+      <w:r>
+        <w:rPr>
+          <w:rFonts w:ascii="Consolas" w:hAnsi="Consolas"/>
+          <w:sz w:val="21"/>
+        </w:rPr>
+        <w:t>luzPideArriba</w:t>
+      </w:r>
+      <w:r>
+        <w:rPr>
+          <w:b w:val="0"/>
+          <w:sz w:val="21"/>
+        </w:rPr>
+        <w:t xml:space="preserve"> gana </w:t>
+      </w:r>
+      <w:r>
+        <w:rPr>
+          <w:rFonts w:ascii="Consolas" w:hAnsi="Consolas"/>
+          <w:sz w:val="21"/>
+        </w:rPr>
+        <w:t>S_AMARILLO</w:t>
+      </w:r>
+      <w:r>
+        <w:rPr>
+          <w:b w:val="0"/>
+          <w:sz w:val="21"/>
+        </w:rPr>
+        <w:t xml:space="preserve">; </w:t>
+      </w:r>
+      <w:r>
+        <w:rPr>
+          <w:rFonts w:ascii="Consolas" w:hAnsi="Consolas"/>
+          <w:sz w:val="21"/>
+        </w:rPr>
+        <w:t>terminarTestLeds()</w:t>
+      </w:r>
+      <w:r>
+        <w:rPr>
+          <w:b w:val="0"/>
+          <w:sz w:val="21"/>
+        </w:rPr>
+        <w:t xml:space="preserve"> repinta el cierre; </w:t>
+      </w:r>
+      <w:r>
+        <w:rPr>
+          <w:rFonts w:ascii="Consolas" w:hAnsi="Consolas"/>
+          <w:sz w:val="21"/>
+        </w:rPr>
+        <w:t>semaforo_toggle()</w:t>
+      </w:r>
+      <w:r>
+        <w:rPr>
+          <w:b w:val="0"/>
+          <w:sz w:val="21"/>
+        </w:rPr>
+        <w:t xml:space="preserve"> sólo</w:t>
+      </w:r>
+    </w:p>
+    <w:p>
+      <w:pPr>
+        <w:spacing w:after="120"/>
+      </w:pPr>
+      <w:r>
+        <w:rPr>
+          <w:b w:val="0"/>
+          <w:sz w:val="21"/>
+        </w:rPr>
+        <w:t>alterna rojo y verde.</w:t>
+      </w:r>
+    </w:p>
+    <w:p>
+      <w:pPr>
+        <w:pStyle w:val="ListBullet"/>
+        <w:spacing w:after="60"/>
+        <w:ind w:left="720"/>
+      </w:pPr>
+      <w:r>
+        <w:rPr>
+          <w:b/>
+          <w:sz w:val="21"/>
+        </w:rPr>
+        <w:t>Coordinador del Poste 1</w:t>
+      </w:r>
+      <w:r>
+        <w:rPr>
+          <w:b w:val="0"/>
+          <w:sz w:val="21"/>
+        </w:rPr>
+        <w:t xml:space="preserve">: las tres puertas al verde propio abren con </w:t>
+      </w:r>
+      <w:r>
+        <w:rPr>
+          <w:rFonts w:ascii="Consolas" w:hAnsi="Consolas"/>
+          <w:sz w:val="21"/>
+        </w:rPr>
+        <w:t>semaforo_forzarVerde()</w:t>
+      </w:r>
+      <w:r>
+        <w:rPr>
+          <w:b w:val="0"/>
+          <w:sz w:val="21"/>
+        </w:rPr>
+        <w:t xml:space="preserve">; </w:t>
+      </w:r>
+      <w:r>
+        <w:rPr>
+          <w:rFonts w:ascii="Consolas" w:hAnsi="Consolas"/>
+          <w:sz w:val="21"/>
+        </w:rPr>
+        <w:t>QV_MASTER</w:t>
+      </w:r>
+    </w:p>
+    <w:p>
+      <w:pPr>
+        <w:spacing w:after="120"/>
+      </w:pPr>
+      <w:r>
+        <w:rPr>
+          <w:b w:val="0"/>
+          <w:sz w:val="21"/>
+        </w:rPr>
+        <w:t xml:space="preserve">cierra por el amarillo y </w:t>
+      </w:r>
+      <w:r>
+        <w:rPr>
+          <w:rFonts w:ascii="Consolas" w:hAnsi="Consolas"/>
+          <w:sz w:val="21"/>
+        </w:rPr>
+        <w:t>C_MASTER_A_ROJO</w:t>
+      </w:r>
+      <w:r>
+        <w:rPr>
+          <w:b w:val="0"/>
+          <w:sz w:val="21"/>
+        </w:rPr>
+        <w:t xml:space="preserve"> espera el rojo estable; </w:t>
+      </w:r>
+      <w:r>
+        <w:rPr>
+          <w:rFonts w:ascii="Consolas" w:hAnsi="Consolas"/>
+          <w:sz w:val="21"/>
+        </w:rPr>
+        <w:t>tRef</w:t>
+      </w:r>
+      <w:r>
+        <w:rPr>
+          <w:b w:val="0"/>
+          <w:sz w:val="21"/>
+        </w:rPr>
+        <w:t xml:space="preserve"> se renueva al acabar el amarillo y al</w:t>
+      </w:r>
+    </w:p>
+    <w:p>
+      <w:pPr>
+        <w:spacing w:after="120"/>
+      </w:pPr>
+      <w:r>
+        <w:rPr>
+          <w:b w:val="0"/>
+          <w:sz w:val="21"/>
+        </w:rPr>
+        <w:t xml:space="preserve">llegar el </w:t>
+      </w:r>
+      <w:r>
+        <w:rPr>
+          <w:rFonts w:ascii="Consolas" w:hAnsi="Consolas"/>
+          <w:sz w:val="21"/>
+        </w:rPr>
+        <w:t>CMD_ACK_RED</w:t>
+      </w:r>
+      <w:r>
+        <w:rPr>
+          <w:b w:val="0"/>
+          <w:sz w:val="21"/>
+        </w:rPr>
+        <w:t xml:space="preserve"> en reposo; </w:t>
+      </w:r>
+      <w:r>
+        <w:rPr>
+          <w:rFonts w:ascii="Consolas" w:hAnsi="Consolas"/>
+          <w:sz w:val="21"/>
+        </w:rPr>
+        <w:t>C_ESPERANDO_ACK_RED</w:t>
+      </w:r>
+      <w:r>
+        <w:rPr>
+          <w:b w:val="0"/>
+          <w:sz w:val="21"/>
+        </w:rPr>
+        <w:t xml:space="preserve"> espera la primera vez </w:t>
+      </w:r>
+      <w:r>
+        <w:rPr>
+          <w:rFonts w:ascii="Consolas" w:hAnsi="Consolas"/>
+          <w:sz w:val="21"/>
+        </w:rPr>
+        <w:t>TIMEOUT_ACK_MS + AMARILLO_MS</w:t>
+      </w:r>
+      <w:r>
+        <w:rPr>
+          <w:b w:val="0"/>
+          <w:sz w:val="21"/>
+        </w:rPr>
+        <w:t>;</w:t>
+      </w:r>
+    </w:p>
+    <w:p>
+      <w:pPr>
+        <w:spacing w:after="120"/>
+      </w:pPr>
+      <w:r>
+        <w:rPr>
+          <w:rFonts w:ascii="Consolas" w:hAnsi="Consolas"/>
+          <w:sz w:val="21"/>
+        </w:rPr>
+        <w:t>puedeSostenerVerde()</w:t>
+      </w:r>
+      <w:r>
+        <w:rPr>
+          <w:b w:val="0"/>
+          <w:sz w:val="21"/>
+        </w:rPr>
+        <w:t xml:space="preserve"> y sus </w:t>
+      </w:r>
+      <w:r>
+        <w:rPr>
+          <w:rFonts w:ascii="Consolas" w:hAnsi="Consolas"/>
+          <w:sz w:val="21"/>
+        </w:rPr>
+        <w:t>static_assert</w:t>
+      </w:r>
+      <w:r>
+        <w:rPr>
+          <w:b w:val="0"/>
+          <w:sz w:val="21"/>
+        </w:rPr>
+        <w:t xml:space="preserve"> llevan </w:t>
+      </w:r>
+      <w:r>
+        <w:rPr>
+          <w:rFonts w:ascii="Consolas" w:hAnsi="Consolas"/>
+          <w:sz w:val="21"/>
+        </w:rPr>
+        <w:t>AMARILLO_MS</w:t>
+      </w:r>
+      <w:r>
+        <w:rPr>
+          <w:b w:val="0"/>
+          <w:sz w:val="21"/>
+        </w:rPr>
+        <w:t xml:space="preserve"> (SPEC 2 §4, §9).</w:t>
+      </w:r>
+    </w:p>
+    <w:p>
+      <w:pPr>
+        <w:pStyle w:val="ListBullet"/>
+        <w:spacing w:after="60"/>
+        <w:ind w:left="720"/>
+      </w:pPr>
+      <w:r>
+        <w:rPr>
+          <w:b/>
+          <w:sz w:val="21"/>
+        </w:rPr>
+        <w:t>Bucle del Poste 2</w:t>
+      </w:r>
+      <w:r>
+        <w:rPr>
+          <w:b w:val="0"/>
+          <w:sz w:val="21"/>
+        </w:rPr>
+        <w:t xml:space="preserve">: </w:t>
+      </w:r>
+      <w:r>
+        <w:rPr>
+          <w:rFonts w:ascii="Consolas" w:hAnsi="Consolas"/>
+          <w:sz w:val="21"/>
+        </w:rPr>
+        <w:t>CMD_GO_RED</w:t>
+      </w:r>
+      <w:r>
+        <w:rPr>
+          <w:b w:val="0"/>
+          <w:sz w:val="21"/>
+        </w:rPr>
+        <w:t xml:space="preserve"> acusa el rojo encendido (</w:t>
+      </w:r>
+      <w:r>
+        <w:rPr>
+          <w:rFonts w:ascii="Consolas" w:hAnsi="Consolas"/>
+          <w:sz w:val="21"/>
+        </w:rPr>
+        <w:t>ackRojoPendiente</w:t>
+      </w:r>
+      <w:r>
+        <w:rPr>
+          <w:b w:val="0"/>
+          <w:sz w:val="21"/>
+        </w:rPr>
+        <w:t xml:space="preserve">); </w:t>
+      </w:r>
+      <w:r>
+        <w:rPr>
+          <w:rFonts w:ascii="Consolas" w:hAnsi="Consolas"/>
+          <w:sz w:val="21"/>
+        </w:rPr>
+        <w:t>CMD_GO_GREEN</w:t>
+      </w:r>
+      <w:r>
+        <w:rPr>
+          <w:b w:val="0"/>
+          <w:sz w:val="21"/>
+        </w:rPr>
+        <w:t xml:space="preserve"> ni reabre ni</w:t>
+      </w:r>
+    </w:p>
+    <w:p>
+      <w:pPr>
+        <w:spacing w:after="120"/>
+      </w:pPr>
+      <w:r>
+        <w:rPr>
+          <w:b w:val="0"/>
+          <w:sz w:val="21"/>
+        </w:rPr>
+        <w:t xml:space="preserve">acusa sobre el amarillo; </w:t>
+      </w:r>
+      <w:r>
+        <w:rPr>
+          <w:rFonts w:ascii="Consolas" w:hAnsi="Consolas"/>
+          <w:sz w:val="21"/>
+        </w:rPr>
+        <w:t>SUELTA_VERDE_MS</w:t>
+      </w:r>
+      <w:r>
+        <w:rPr>
+          <w:b w:val="0"/>
+          <w:sz w:val="21"/>
+        </w:rPr>
+        <w:t xml:space="preserve"> resta </w:t>
+      </w:r>
+      <w:r>
+        <w:rPr>
+          <w:rFonts w:ascii="Consolas" w:hAnsi="Consolas"/>
+          <w:sz w:val="21"/>
+        </w:rPr>
+        <w:t>AMARILLO_SEG</w:t>
+      </w:r>
+      <w:r>
+        <w:rPr>
+          <w:b w:val="0"/>
+          <w:sz w:val="21"/>
+        </w:rPr>
+        <w:t xml:space="preserve">; </w:t>
+      </w:r>
+      <w:r>
+        <w:rPr>
+          <w:rFonts w:ascii="Consolas" w:hAnsi="Consolas"/>
+          <w:sz w:val="21"/>
+        </w:rPr>
+        <w:t>tInicioVerdeEsclavo</w:t>
+      </w:r>
+      <w:r>
+        <w:rPr>
+          <w:b w:val="0"/>
+          <w:sz w:val="21"/>
+        </w:rPr>
+        <w:t xml:space="preserve"> sólo en </w:t>
+      </w:r>
+      <w:r>
+        <w:rPr>
+          <w:rFonts w:ascii="Consolas" w:hAnsi="Consolas"/>
+          <w:sz w:val="21"/>
+        </w:rPr>
+        <w:t>S_VERDE</w:t>
+      </w:r>
+      <w:r>
+        <w:rPr>
+          <w:b w:val="0"/>
+          <w:sz w:val="21"/>
+        </w:rPr>
+        <w:t>.</w:t>
+      </w:r>
+    </w:p>
+    <w:p>
+      <w:pPr>
+        <w:pStyle w:val="ListBullet"/>
+        <w:spacing w:after="60"/>
+        <w:ind w:left="720"/>
+      </w:pPr>
+      <w:r>
+        <w:rPr>
+          <w:b/>
+          <w:sz w:val="21"/>
+        </w:rPr>
+        <w:t>Degradado</w:t>
+      </w:r>
+      <w:r>
+        <w:rPr>
+          <w:b w:val="0"/>
+          <w:sz w:val="21"/>
+        </w:rPr>
+        <w:t xml:space="preserve">: </w:t>
+      </w:r>
+      <w:r>
+        <w:rPr>
+          <w:rFonts w:ascii="Consolas" w:hAnsi="Consolas"/>
+          <w:sz w:val="21"/>
+        </w:rPr>
+        <w:t>ciclo_degradado.h</w:t>
+      </w:r>
+      <w:r>
+        <w:rPr>
+          <w:b w:val="0"/>
+          <w:sz w:val="21"/>
+        </w:rPr>
+        <w:t xml:space="preserve"> en seis fases (</w:t>
+      </w:r>
+      <w:r>
+        <w:rPr>
+          <w:rFonts w:ascii="Consolas" w:hAnsi="Consolas"/>
+          <w:sz w:val="21"/>
+        </w:rPr>
+        <w:t>FD_AMARILLO_MAESTRO</w:t>
+      </w:r>
+      <w:r>
+        <w:rPr>
+          <w:b w:val="0"/>
+          <w:sz w:val="21"/>
+        </w:rPr>
+        <w:t xml:space="preserve">, </w:t>
+      </w:r>
+      <w:r>
+        <w:rPr>
+          <w:rFonts w:ascii="Consolas" w:hAnsi="Consolas"/>
+          <w:sz w:val="21"/>
+        </w:rPr>
+        <w:t>FD_AMARILLO_ESCLAVO</w:t>
+      </w:r>
+      <w:r>
+        <w:rPr>
+          <w:b w:val="0"/>
+          <w:sz w:val="21"/>
+        </w:rPr>
+        <w:t>,</w:t>
+      </w:r>
+    </w:p>
+    <w:p>
+      <w:pPr>
+        <w:spacing w:after="120"/>
+      </w:pPr>
+      <w:r>
+        <w:rPr>
+          <w:rFonts w:ascii="Consolas" w:hAnsi="Consolas"/>
+          <w:sz w:val="21"/>
+        </w:rPr>
+        <w:t>ciclo_degradado_faseCruda()</w:t>
+      </w:r>
+      <w:r>
+        <w:rPr>
+          <w:b w:val="0"/>
+          <w:sz w:val="21"/>
+        </w:rPr>
+        <w:t xml:space="preserve">), </w:t>
+      </w:r>
+      <w:r>
+        <w:rPr>
+          <w:rFonts w:ascii="Consolas" w:hAnsi="Consolas"/>
+          <w:sz w:val="21"/>
+        </w:rPr>
+        <w:t>aplicarLuz()</w:t>
+      </w:r>
+      <w:r>
+        <w:rPr>
+          <w:b w:val="0"/>
+          <w:sz w:val="21"/>
+        </w:rPr>
+        <w:t xml:space="preserve"> del Poste 2 abre directo, los todo-rojo cuentan desde el rojo, y</w:t>
+      </w:r>
+    </w:p>
+    <w:p>
+      <w:pPr>
+        <w:spacing w:after="120"/>
+      </w:pPr>
+      <w:r>
+        <w:rPr>
+          <w:b w:val="0"/>
+          <w:sz w:val="21"/>
+        </w:rPr>
+        <w:t>el testigo se rechaza también durante el amarillo (</w:t>
+      </w:r>
+      <w:r>
+        <w:rPr>
+          <w:rFonts w:ascii="Consolas" w:hAnsi="Consolas"/>
+          <w:sz w:val="21"/>
+        </w:rPr>
+        <w:t>MDT_EN_VERDE</w:t>
+      </w:r>
+      <w:r>
+        <w:rPr>
+          <w:b w:val="0"/>
+          <w:sz w:val="21"/>
+        </w:rPr>
+        <w:t xml:space="preserve">, </w:t>
+      </w:r>
+      <w:r>
+        <w:rPr>
+          <w:rFonts w:ascii="Consolas" w:hAnsi="Consolas"/>
+          <w:sz w:val="21"/>
+        </w:rPr>
+        <w:t>DEG_RECHAZO_T_EN_VERDE</w:t>
+      </w:r>
+      <w:r>
+        <w:rPr>
+          <w:b w:val="0"/>
+          <w:sz w:val="21"/>
+        </w:rPr>
+        <w:t>).</w:t>
+      </w:r>
+    </w:p>
+    <w:p>
+      <w:pPr>
+        <w:pStyle w:val="ListBullet"/>
+        <w:spacing w:after="60"/>
+        <w:ind w:left="720"/>
+      </w:pPr>
+      <w:r>
+        <w:rPr>
+          <w:b/>
+          <w:sz w:val="21"/>
+        </w:rPr>
+        <w:t>La pluma</w:t>
+      </w:r>
+      <w:r>
+        <w:rPr>
+          <w:b w:val="0"/>
+          <w:sz w:val="21"/>
+        </w:rPr>
+        <w:t xml:space="preserve">: </w:t>
+      </w:r>
+      <w:r>
+        <w:rPr>
+          <w:rFonts w:ascii="Consolas" w:hAnsi="Consolas"/>
+          <w:sz w:val="21"/>
+        </w:rPr>
+        <w:t>PLUMA_RETARDO_BAJADA_MS</w:t>
+      </w:r>
+      <w:r>
+        <w:rPr>
+          <w:b w:val="0"/>
+          <w:sz w:val="21"/>
+        </w:rPr>
+        <w:t xml:space="preserve"> y su </w:t>
+      </w:r>
+      <w:r>
+        <w:rPr>
+          <w:rFonts w:ascii="Consolas" w:hAnsi="Consolas"/>
+          <w:sz w:val="21"/>
+        </w:rPr>
+        <w:t>static_assert</w:t>
+      </w:r>
+      <w:r>
+        <w:rPr>
+          <w:b w:val="0"/>
+          <w:sz w:val="21"/>
+        </w:rPr>
+        <w:t xml:space="preserve"> contra </w:t>
+      </w:r>
+      <w:r>
+        <w:rPr>
+          <w:rFonts w:ascii="Consolas" w:hAnsi="Consolas"/>
+          <w:sz w:val="21"/>
+        </w:rPr>
+        <w:t>DESPEJE_SEG_MIN</w:t>
+      </w:r>
+      <w:r>
+        <w:rPr>
+          <w:b w:val="0"/>
+          <w:sz w:val="21"/>
+        </w:rPr>
+        <w:t xml:space="preserve"> no cambian (SPEC 8 §1).</w:t>
+      </w:r>
+    </w:p>
+    <w:p>
+      <w:pPr>
+        <w:pStyle w:val="ListBullet"/>
+        <w:spacing w:after="60"/>
+        <w:ind w:left="720"/>
+      </w:pPr>
+      <w:r>
+        <w:rPr>
+          <w:b/>
+          <w:sz w:val="21"/>
+        </w:rPr>
+        <w:t>Instrumentos invertidos en el mismo commit</w:t>
+      </w:r>
+      <w:r>
+        <w:rPr>
+          <w:b w:val="0"/>
+          <w:sz w:val="21"/>
+        </w:rPr>
+        <w:t xml:space="preserve"> (</w:t>
+      </w:r>
+      <w:r>
+        <w:rPr>
+          <w:rFonts w:ascii="Consolas" w:hAnsi="Consolas"/>
+          <w:sz w:val="21"/>
+        </w:rPr>
+        <w:t>CLAUDE.md</w:t>
+      </w:r>
+      <w:r>
+        <w:rPr>
+          <w:b w:val="0"/>
+          <w:sz w:val="21"/>
+        </w:rPr>
+        <w:t xml:space="preserve"> §9): </w:t>
+      </w:r>
+      <w:r>
+        <w:rPr>
+          <w:rFonts w:ascii="Consolas" w:hAnsi="Consolas"/>
+          <w:sz w:val="21"/>
+        </w:rPr>
+        <w:t>arnes_automatico.cpp</w:t>
+      </w:r>
+      <w:r>
+        <w:rPr>
+          <w:b w:val="0"/>
+          <w:sz w:val="21"/>
+        </w:rPr>
+        <w:t xml:space="preserve">, </w:t>
+      </w:r>
+      <w:r>
+        <w:rPr>
+          <w:rFonts w:ascii="Consolas" w:hAnsi="Consolas"/>
+          <w:sz w:val="21"/>
+        </w:rPr>
+        <w:t>orquestador.cpp</w:t>
+      </w:r>
+      <w:r>
+        <w:rPr>
+          <w:b w:val="0"/>
+          <w:sz w:val="21"/>
+        </w:rPr>
+        <w:t>,</w:t>
+      </w:r>
+    </w:p>
+    <w:p>
+      <w:pPr>
+        <w:spacing w:after="120"/>
+      </w:pPr>
+      <w:r>
+        <w:rPr>
+          <w:rFonts w:ascii="Consolas" w:hAnsi="Consolas"/>
+          <w:sz w:val="21"/>
+        </w:rPr>
+        <w:t>orquestador_degradado.cpp</w:t>
+      </w:r>
+      <w:r>
+        <w:rPr>
+          <w:b w:val="0"/>
+          <w:sz w:val="21"/>
+        </w:rPr>
+        <w:t xml:space="preserve">, </w:t>
+      </w:r>
+      <w:r>
+        <w:rPr>
+          <w:rFonts w:ascii="Consolas" w:hAnsi="Consolas"/>
+          <w:sz w:val="21"/>
+        </w:rPr>
+        <w:t>orquestador_deg_auto2.inc</w:t>
+      </w:r>
+      <w:r>
+        <w:rPr>
+          <w:b w:val="0"/>
+          <w:sz w:val="21"/>
+        </w:rPr>
+        <w:t xml:space="preserve">, </w:t>
+      </w:r>
+      <w:r>
+        <w:rPr>
+          <w:rFonts w:ascii="Consolas" w:hAnsi="Consolas"/>
+          <w:sz w:val="21"/>
+        </w:rPr>
+        <w:t>arnes_ciclo.cpp</w:t>
+      </w:r>
+      <w:r>
+        <w:rPr>
+          <w:b w:val="0"/>
+          <w:sz w:val="21"/>
+        </w:rPr>
+        <w:t xml:space="preserve">, los modelos </w:t>
+      </w:r>
+      <w:r>
+        <w:rPr>
+          <w:rFonts w:ascii="Consolas" w:hAnsi="Consolas"/>
+          <w:sz w:val="21"/>
+        </w:rPr>
+        <w:t>esclavo.py</w:t>
+      </w:r>
+      <w:r>
+        <w:rPr>
+          <w:b w:val="0"/>
+          <w:sz w:val="21"/>
+        </w:rPr>
+        <w:t xml:space="preserve"> y</w:t>
+      </w:r>
+    </w:p>
+    <w:p>
+      <w:pPr>
+        <w:spacing w:after="120"/>
+      </w:pPr>
+      <w:r>
+        <w:rPr>
+          <w:rFonts w:ascii="Consolas" w:hAnsi="Consolas"/>
+          <w:sz w:val="21"/>
+        </w:rPr>
+        <w:t>costura.py</w:t>
+      </w:r>
+      <w:r>
+        <w:rPr>
+          <w:b w:val="0"/>
+          <w:sz w:val="21"/>
+        </w:rPr>
+        <w:t xml:space="preserve"> y los packs </w:t>
+      </w:r>
+      <w:r>
+        <w:rPr>
+          <w:rFonts w:ascii="Consolas" w:hAnsi="Consolas"/>
+          <w:sz w:val="21"/>
+        </w:rPr>
+        <w:t>barrera_04</w:t>
+      </w:r>
+      <w:r>
+        <w:rPr>
+          <w:b w:val="0"/>
+          <w:sz w:val="21"/>
+        </w:rPr>
+        <w:t xml:space="preserve">, </w:t>
+      </w:r>
+      <w:r>
+        <w:rPr>
+          <w:rFonts w:ascii="Consolas" w:hAnsi="Consolas"/>
+          <w:sz w:val="21"/>
+        </w:rPr>
+        <w:t>camara_03</w:t>
+      </w:r>
+      <w:r>
+        <w:rPr>
+          <w:b w:val="0"/>
+          <w:sz w:val="21"/>
+        </w:rPr>
+        <w:t xml:space="preserve">, </w:t>
+      </w:r>
+      <w:r>
+        <w:rPr>
+          <w:rFonts w:ascii="Consolas" w:hAnsi="Consolas"/>
+          <w:sz w:val="21"/>
+        </w:rPr>
+        <w:t>costura_09</w:t>
+      </w:r>
+      <w:r>
+        <w:rPr>
+          <w:b w:val="0"/>
+          <w:sz w:val="21"/>
+        </w:rPr>
+        <w:t xml:space="preserve">, </w:t>
+      </w:r>
+      <w:r>
+        <w:rPr>
+          <w:rFonts w:ascii="Consolas" w:hAnsi="Consolas"/>
+          <w:sz w:val="21"/>
+        </w:rPr>
+        <w:t>costura_10</w:t>
+      </w:r>
+      <w:r>
+        <w:rPr>
+          <w:b w:val="0"/>
+          <w:sz w:val="21"/>
+        </w:rPr>
+        <w:t xml:space="preserve">, </w:t>
+      </w:r>
+      <w:r>
+        <w:rPr>
+          <w:rFonts w:ascii="Consolas" w:hAnsi="Consolas"/>
+          <w:sz w:val="21"/>
+        </w:rPr>
+        <w:t>costura_12</w:t>
+      </w:r>
+      <w:r>
+        <w:rPr>
+          <w:b w:val="0"/>
+          <w:sz w:val="21"/>
+        </w:rPr>
+        <w:t xml:space="preserve">, </w:t>
+      </w:r>
+      <w:r>
+        <w:rPr>
+          <w:rFonts w:ascii="Consolas" w:hAnsi="Consolas"/>
+          <w:sz w:val="21"/>
+        </w:rPr>
+        <w:t>esclavo_01</w:t>
+      </w:r>
+      <w:r>
+        <w:rPr>
+          <w:b w:val="0"/>
+          <w:sz w:val="21"/>
+        </w:rPr>
+        <w:t>,</w:t>
+      </w:r>
+    </w:p>
+    <w:p>
+      <w:pPr>
+        <w:spacing w:after="120"/>
+      </w:pPr>
+      <w:r>
+        <w:rPr>
+          <w:rFonts w:ascii="Consolas" w:hAnsi="Consolas"/>
+          <w:sz w:val="21"/>
+        </w:rPr>
+        <w:t>esp32_13</w:t>
+      </w:r>
+      <w:r>
+        <w:rPr>
+          <w:b w:val="0"/>
+          <w:sz w:val="21"/>
+        </w:rPr>
+        <w:t xml:space="preserve"> y </w:t>
+      </w:r>
+      <w:r>
+        <w:rPr>
+          <w:rFonts w:ascii="Consolas" w:hAnsi="Consolas"/>
+          <w:sz w:val="21"/>
+        </w:rPr>
+        <w:t>maestro_09</w:t>
+      </w:r>
+      <w:r>
+        <w:rPr>
+          <w:b w:val="0"/>
+          <w:sz w:val="21"/>
+        </w:rPr>
+        <w:t xml:space="preserve">. </w:t>
+      </w:r>
+      <w:r>
+        <w:rPr>
+          <w:b/>
+          <w:sz w:val="21"/>
+        </w:rPr>
+        <w:t>No tocados</w:t>
+      </w:r>
+      <w:r>
+        <w:rPr>
+          <w:b w:val="0"/>
+          <w:sz w:val="21"/>
+        </w:rPr>
+        <w:t xml:space="preserve"> y que el censo del 02/10 nombraba: </w:t>
+      </w:r>
+      <w:r>
+        <w:rPr>
+          <w:rFonts w:ascii="Consolas" w:hAnsi="Consolas"/>
+          <w:sz w:val="21"/>
+        </w:rPr>
+        <w:t>barrera_02_dos_puntas</w:t>
+      </w:r>
+      <w:r>
+        <w:rPr>
+          <w:b w:val="0"/>
+          <w:sz w:val="21"/>
+        </w:rPr>
+        <w:t>,</w:t>
+      </w:r>
+    </w:p>
+    <w:p>
+      <w:pPr>
+        <w:spacing w:after="120"/>
+      </w:pPr>
+      <w:r>
+        <w:rPr>
+          <w:rFonts w:ascii="Consolas" w:hAnsi="Consolas"/>
+          <w:sz w:val="21"/>
+        </w:rPr>
+        <w:t>costura_06_reanudacion</w:t>
+      </w:r>
+      <w:r>
+        <w:rPr>
+          <w:b w:val="0"/>
+          <w:sz w:val="21"/>
+        </w:rPr>
+        <w:t xml:space="preserve">, </w:t>
+      </w:r>
+      <w:r>
+        <w:rPr>
+          <w:rFonts w:ascii="Consolas" w:hAnsi="Consolas"/>
+          <w:sz w:val="21"/>
+        </w:rPr>
+        <w:t>esclavo_03_par_config</w:t>
+      </w:r>
+      <w:r>
+        <w:rPr>
+          <w:b w:val="0"/>
+          <w:sz w:val="21"/>
+        </w:rPr>
+        <w:t xml:space="preserve">, </w:t>
+      </w:r>
+      <w:r>
+        <w:rPr>
+          <w:rFonts w:ascii="Consolas" w:hAnsi="Consolas"/>
+          <w:sz w:val="21"/>
+        </w:rPr>
+        <w:t>esclavo_06_no_abre_paso</w:t>
+      </w:r>
+      <w:r>
+        <w:rPr>
+          <w:b w:val="0"/>
+          <w:sz w:val="21"/>
+        </w:rPr>
+        <w:t xml:space="preserve">, </w:t>
+      </w:r>
+      <w:r>
+        <w:rPr>
+          <w:rFonts w:ascii="Consolas" w:hAnsi="Consolas"/>
+          <w:sz w:val="21"/>
+        </w:rPr>
+        <w:t>app_04_valores_de_status</w:t>
+      </w:r>
+      <w:r>
+        <w:rPr>
+          <w:b w:val="0"/>
+          <w:sz w:val="21"/>
+        </w:rPr>
+        <w:t xml:space="preserve"> y</w:t>
+      </w:r>
+    </w:p>
+    <w:p>
+      <w:pPr>
+        <w:spacing w:after="120"/>
+      </w:pPr>
+      <w:r>
+        <w:rPr>
+          <w:rFonts w:ascii="Consolas" w:hAnsi="Consolas"/>
+          <w:sz w:val="21"/>
+        </w:rPr>
+        <w:t>adaptador_esclavo.cpp</w:t>
+      </w:r>
+      <w:r>
+        <w:rPr>
+          <w:b w:val="0"/>
+          <w:sz w:val="21"/>
+        </w:rPr>
+        <w:t xml:space="preserve"> (sólo un comentario); su revisión no se ha hecho aquí.</w:t>
+      </w:r>
+    </w:p>
+    <w:p>
+      <w:pPr>
+        <w:pStyle w:val="ListBullet"/>
+        <w:spacing w:after="60"/>
+        <w:ind w:left="720"/>
+      </w:pPr>
+      <w:r>
+        <w:rPr>
+          <w:b w:val="0"/>
+          <w:sz w:val="21"/>
+        </w:rPr>
+        <w:t xml:space="preserve">🔴 </w:t>
+      </w:r>
+      <w:r>
+        <w:rPr>
+          <w:b/>
+          <w:sz w:val="21"/>
+        </w:rPr>
+        <w:t>LO QUE QUEDA ABIERTO:</w:t>
+      </w:r>
+      <w:r>
+        <w:rPr>
+          <w:b w:val="0"/>
+          <w:sz w:val="21"/>
+        </w:rPr>
+        <w:t xml:space="preserve"> </w:t>
+      </w:r>
+      <w:r>
+        <w:rPr>
+          <w:b/>
+          <w:sz w:val="21"/>
+        </w:rPr>
+        <w:t>(1)</w:t>
+      </w:r>
+      <w:r>
+        <w:rPr>
+          <w:b w:val="0"/>
+          <w:sz w:val="21"/>
+        </w:rPr>
+        <w:t xml:space="preserve"> el borde de la desigualdad (B) del presupuesto de radio (SPEC 2 §2.2.bis,</w:t>
+      </w:r>
+    </w:p>
+    <w:p>
+      <w:pPr>
+        <w:spacing w:after="120"/>
+      </w:pPr>
+      <w:r>
+        <w:rPr>
+          <w:b w:val="0"/>
+          <w:sz w:val="21"/>
+        </w:rPr>
+        <w:t xml:space="preserve">§9); </w:t>
+      </w:r>
+      <w:r>
+        <w:rPr>
+          <w:b/>
+          <w:sz w:val="21"/>
+        </w:rPr>
+        <w:t>(2)</w:t>
+      </w:r>
+      <w:r>
+        <w:rPr>
+          <w:b w:val="0"/>
+          <w:sz w:val="21"/>
+        </w:rPr>
+        <w:t xml:space="preserve"> </w:t>
+      </w:r>
+      <w:r>
+        <w:rPr>
+          <w:rFonts w:ascii="Consolas" w:hAnsi="Consolas"/>
+          <w:sz w:val="21"/>
+        </w:rPr>
+        <w:t>ESC:AMARILLO</w:t>
+      </w:r>
+      <w:r>
+        <w:rPr>
+          <w:b w:val="0"/>
+          <w:sz w:val="21"/>
+        </w:rPr>
+        <w:t xml:space="preserve"> no se construyó: </w:t>
+      </w:r>
+      <w:r>
+        <w:rPr>
+          <w:rFonts w:ascii="Consolas" w:hAnsi="Consolas"/>
+          <w:sz w:val="21"/>
+        </w:rPr>
+        <w:t>ESC:</w:t>
+      </w:r>
+      <w:r>
+        <w:rPr>
+          <w:b w:val="0"/>
+          <w:sz w:val="21"/>
+        </w:rPr>
+        <w:t xml:space="preserve"> dice </w:t>
+      </w:r>
+      <w:r>
+        <w:rPr>
+          <w:rFonts w:ascii="Consolas" w:hAnsi="Consolas"/>
+          <w:sz w:val="21"/>
+        </w:rPr>
+        <w:t>VERDE</w:t>
+      </w:r>
+      <w:r>
+        <w:rPr>
+          <w:b w:val="0"/>
+          <w:sz w:val="21"/>
+        </w:rPr>
+        <w:t xml:space="preserve"> hasta el </w:t>
+      </w:r>
+      <w:r>
+        <w:rPr>
+          <w:rFonts w:ascii="Consolas" w:hAnsi="Consolas"/>
+          <w:sz w:val="21"/>
+        </w:rPr>
+        <w:t>CMD_ACK_RED</w:t>
+      </w:r>
+      <w:r>
+        <w:rPr>
+          <w:b w:val="0"/>
+          <w:sz w:val="21"/>
+        </w:rPr>
+        <w:t xml:space="preserve"> (SPEC 4 §6). Cerrados</w:t>
+      </w:r>
+    </w:p>
+    <w:p>
+      <w:pPr>
+        <w:spacing w:after="120"/>
+      </w:pPr>
+      <w:r>
+        <w:rPr>
+          <w:b w:val="0"/>
+          <w:sz w:val="21"/>
+        </w:rPr>
+        <w:t xml:space="preserve">después: la app dice con la luz en </w:t>
+      </w:r>
+      <w:r>
+        <w:rPr>
+          <w:rFonts w:ascii="Consolas" w:hAnsi="Consolas"/>
+          <w:sz w:val="21"/>
+        </w:rPr>
+        <w:t>AMARILLO</w:t>
+      </w:r>
+      <w:r>
+        <w:rPr>
+          <w:b w:val="0"/>
+          <w:sz w:val="21"/>
+        </w:rPr>
+        <w:t xml:space="preserve"> «amarillo de cierre: baja al pasar a rojo», y la cabecera de</w:t>
+      </w:r>
+    </w:p>
+    <w:p>
+      <w:pPr>
+        <w:spacing w:after="120"/>
+      </w:pPr>
+      <w:r>
+        <w:rPr>
+          <w:rFonts w:ascii="Consolas" w:hAnsi="Consolas"/>
+          <w:sz w:val="21"/>
+        </w:rPr>
+        <w:t>modo_manual.cpp</w:t>
+      </w:r>
+      <w:r>
+        <w:rPr>
+          <w:b w:val="0"/>
+          <w:sz w:val="21"/>
+        </w:rPr>
+        <w:t xml:space="preserve"> y los *«25 s»* ya no están en el fuente.</w:t>
+      </w:r>
+    </w:p>
+    <w:p>
+      <w:pPr>
         <w:pStyle w:val="ListNumber"/>
         <w:spacing w:after="60"/>
       </w:pPr>
@@ -7117,21 +12144,35 @@
           <w:b w:val="0"/>
           <w:sz w:val="21"/>
         </w:rPr>
-        <w:t xml:space="preserve">⚠️ </w:t>
+        <w:t xml:space="preserve">🟢 </w:t>
       </w:r>
       <w:r>
         <w:rPr>
           <w:b/>
           <w:sz w:val="21"/>
         </w:rPr>
-        <w:t>El Modo Hora es inalcanzable, y de ningún modo se sale por botón.</w:t>
-      </w:r>
-      <w:r>
-        <w:rPr>
-          <w:b w:val="0"/>
-          <w:sz w:val="21"/>
-        </w:rPr>
-        <w:t xml:space="preserve"> Los botones de aceptar y cancelar</w:t>
+        <w:t>CERRADO POR `D-46` (`f9cad1f`, 02/10; sin banco) — SALEN DOS ÓRDENES.</w:t>
+      </w:r>
+      <w:r>
+        <w:rPr>
+          <w:b w:val="0"/>
+          <w:sz w:val="21"/>
+        </w:rPr>
+        <w:t xml:space="preserve"> </w:t>
+      </w:r>
+      <w:r>
+        <w:rPr>
+          <w:rFonts w:ascii="Consolas" w:hAnsi="Consolas"/>
+          <w:sz w:val="21"/>
+        </w:rPr>
+        <w:t>SOLICITAR_PASO</w:t>
+      </w:r>
+      <w:r>
+        <w:rPr>
+          <w:b w:val="0"/>
+          <w:sz w:val="21"/>
+        </w:rPr>
+        <w:t xml:space="preserve"> del Poste 2 y</w:t>
       </w:r>
     </w:p>
     <w:p>
@@ -7140,52 +12181,45 @@
       </w:pPr>
       <w:r>
         <w:rPr>
-          <w:b w:val="0"/>
-          <w:sz w:val="21"/>
-        </w:rPr>
-        <w:t xml:space="preserve">devuelven </w:t>
-      </w:r>
-      <w:r>
-        <w:rPr>
           <w:rFonts w:ascii="Consolas" w:hAnsi="Consolas"/>
           <w:sz w:val="21"/>
         </w:rPr>
-        <w:t>false</w:t>
-      </w:r>
-      <w:r>
-        <w:rPr>
-          <w:b w:val="0"/>
-          <w:sz w:val="21"/>
-        </w:rPr>
-        <w:t xml:space="preserve"> </w:t>
-      </w:r>
-      <w:r>
-        <w:rPr>
-          <w:b/>
-          <w:sz w:val="21"/>
-        </w:rPr>
-        <w:t>siempre</w:t>
-      </w:r>
-      <w:r>
-        <w:rPr>
-          <w:b w:val="0"/>
-          <w:sz w:val="21"/>
-        </w:rPr>
-        <w:t xml:space="preserve"> en las dos puntas desde que sus pines pasaron a ser cámaras: </w:t>
-      </w:r>
-      <w:r>
-        <w:rPr>
-          <w:b/>
-          <w:sz w:val="21"/>
-        </w:rPr>
-        <w:t>todas</w:t>
-      </w:r>
-      <w:r>
-        <w:rPr>
-          <w:b w:val="0"/>
-          <w:sz w:val="21"/>
-        </w:rPr>
-        <w:t xml:space="preserve"> las</w:t>
+        <w:t>SET_MODO:DEGRADADO</w:t>
+      </w:r>
+      <w:r>
+        <w:rPr>
+          <w:b w:val="0"/>
+          <w:sz w:val="21"/>
+        </w:rPr>
+        <w:t xml:space="preserve"> de las dos puntas ya no tienen rama en </w:t>
+      </w:r>
+      <w:r>
+        <w:rPr>
+          <w:rFonts w:ascii="Consolas" w:hAnsi="Consolas"/>
+          <w:sz w:val="21"/>
+        </w:rPr>
+        <w:t>procesarComando()</w:t>
+      </w:r>
+      <w:r>
+        <w:rPr>
+          <w:b w:val="0"/>
+          <w:sz w:val="21"/>
+        </w:rPr>
+        <w:t xml:space="preserve">: caen en el </w:t>
+      </w:r>
+      <w:r>
+        <w:rPr>
+          <w:rFonts w:ascii="Consolas" w:hAnsi="Consolas"/>
+          <w:sz w:val="21"/>
+        </w:rPr>
+        <w:t>else</w:t>
+      </w:r>
+      <w:r>
+        <w:rPr>
+          <w:b w:val="0"/>
+          <w:sz w:val="21"/>
+        </w:rPr>
+        <w:t xml:space="preserve"> final y</w:t>
       </w:r>
     </w:p>
     <w:p>
@@ -7197,21 +12231,35 @@
           <w:b w:val="0"/>
           <w:sz w:val="21"/>
         </w:rPr>
-        <w:t xml:space="preserve">ramas que los consultan son código muerto, sólo se sale por app ~~o por mando~~, y no hay </w:t>
+        <w:t xml:space="preserve">responden </w:t>
       </w:r>
       <w:r>
         <w:rPr>
           <w:rFonts w:ascii="Consolas" w:hAnsi="Consolas"/>
           <w:sz w:val="21"/>
         </w:rPr>
-        <w:t>SET_MODO:HORA</w:t>
-      </w:r>
-      <w:r>
-        <w:rPr>
-          <w:b w:val="0"/>
-          <w:sz w:val="21"/>
-        </w:rPr>
-        <w:t>.</w:t>
+        <w:t>$ERR,CMD:DESCONOCIDO,DESC:COMANDO_NO_SOPORTADO</w:t>
+      </w:r>
+      <w:r>
+        <w:rPr>
+          <w:b w:val="0"/>
+          <w:sz w:val="21"/>
+        </w:rPr>
+        <w:t xml:space="preserve"> (</w:t>
+      </w:r>
+      <w:r>
+        <w:rPr>
+          <w:rFonts w:ascii="Consolas" w:hAnsi="Consolas"/>
+          <w:sz w:val="21"/>
+        </w:rPr>
+        <w:t>..._EN_ESCLAVO</w:t>
+      </w:r>
+      <w:r>
+        <w:rPr>
+          <w:b w:val="0"/>
+          <w:sz w:val="21"/>
+        </w:rPr>
+        <w:t xml:space="preserve"> en el Poste 2). El paso se da con</w:t>
       </w:r>
     </w:p>
     <w:p>
@@ -7220,65 +12268,57 @@
       </w:pPr>
       <w:r>
         <w:rPr>
+          <w:b w:val="0"/>
+          <w:sz w:val="21"/>
+        </w:rPr>
+        <w:t xml:space="preserve">Manual y DAR PASO (§8) y el Degradado se pide con el testigo </w:t>
+      </w:r>
+      <w:r>
+        <w:rPr>
           <w:rFonts w:ascii="Consolas" w:hAnsi="Consolas"/>
           <w:sz w:val="21"/>
         </w:rPr>
-        <w:t>grep -n "bool boton" 01_Firmware/{Maestro,Esclavo}/src/botones.cpp</w:t>
+        <w:t>SET_MODO:DEG_T</w:t>
+      </w:r>
+      <w:r>
+        <w:rPr>
+          <w:b w:val="0"/>
+          <w:sz w:val="21"/>
+        </w:rPr>
+        <w:t xml:space="preserve"> (SPEC 2 §7.bis). La puerta</w:t>
       </w:r>
     </w:p>
     <w:p>
       <w:pPr>
-        <w:pStyle w:val="ListNumber"/>
-        <w:spacing w:after="60"/>
-      </w:pPr>
-      <w:r>
-        <w:rPr>
-          <w:b w:val="0"/>
-          <w:sz w:val="21"/>
-        </w:rPr>
-        <w:t xml:space="preserve">⚠️ </w:t>
-      </w:r>
-      <w:r>
-        <w:rPr>
-          <w:b/>
-          <w:sz w:val="21"/>
-        </w:rPr>
-        <w:t>El conmutador de luz</w:t>
-      </w:r>
-      <w:r>
-        <w:rPr>
-          <w:b w:val="0"/>
-          <w:sz w:val="21"/>
-        </w:rPr>
-        <w:t xml:space="preserve"> (</w:t>
-      </w:r>
+        <w:spacing w:after="120"/>
+      </w:pPr>
       <w:r>
         <w:rPr>
           <w:rFonts w:ascii="Consolas" w:hAnsi="Consolas"/>
           <w:sz w:val="21"/>
         </w:rPr>
-        <w:t>semaforo_toggle()</w:t>
-      </w:r>
-      <w:r>
-        <w:rPr>
-          <w:b w:val="0"/>
-          <w:sz w:val="21"/>
-        </w:rPr>
-        <w:t xml:space="preserve">) </w:t>
-      </w:r>
-      <w:r>
-        <w:rPr>
-          <w:b/>
-          <w:sz w:val="21"/>
-        </w:rPr>
-        <w:t>no tiene ningún llamador</w:t>
-      </w:r>
-      <w:r>
-        <w:rPr>
-          <w:b w:val="0"/>
-          <w:sz w:val="21"/>
-        </w:rPr>
-        <w:t xml:space="preserve"> y **contiene la única</w:t>
+        <w:t>modo_degradado_evaluarEntrada()</w:t>
+      </w:r>
+      <w:r>
+        <w:rPr>
+          <w:b w:val="0"/>
+          <w:sz w:val="21"/>
+        </w:rPr>
+        <w:t xml:space="preserve"> y su </w:t>
+      </w:r>
+      <w:r>
+        <w:rPr>
+          <w:rFonts w:ascii="Consolas" w:hAnsi="Consolas"/>
+          <w:sz w:val="21"/>
+        </w:rPr>
+        <w:t>DEG_RECHAZO</w:t>
+      </w:r>
+      <w:r>
+        <w:rPr>
+          <w:b w:val="0"/>
+          <w:sz w:val="21"/>
+        </w:rPr>
+        <w:t xml:space="preserve"> del Poste 1 quedan inalcanzables y se conservan. **Se</w:t>
       </w:r>
     </w:p>
     <w:p>
@@ -7290,7 +12330,49 @@
           <w:b w:val="0"/>
           <w:sz w:val="21"/>
         </w:rPr>
-        <w:t>transición de fallo a verde** del firmware: hoy inerte, saca del ámbar intermitente sin pasar por rojo.</w:t>
+        <w:t xml:space="preserve">quedan** </w:t>
+      </w:r>
+      <w:r>
+        <w:rPr>
+          <w:rFonts w:ascii="Consolas" w:hAnsi="Consolas"/>
+          <w:sz w:val="21"/>
+        </w:rPr>
+        <w:t>J14</w:t>
+      </w:r>
+      <w:r>
+        <w:rPr>
+          <w:b w:val="0"/>
+          <w:sz w:val="21"/>
+        </w:rPr>
+        <w:t>/</w:t>
+      </w:r>
+      <w:r>
+        <w:rPr>
+          <w:rFonts w:ascii="Consolas" w:hAnsi="Consolas"/>
+          <w:sz w:val="21"/>
+        </w:rPr>
+        <w:t>PB0</w:t>
+      </w:r>
+      <w:r>
+        <w:rPr>
+          <w:b w:val="0"/>
+          <w:sz w:val="21"/>
+        </w:rPr>
+        <w:t xml:space="preserve"> (reservada al fin de carrera), el andamio </w:t>
+      </w:r>
+      <w:r>
+        <w:rPr>
+          <w:rFonts w:ascii="Consolas" w:hAnsi="Consolas"/>
+          <w:sz w:val="21"/>
+        </w:rPr>
+        <w:t>SFTY-20</w:t>
+      </w:r>
+      <w:r>
+        <w:rPr>
+          <w:b w:val="0"/>
+          <w:sz w:val="21"/>
+        </w:rPr>
+        <w:t xml:space="preserve"> y los pines de peatón y zumbador.</w:t>
       </w:r>
     </w:p>
     <w:p>
@@ -7902,7 +12984,63 @@
                 <w:b w:val="0"/>
                 <w:sz w:val="19"/>
               </w:rPr>
-              <w:t xml:space="preserve">; el menú sólo lo compila la fila 14, y </w:t>
+              <w:t xml:space="preserve">; ~~el menú sólo lo compila la fila 14~~ → </w:t>
+            </w:r>
+            <w:r>
+              <w:rPr>
+                <w:rFonts w:ascii="Consolas" w:hAnsi="Consolas"/>
+                <w:sz w:val="19"/>
+              </w:rPr>
+              <w:t>menu.cpp</w:t>
+            </w:r>
+            <w:r>
+              <w:rPr>
+                <w:b w:val="0"/>
+                <w:sz w:val="19"/>
+              </w:rPr>
+              <w:t xml:space="preserve"> (desde </w:t>
+            </w:r>
+            <w:r>
+              <w:rPr>
+                <w:rFonts w:ascii="Consolas" w:hAnsi="Consolas"/>
+                <w:sz w:val="19"/>
+              </w:rPr>
+              <w:t>D-44</w:t>
+            </w:r>
+            <w:r>
+              <w:rPr>
+                <w:b w:val="0"/>
+                <w:sz w:val="19"/>
+              </w:rPr>
+              <w:t xml:space="preserve">, sólo </w:t>
+            </w:r>
+            <w:r>
+              <w:rPr>
+                <w:rFonts w:ascii="Consolas" w:hAnsi="Consolas"/>
+                <w:sz w:val="19"/>
+              </w:rPr>
+              <w:t>menu_setup()</w:t>
+            </w:r>
+            <w:r>
+              <w:rPr>
+                <w:b w:val="0"/>
+                <w:sz w:val="19"/>
+              </w:rPr>
+              <w:t xml:space="preserve">) no lo compila nadie: los arneses lo sustituyen por un </w:t>
+            </w:r>
+            <w:r>
+              <w:rPr>
+                <w:rFonts w:ascii="Consolas" w:hAnsi="Consolas"/>
+                <w:sz w:val="19"/>
+              </w:rPr>
+              <w:t>menu_setup()</w:t>
+            </w:r>
+            <w:r>
+              <w:rPr>
+                <w:b w:val="0"/>
+                <w:sz w:val="19"/>
+              </w:rPr>
+              <w:t xml:space="preserve"> propio, y </w:t>
             </w:r>
             <w:r>
               <w:rPr>
@@ -8347,6 +13485,94 @@
           </w:p>
         </w:tc>
       </w:tr>
+      <w:tr>
+        <w:tc>
+          <w:tcPr>
+            <w:tcW w:type="dxa" w:w="4680"/>
+          </w:tcPr>
+          <w:p>
+            <w:r/>
+            <w:r>
+              <w:rPr>
+                <w:b/>
+                <w:sz w:val="19"/>
+              </w:rPr>
+              <w:t>El amarillo de cierre</w:t>
+            </w:r>
+            <w:r>
+              <w:rPr>
+                <w:b w:val="0"/>
+                <w:sz w:val="19"/>
+              </w:rPr>
+              <w:t xml:space="preserve"> (</w:t>
+            </w:r>
+            <w:r>
+              <w:rPr>
+                <w:rFonts w:ascii="Consolas" w:hAnsi="Consolas"/>
+                <w:sz w:val="19"/>
+              </w:rPr>
+              <w:t>D-45</w:t>
+            </w:r>
+            <w:r>
+              <w:rPr>
+                <w:b w:val="0"/>
+                <w:sz w:val="19"/>
+              </w:rPr>
+              <w:t>, §3.2)</w:t>
+            </w:r>
+          </w:p>
+        </w:tc>
+        <w:tc>
+          <w:tcPr>
+            <w:tcW w:type="dxa" w:w="4680"/>
+          </w:tcPr>
+          <w:p>
+            <w:r/>
+            <w:r>
+              <w:rPr>
+                <w:b w:val="0"/>
+                <w:sz w:val="19"/>
+              </w:rPr>
+              <w:t xml:space="preserve">✅ </w:t>
+            </w:r>
+            <w:r>
+              <w:rPr>
+                <w:b/>
+                <w:sz w:val="19"/>
+              </w:rPr>
+              <w:t>filas 17, 18 y 19</w:t>
+            </w:r>
+            <w:r>
+              <w:rPr>
+                <w:b w:val="0"/>
+                <w:sz w:val="19"/>
+              </w:rPr>
+              <w:t xml:space="preserve"> (rojo a verde directo, cierre por amarillo, el orden de la luz en las dos puntas y la fase del Degradado), con las pruebas que exigían lo contrario invertidas en </w:t>
+            </w:r>
+            <w:r>
+              <w:rPr>
+                <w:rFonts w:ascii="Consolas" w:hAnsi="Consolas"/>
+                <w:sz w:val="19"/>
+              </w:rPr>
+              <w:t>cda33df</w:t>
+            </w:r>
+            <w:r>
+              <w:rPr>
+                <w:b w:val="0"/>
+                <w:sz w:val="19"/>
+              </w:rPr>
+              <w:t xml:space="preserve"> · fila 15, la fase pura. Sin acta de compuerta sobre </w:t>
+            </w:r>
+            <w:r>
+              <w:rPr>
+                <w:rFonts w:ascii="Consolas" w:hAnsi="Consolas"/>
+                <w:sz w:val="19"/>
+              </w:rPr>
+              <w:t>cda33df</w:t>
+            </w:r>
+          </w:p>
+        </w:tc>
+      </w:tr>
     </w:tbl>
     <w:p>
       <w:pPr>
@@ -8359,17 +13585,48 @@
       </w:pPr>
       <w:r>
         <w:rPr>
-          <w:b/>
-          <w:sz w:val="21"/>
-        </w:rPr>
-        <w:t>Cuenta: ~~13 barreras — 8 ejecutadas~~ 12 barreras — 7 ejecutadas, 2 sin nadie, 3 partidas</w:t>
-      </w:r>
-      <w:r>
-        <w:rPr>
-          <w:b w:val="0"/>
-          <w:sz w:val="21"/>
-        </w:rPr>
-        <w:t xml:space="preserve"> *(15/09: sale la interceptación)*. Los dos rojos </w:t>
+          <w:b w:val="0"/>
+          <w:sz w:val="21"/>
+        </w:rPr>
+        <w:t>**Cuenta: ~~13 barreras — 8 ejecutadas~~ ~~12 barreras — 7 ejecutadas, 2 sin nadie, 3 partidas~~ 13 barreras — 8</w:t>
+      </w:r>
+    </w:p>
+    <w:p>
+      <w:pPr>
+        <w:spacing w:after="120"/>
+      </w:pPr>
+      <w:r>
+        <w:rPr>
+          <w:b w:val="0"/>
+          <w:sz w:val="21"/>
+        </w:rPr>
+        <w:t>ejecutadas, 2 sin nadie, 3 partidas** *(15/09: sale la interceptación; 02/10: entra el amarillo de cierre, en rojo</w:t>
+      </w:r>
+    </w:p>
+    <w:p>
+      <w:pPr>
+        <w:spacing w:after="120"/>
+      </w:pPr>
+      <w:r>
+        <w:rPr>
+          <w:b w:val="0"/>
+          <w:sz w:val="21"/>
+        </w:rPr>
+        <w:t xml:space="preserve">hasta </w:t>
+      </w:r>
+      <w:r>
+        <w:rPr>
+          <w:rFonts w:ascii="Consolas" w:hAnsi="Consolas"/>
+          <w:sz w:val="21"/>
+        </w:rPr>
+        <w:t>cda33df</w:t>
+      </w:r>
+      <w:r>
+        <w:rPr>
+          <w:b w:val="0"/>
+          <w:sz w:val="21"/>
+        </w:rPr>
+        <w:t xml:space="preserve"> y ejecutado desde entonces)*. Los otros dos rojos </w:t>
       </w:r>
       <w:r>
         <w:rPr>
